--- a/Use-Cases_4,6_GIANNIS.docx
+++ b/Use-Cases_4,6_GIANNIS.docx
@@ -143,16 +143,22 @@
         </w:numPr>
       </w:pPr>
       <w:r>
-        <w:t>Το σύστημα ελέγχει το</w:t>
-      </w:r>
-      <w:r>
-        <w:t xml:space="preserve"> ημερολόγιο</w:t>
-      </w:r>
-      <w:r>
-        <w:t xml:space="preserve"> του σπιτιού και εντοπίζει </w:t>
-      </w:r>
-      <w:r>
-        <w:t>τις εργασίες που πρέπει να εκτελεστούν την τρέχουσα περίοδο.</w:t>
+        <w:t xml:space="preserve">Ο χρήστης επιλέγει την ενότητα </w:t>
+      </w:r>
+      <w:r>
+        <w:t>“</w:t>
+      </w:r>
+      <w:r>
+        <w:rPr>
+          <w:lang w:val="en-US"/>
+        </w:rPr>
+        <w:t>CHORES</w:t>
+      </w:r>
+      <w:r>
+        <w:t>”</w:t>
+      </w:r>
+      <w:r>
+        <w:t>.</w:t>
       </w:r>
     </w:p>
     <w:p>
@@ -164,10 +170,10 @@
         </w:numPr>
       </w:pPr>
       <w:r>
-        <w:t xml:space="preserve">Το σύστημα ανακτά τη λίστα των ενεργών μελών της οικίας και το ιστορικό των </w:t>
-      </w:r>
-      <w:r>
-        <w:t>προηγούμενων αναθέσεων.</w:t>
+        <w:t xml:space="preserve">Το σύστημα εντοπίζει </w:t>
+      </w:r>
+      <w:r>
+        <w:t>τις εργασίες που πρέπει να εκτελεστούν την τρέχουσα περίοδο.</w:t>
       </w:r>
     </w:p>
     <w:p>
@@ -179,7 +185,10 @@
         </w:numPr>
       </w:pPr>
       <w:r>
-        <w:t>Το σύστημα ορίζει έναν υπεύθυνο για κάθε εργασία μέσω χρήσης δίκαιου αλγορίθμου κατανομής.</w:t>
+        <w:t xml:space="preserve">Το σύστημα ανακτά τη λίστα των ενεργών μελών της οικίας και το ιστορικό των </w:t>
+      </w:r>
+      <w:r>
+        <w:t>προηγούμενων αναθέσεων.</w:t>
       </w:r>
     </w:p>
     <w:p>
@@ -191,19 +200,7 @@
         </w:numPr>
       </w:pPr>
       <w:r>
-        <w:t xml:space="preserve">Το σύστημα ενημερώνει την κατάσταση της εργασίας σε </w:t>
-      </w:r>
-      <w:r>
-        <w:t>‘’</w:t>
-      </w:r>
-      <w:r>
-        <w:rPr>
-          <w:lang w:val="en-US"/>
-        </w:rPr>
-        <w:t>Pending</w:t>
-      </w:r>
-      <w:r>
-        <w:t>’’ και ορίζει την ημερομηνία λήξης.</w:t>
+        <w:t>Το σύστημα ορίζει έναν υπεύθυνο για κάθε εργασία μέσω χρήσης δίκαιου αλγορίθμου κατανομής.</w:t>
       </w:r>
     </w:p>
     <w:p>
@@ -215,7 +212,19 @@
         </w:numPr>
       </w:pPr>
       <w:r>
-        <w:t>Το σύστημα αποστέλλει ειδοποίηση στον υπεύθυνο χρήστη για τη νέα του υποχρέωση.</w:t>
+        <w:t xml:space="preserve">Το σύστημα ενημερώνει την κατάσταση της εργασίας σε </w:t>
+      </w:r>
+      <w:r>
+        <w:t>‘’</w:t>
+      </w:r>
+      <w:r>
+        <w:rPr>
+          <w:lang w:val="en-US"/>
+        </w:rPr>
+        <w:t>Pending</w:t>
+      </w:r>
+      <w:r>
+        <w:t>’’.</w:t>
       </w:r>
     </w:p>
     <w:p>
@@ -227,25 +236,7 @@
         </w:numPr>
       </w:pPr>
       <w:r>
-        <w:t xml:space="preserve">Ο χρήστης εισέρχεται στην εφαρμογή και επιλέγει την ενότητα </w:t>
-      </w:r>
-      <w:r>
-        <w:t>“</w:t>
-      </w:r>
-      <w:r>
-        <w:rPr>
-          <w:lang w:val="en-US"/>
-        </w:rPr>
-        <w:t>CHORES</w:t>
-      </w:r>
-      <w:r>
-        <w:t>”</w:t>
-      </w:r>
-      <w:r>
-        <w:t xml:space="preserve"> </w:t>
-      </w:r>
-      <w:r>
-        <w:t>για να δει τις λεπτομέρειες.</w:t>
+        <w:t>Το σύστημα αποστέλλει ειδοποίηση στον υπεύθυνο χρήστη για τη νέα του υποχρέωση.</w:t>
       </w:r>
     </w:p>
     <w:p>
@@ -302,7 +293,22 @@
         <w:t>Τ</w:t>
       </w:r>
       <w:r>
-        <w:t xml:space="preserve">ο σύστημα επαληθεύει την ολοκλήρωση </w:t>
+        <w:t xml:space="preserve">ο σύστημα </w:t>
+      </w:r>
+      <w:r>
+        <w:t>βλέπει</w:t>
+      </w:r>
+      <w:r>
+        <w:t xml:space="preserve"> </w:t>
+      </w:r>
+      <w:r>
+        <w:t xml:space="preserve">ότι η πλειοψηφία </w:t>
+      </w:r>
+      <w:r>
+        <w:t xml:space="preserve"> </w:t>
+      </w:r>
+      <w:r>
+        <w:t xml:space="preserve">συμφωνεί με την ολοκλήρωση της εργασίας </w:t>
       </w:r>
       <w:r>
         <w:t>και αποδίδει τους προβλεπόμενους πόντους στο προφίλ του χρήστη.</w:t>
@@ -398,7 +404,10 @@
         <w:ind w:left="360" w:firstLine="360"/>
       </w:pPr>
       <w:r>
-        <w:t>1.α.1 Ο χρήστης επιλέγει το</w:t>
+        <w:t>2</w:t>
+      </w:r>
+      <w:r>
+        <w:t>.α.1 Ο χρήστης επιλέγει το</w:t>
       </w:r>
       <w:r>
         <w:t xml:space="preserve"> </w:t>
@@ -418,55 +427,324 @@
     </w:p>
     <w:p>
       <w:pPr>
+        <w:ind w:left="720"/>
+      </w:pPr>
+      <w:r>
+        <w:t>2</w:t>
+      </w:r>
+      <w:r>
+        <w:t>.α.2 Το σύστημα εμφανίζει φόρμα εισαγωγής στοιχείων (όνομα εργασίας</w:t>
+      </w:r>
+      <w:r>
+        <w:t>(</w:t>
+      </w:r>
+      <w:r>
+        <w:rPr>
+          <w:lang w:val="en-US"/>
+        </w:rPr>
+        <w:t>NAME</w:t>
+      </w:r>
+      <w:r>
+        <w:t>)</w:t>
+      </w:r>
+      <w:r>
+        <w:t>, πόντοι</w:t>
+      </w:r>
+      <w:r>
+        <w:t>(</w:t>
+      </w:r>
+      <w:r>
+        <w:rPr>
+          <w:lang w:val="en-US"/>
+        </w:rPr>
+        <w:t>POINTS</w:t>
+      </w:r>
+      <w:r>
+        <w:t>)</w:t>
+      </w:r>
+      <w:r>
+        <w:t>, υπεύθυνος αν έχουν ήδη επιλεχθεί</w:t>
+      </w:r>
+      <w:r>
+        <w:t>(</w:t>
+      </w:r>
+      <w:r>
+        <w:rPr>
+          <w:lang w:val="en-US"/>
+        </w:rPr>
+        <w:t>DUTY</w:t>
+      </w:r>
+      <w:r>
+        <w:t>)</w:t>
+      </w:r>
+      <w:r>
+        <w:t>)</w:t>
+      </w:r>
+    </w:p>
+    <w:p>
+      <w:pPr>
+        <w:ind w:left="720"/>
+      </w:pPr>
+      <w:r>
+        <w:t>2</w:t>
+      </w:r>
+      <w:r>
+        <w:t>.α.3 Ο χρήστης επιβεβαιώνει την καταχώρηση</w:t>
+      </w:r>
+      <w:r>
+        <w:t>.</w:t>
+      </w:r>
+    </w:p>
+    <w:p>
+      <w:pPr>
+        <w:ind w:left="720"/>
+      </w:pPr>
+      <w:r>
+        <w:t>2.α.</w:t>
+      </w:r>
+      <w:r>
+        <w:t>4 Η</w:t>
+      </w:r>
+      <w:r>
+        <w:t xml:space="preserve"> περίπτωση χρήσης συνεχίζεται από το βήμα </w:t>
+      </w:r>
+      <w:r>
+        <w:t>5</w:t>
+      </w:r>
+      <w:r>
+        <w:t xml:space="preserve"> της βασικής ροής.</w:t>
+      </w:r>
+    </w:p>
+    <w:p>
+      <w:pPr>
+        <w:ind w:left="360"/>
+        <w:rPr>
+          <w:b/>
+          <w:bCs/>
+          <w:u w:val="single"/>
+        </w:rPr>
+      </w:pPr>
+      <w:r>
+        <w:rPr>
+          <w:b/>
+          <w:bCs/>
+          <w:u w:val="single"/>
+        </w:rPr>
+        <w:t>Εναλλακτική Ροή 2:</w:t>
+      </w:r>
+    </w:p>
+    <w:p>
+      <w:pPr>
+        <w:ind w:left="360" w:firstLine="360"/>
+      </w:pPr>
+      <w:r>
+        <w:t>2</w:t>
+      </w:r>
+      <w:r>
+        <w:t>.</w:t>
+      </w:r>
+      <w:r>
+        <w:t>β</w:t>
+      </w:r>
+      <w:r>
+        <w:t xml:space="preserve">.1 Ο χρήστης επιλέγει την εργασία του και πατάει </w:t>
+      </w:r>
+      <w:r>
+        <w:t xml:space="preserve">το </w:t>
+      </w:r>
+      <w:r>
+        <w:t>“</w:t>
+      </w:r>
+      <w:r>
+        <w:rPr>
+          <w:lang w:val="en-US"/>
+        </w:rPr>
+        <w:t>Swap</w:t>
+      </w:r>
+      <w:r>
+        <w:t>”</w:t>
+      </w:r>
+      <w:r>
+        <w:t>.</w:t>
+      </w:r>
+    </w:p>
+    <w:p>
+      <w:pPr>
+        <w:ind w:left="720"/>
+      </w:pPr>
+      <w:r>
+        <w:t>2</w:t>
+      </w:r>
+      <w:r>
+        <w:t>.</w:t>
+      </w:r>
+      <w:r>
+        <w:t>β</w:t>
+      </w:r>
+      <w:r>
+        <w:t>.</w:t>
+      </w:r>
+      <w:r>
+        <w:t xml:space="preserve">2 </w:t>
+      </w:r>
+      <w:r>
+        <w:t>Το σύστημα αναζητά εθελοντή μεταξύ των υπολοίπων μελών και στέλνει σχετική ειδοποίηση.</w:t>
+      </w:r>
+    </w:p>
+    <w:p>
+      <w:pPr>
+        <w:ind w:left="720"/>
+      </w:pPr>
+      <w:r>
+        <w:t>2</w:t>
+      </w:r>
+      <w:r>
+        <w:t>.</w:t>
+      </w:r>
+      <w:r>
+        <w:t>β</w:t>
+      </w:r>
+      <w:r>
+        <w:t xml:space="preserve">.3 </w:t>
+      </w:r>
+      <w:r>
+        <w:t xml:space="preserve">Ο </w:t>
+      </w:r>
+      <w:r>
+        <w:t xml:space="preserve">χρήστης αποδέχεται </w:t>
+      </w:r>
+      <w:r>
+        <w:t xml:space="preserve">μια άλλη διαθέσιμη </w:t>
+      </w:r>
+      <w:r>
+        <w:t>εργασία</w:t>
+      </w:r>
+      <w:r>
+        <w:t>.</w:t>
+      </w:r>
+    </w:p>
+    <w:p>
+      <w:pPr>
+        <w:ind w:left="720"/>
+      </w:pPr>
+      <w:r>
+        <w:t>2.β.</w:t>
+      </w:r>
+      <w:r>
+        <w:t>4 Η</w:t>
+      </w:r>
+      <w:r>
+        <w:t xml:space="preserve"> περίπτωση χρήσης συνεχίζεται από το βήμα </w:t>
+      </w:r>
+      <w:r>
+        <w:t>6</w:t>
+      </w:r>
+      <w:r>
+        <w:t xml:space="preserve"> της βασικής ροής για τον νέο υπεύθυνο.</w:t>
+      </w:r>
+    </w:p>
+    <w:p>
+      <w:pPr>
+        <w:ind w:left="720"/>
+      </w:pPr>
+    </w:p>
+    <w:p>
+      <w:pPr>
+        <w:ind w:left="720"/>
+      </w:pPr>
+    </w:p>
+    <w:p>
+      <w:pPr>
+        <w:ind w:left="720"/>
+      </w:pPr>
+    </w:p>
+    <w:p>
+      <w:pPr>
+        <w:ind w:left="720"/>
+      </w:pPr>
+    </w:p>
+    <w:p>
+      <w:pPr>
+        <w:ind w:left="360"/>
+        <w:rPr>
+          <w:b/>
+          <w:bCs/>
+          <w:u w:val="single"/>
+        </w:rPr>
+      </w:pPr>
+      <w:r>
+        <w:rPr>
+          <w:b/>
+          <w:bCs/>
+          <w:u w:val="single"/>
+        </w:rPr>
+        <w:t>*</w:t>
+      </w:r>
+      <w:r>
+        <w:rPr>
+          <w:b/>
+          <w:bCs/>
+          <w:u w:val="single"/>
+        </w:rPr>
+        <w:t>Εναλλακτική Ροή 3:</w:t>
+      </w:r>
+    </w:p>
+    <w:p>
+      <w:pPr>
         <w:ind w:left="720" w:firstLine="48"/>
       </w:pPr>
       <w:r>
-        <w:t>1.α.2 Το σύστημα εμφανίζει φόρμα εισαγωγής στοιχείων (όνομα εργασίας</w:t>
-      </w:r>
-      <w:r>
-        <w:t>(</w:t>
-      </w:r>
-      <w:r>
-        <w:rPr>
-          <w:lang w:val="en-US"/>
-        </w:rPr>
-        <w:t>NAME</w:t>
-      </w:r>
-      <w:r>
-        <w:t>)</w:t>
-      </w:r>
-      <w:r>
-        <w:t>, πόντοι</w:t>
-      </w:r>
-      <w:r>
-        <w:t>(</w:t>
-      </w:r>
-      <w:r>
-        <w:rPr>
-          <w:lang w:val="en-US"/>
-        </w:rPr>
-        <w:t>POINTS</w:t>
-      </w:r>
-      <w:r>
-        <w:t>)</w:t>
-      </w:r>
-      <w:r>
-        <w:t>, υπεύθυνος αν έχουν ήδη επιλεχθεί</w:t>
-      </w:r>
-      <w:r>
-        <w:t>(</w:t>
-      </w:r>
-      <w:r>
-        <w:rPr>
-          <w:lang w:val="en-US"/>
-        </w:rPr>
-        <w:t>DUTY</w:t>
-      </w:r>
-      <w:r>
-        <w:t>)</w:t>
-      </w:r>
-      <w:r>
-        <w:t>)</w:t>
+        <w:t>1.α</w:t>
+      </w:r>
+      <w:r>
+        <w:t xml:space="preserve">.1 Ο χρήστης </w:t>
+      </w:r>
+      <w:r>
+        <w:t>έχει επιλέξει</w:t>
+      </w:r>
+      <w:r>
+        <w:t xml:space="preserve"> </w:t>
+      </w:r>
+      <w:r>
+        <w:t xml:space="preserve">στα </w:t>
+      </w:r>
+      <w:r>
+        <w:t>“</w:t>
+      </w:r>
+      <w:r>
+        <w:rPr>
+          <w:lang w:val="en-US"/>
+        </w:rPr>
+        <w:t>REWARDS</w:t>
+      </w:r>
+      <w:r>
+        <w:t>”</w:t>
+      </w:r>
+      <w:r>
+        <w:t xml:space="preserve"> </w:t>
+      </w:r>
+      <w:r>
+        <w:t>μια επιβράβευση που τον απαλλάσσει από μια εργασία.</w:t>
+      </w:r>
+    </w:p>
+    <w:p>
+      <w:pPr>
+        <w:ind w:left="360" w:firstLine="360"/>
+      </w:pPr>
+      <w:r>
+        <w:t>1</w:t>
+      </w:r>
+      <w:r>
+        <w:t>.</w:t>
+      </w:r>
+      <w:r>
+        <w:t>α</w:t>
+      </w:r>
+      <w:r>
+        <w:t>.2 Το σύστημα ελέγχει αν ο χρήστης έχει το απαιτούμενο υπόλοιπο πόντων</w:t>
+      </w:r>
+      <w:r>
+        <w:t>.</w:t>
       </w:r>
     </w:p>
     <w:p>
@@ -474,7 +752,25 @@
         <w:ind w:left="720"/>
       </w:pPr>
       <w:r>
-        <w:t>1.α.3 Ο χρήστης επιβεβαιώνει την καταχώρηση και η περίπτωση χρήσης συνεχίζεται από το βήμα 4 της βασικής ροής.</w:t>
+        <w:t>1</w:t>
+      </w:r>
+      <w:r>
+        <w:t>.</w:t>
+      </w:r>
+      <w:r>
+        <w:t>α</w:t>
+      </w:r>
+      <w:r>
+        <w:t xml:space="preserve">.3 Το σύστημα αφαιρεί τους πόντους, ακυρώνει την τρέχουσα ανάθεση και η περίπτωση χρήσης συνεχίζεται </w:t>
+      </w:r>
+      <w:r>
+        <w:t xml:space="preserve">από το βήμα </w:t>
+      </w:r>
+      <w:r>
+        <w:t>4</w:t>
+      </w:r>
+      <w:r>
+        <w:t xml:space="preserve"> για την ανάθεση της εργασίας σε άλλο συγκάτοικο.</w:t>
       </w:r>
     </w:p>
     <w:p>
@@ -492,7 +788,153 @@
           <w:bCs/>
           <w:u w:val="single"/>
         </w:rPr>
-        <w:t>Εναλλακτική Ροή 2:</w:t>
+        <w:t xml:space="preserve">Εναλλακτική Ροή 4: </w:t>
+      </w:r>
+    </w:p>
+    <w:p>
+      <w:pPr>
+        <w:ind w:left="720"/>
+      </w:pPr>
+      <w:r>
+        <w:t>1</w:t>
+      </w:r>
+      <w:r>
+        <w:t>.</w:t>
+      </w:r>
+      <w:r>
+        <w:t>γ</w:t>
+      </w:r>
+      <w:r>
+        <w:t>.1</w:t>
+      </w:r>
+      <w:r>
+        <w:t xml:space="preserve"> Ο χρήστης διαπιστώνει βλάβη που αφορά την εργασία του και επιλέγει το </w:t>
+      </w:r>
+      <w:r>
+        <w:t>“</w:t>
+      </w:r>
+      <w:r>
+        <w:rPr>
+          <w:lang w:val="en-US"/>
+        </w:rPr>
+        <w:t>Report</w:t>
+      </w:r>
+      <w:r>
+        <w:t>”</w:t>
+      </w:r>
+      <w:r>
+        <w:t>.</w:t>
+      </w:r>
+      <w:r>
+        <w:t xml:space="preserve"> </w:t>
+      </w:r>
+    </w:p>
+    <w:p>
+      <w:pPr>
+        <w:ind w:left="720"/>
+      </w:pPr>
+      <w:r>
+        <w:t>1</w:t>
+      </w:r>
+      <w:r>
+        <w:t>.</w:t>
+      </w:r>
+      <w:r>
+        <w:t>γ</w:t>
+      </w:r>
+      <w:r>
+        <w:t>.2</w:t>
+      </w:r>
+      <w:r>
+        <w:t xml:space="preserve"> </w:t>
+      </w:r>
+      <w:r>
+        <w:t xml:space="preserve">Το σύστημα θέτει την εργασία σε κατάσταση αναστολής και δημιουργεί αυτόματα καταγραφή στην ενότητα </w:t>
+      </w:r>
+      <w:r>
+        <w:t>“</w:t>
+      </w:r>
+      <w:r>
+        <w:rPr>
+          <w:lang w:val="en-US"/>
+        </w:rPr>
+        <w:t>Home</w:t>
+      </w:r>
+      <w:r>
+        <w:t xml:space="preserve"> </w:t>
+      </w:r>
+      <w:r>
+        <w:rPr>
+          <w:lang w:val="en-US"/>
+        </w:rPr>
+        <w:t>Issue</w:t>
+      </w:r>
+      <w:r>
+        <w:t xml:space="preserve"> </w:t>
+      </w:r>
+      <w:r>
+        <w:rPr>
+          <w:lang w:val="en-US"/>
+        </w:rPr>
+        <w:t>Report</w:t>
+      </w:r>
+      <w:r>
+        <w:t>”</w:t>
+      </w:r>
+      <w:r>
+        <w:t>.</w:t>
+      </w:r>
+    </w:p>
+    <w:p>
+      <w:pPr>
+        <w:ind w:left="720"/>
+      </w:pPr>
+      <w:r>
+        <w:t>1</w:t>
+      </w:r>
+      <w:r>
+        <w:t>.</w:t>
+      </w:r>
+      <w:r>
+        <w:t>γ</w:t>
+      </w:r>
+      <w:r>
+        <w:t>.3</w:t>
+      </w:r>
+      <w:r>
+        <w:t xml:space="preserve"> Η περίπτωση χρήσης τερματίζεται προσωρινά μέχρι την αποκατάσταση της βλάβης, οπότε και επανέρχεται στο βήμα </w:t>
+      </w:r>
+      <w:r>
+        <w:t>5</w:t>
+      </w:r>
+      <w:r>
+        <w:t>.</w:t>
+      </w:r>
+    </w:p>
+    <w:p>
+      <w:pPr>
+        <w:ind w:left="360"/>
+        <w:rPr>
+          <w:b/>
+          <w:bCs/>
+          <w:u w:val="single"/>
+        </w:rPr>
+      </w:pPr>
+      <w:r>
+        <w:rPr>
+          <w:b/>
+          <w:bCs/>
+          <w:u w:val="single"/>
+        </w:rPr>
+        <w:t>**</w:t>
+      </w:r>
+      <w:r>
+        <w:rPr>
+          <w:b/>
+          <w:bCs/>
+          <w:u w:val="single"/>
+        </w:rPr>
+        <w:t xml:space="preserve">Εναλλακτική Ροή 5: </w:t>
       </w:r>
     </w:p>
     <w:p>
@@ -500,16 +942,226 @@
         <w:ind w:left="360" w:firstLine="360"/>
       </w:pPr>
       <w:r>
-        <w:t>6.</w:t>
+        <w:t xml:space="preserve">2.α.1 Ο </w:t>
+      </w:r>
+      <w:r>
+        <w:t xml:space="preserve">υπεύθυνος </w:t>
+      </w:r>
+      <w:r>
+        <w:t>χρήστης επιλέγει την ακύρωση της εργασίας.</w:t>
+      </w:r>
+    </w:p>
+    <w:p>
+      <w:pPr>
+        <w:ind w:left="720"/>
+      </w:pPr>
+      <w:r>
+        <w:t>2.α.2 Το σύστημα ζητά αιτιολόγηση και ελέγχει αν συμπίπτει με τους κανόνες του σπιτιού.</w:t>
+      </w:r>
+    </w:p>
+    <w:p>
+      <w:pPr>
+        <w:ind w:left="360" w:firstLine="360"/>
+      </w:pPr>
+      <w:r>
+        <w:t>2.α.3 Μετά τον επιτύχει έλεγχο των κανόνων η περίπτωση χρήσης τερματίζεται.</w:t>
+      </w:r>
+    </w:p>
+    <w:p>
+      <w:pPr>
+        <w:ind w:left="360"/>
+        <w:rPr>
+          <w:b/>
+          <w:bCs/>
+          <w:u w:val="single"/>
+        </w:rPr>
+      </w:pPr>
+      <w:r>
+        <w:rPr>
+          <w:b/>
+          <w:bCs/>
+          <w:u w:val="single"/>
+        </w:rPr>
+        <w:t xml:space="preserve">Εναλλακτική Ροή 6: </w:t>
+      </w:r>
+    </w:p>
+    <w:p>
+      <w:pPr>
+        <w:ind w:left="720"/>
+      </w:pPr>
+      <w:r>
+        <w:t>6</w:t>
+      </w:r>
+      <w:r>
+        <w:t>.α.1 Το σύστημα λαμβάνει ειδοποίηση ότι ο λογαριασμός του υπεύθυνου χρήστη αφαιρέθηκε από την οικία.</w:t>
+      </w:r>
+    </w:p>
+    <w:p>
+      <w:pPr>
+        <w:ind w:left="720"/>
+      </w:pPr>
+      <w:r>
+        <w:t>6</w:t>
+      </w:r>
+      <w:r>
+        <w:t>.α.2 Το σύστημα εντοπίζει όλες τις εκκρεμείς εργασίες που είχαν ανατεθεί σε αυτόν.</w:t>
+      </w:r>
+    </w:p>
+    <w:p>
+      <w:pPr>
+        <w:ind w:left="720"/>
+      </w:pPr>
+      <w:r>
+        <w:t>6</w:t>
+      </w:r>
+      <w:r>
+        <w:t>.α.3 Το σύστημα ακυρώνει τις τρέχουσες αναθέσεις και περίπτωση χρήσης τερματίζεται και γίνεται επανεκκίνηση από το βήμα 3 της βασικής ροής για νέο υπεύθυνο.</w:t>
+      </w:r>
+    </w:p>
+    <w:p>
+      <w:pPr>
+        <w:ind w:left="360"/>
+        <w:rPr>
+          <w:b/>
+          <w:bCs/>
+          <w:u w:val="single"/>
+        </w:rPr>
+      </w:pPr>
+      <w:r>
+        <w:rPr>
+          <w:b/>
+          <w:bCs/>
+          <w:u w:val="single"/>
+        </w:rPr>
+        <w:t>Εναλλακτική Ροή 7:</w:t>
+      </w:r>
+    </w:p>
+    <w:p>
+      <w:pPr>
+        <w:ind w:left="720"/>
+      </w:pPr>
+      <w:r>
+        <w:t xml:space="preserve">9.α.1 Το σύστημα ζητά </w:t>
+      </w:r>
+      <w:r>
+        <w:t xml:space="preserve">από </w:t>
+      </w:r>
+      <w:r>
+        <w:t>τους</w:t>
+      </w:r>
+      <w:r>
+        <w:t xml:space="preserve"> συγκ</w:t>
       </w:r>
       <w:r>
         <w:t>α</w:t>
       </w:r>
       <w:r>
-        <w:t xml:space="preserve">.1 Ο χρήστης επιλέγει την εργασία του και πατάει </w:t>
-      </w:r>
-      <w:r>
-        <w:t xml:space="preserve">το </w:t>
+        <w:t>το</w:t>
+      </w:r>
+      <w:r>
+        <w:t>ί</w:t>
+      </w:r>
+      <w:r>
+        <w:t>κο</w:t>
+      </w:r>
+      <w:r>
+        <w:t xml:space="preserve">υς </w:t>
+      </w:r>
+      <w:r>
+        <w:t>να επιβεβαι</w:t>
+      </w:r>
+      <w:r>
+        <w:t>ώσουν</w:t>
+      </w:r>
+      <w:r>
+        <w:t xml:space="preserve"> την εγκυρότητα της εργασίας.</w:t>
+      </w:r>
+    </w:p>
+    <w:p>
+      <w:pPr>
+        <w:ind w:firstLine="720"/>
+      </w:pPr>
+      <w:r>
+        <w:t>9.α.2</w:t>
+      </w:r>
+      <w:r>
+        <w:t xml:space="preserve"> </w:t>
+      </w:r>
+      <w:r>
+        <w:t xml:space="preserve">Ο χρήστης πατάει </w:t>
+      </w:r>
+      <w:r>
+        <w:rPr>
+          <w:rFonts w:ascii="Segoe UI Symbol" w:hAnsi="Segoe UI Symbol" w:cs="Segoe UI Symbol"/>
+        </w:rPr>
+        <w:t>✓</w:t>
+      </w:r>
+      <w:r>
+        <w:t xml:space="preserve"> ή </w:t>
+      </w:r>
+      <w:r>
+        <w:rPr>
+          <w:rFonts w:ascii="Segoe UI Symbol" w:hAnsi="Segoe UI Symbol" w:cs="Segoe UI Symbol"/>
+        </w:rPr>
+        <w:t>✕</w:t>
+      </w:r>
+      <w:r>
+        <w:t xml:space="preserve"> για να δείξει ότι συμφωνεί ή διαφωνεί με τ</w:t>
+      </w:r>
+      <w:r>
+        <w:t>ην</w:t>
+      </w:r>
+      <w:r>
+        <w:t xml:space="preserve"> </w:t>
+      </w:r>
+      <w:r>
+        <w:t>ολοκλήρωση της εργασίας.</w:t>
+      </w:r>
+    </w:p>
+    <w:p>
+      <w:pPr>
+        <w:ind w:left="720"/>
+      </w:pPr>
+      <w:r>
+        <w:t>9.α.</w:t>
+      </w:r>
+      <w:r>
+        <w:t>3</w:t>
+      </w:r>
+      <w:r>
+        <w:t xml:space="preserve"> </w:t>
+      </w:r>
+      <w:r>
+        <w:t xml:space="preserve">Το σύστημα βλέπει ότι η πλειοψηφία </w:t>
+      </w:r>
+      <w:r>
+        <w:t>διαφωνεί</w:t>
+      </w:r>
+      <w:r>
+        <w:t>.</w:t>
+      </w:r>
+    </w:p>
+    <w:p>
+      <w:pPr>
+        <w:ind w:left="360" w:firstLine="360"/>
+      </w:pPr>
+    </w:p>
+    <w:p>
+      <w:pPr>
+        <w:ind w:left="720"/>
+      </w:pPr>
+      <w:r>
+        <w:lastRenderedPageBreak/>
+        <w:t>9.α.</w:t>
+      </w:r>
+      <w:r>
+        <w:t>4</w:t>
+      </w:r>
+      <w:r>
+        <w:t xml:space="preserve"> </w:t>
+      </w:r>
+      <w:r>
+        <w:t xml:space="preserve">Το σύστημα αφαιρεί τη σήμανση </w:t>
       </w:r>
       <w:r>
         <w:t>“</w:t>
@@ -518,481 +1170,39 @@
         <w:rPr>
           <w:lang w:val="en-US"/>
         </w:rPr>
-        <w:t>Swap</w:t>
+        <w:t>Complete</w:t>
       </w:r>
       <w:r>
         <w:t>”</w:t>
       </w:r>
       <w:r>
+        <w:t>, στέλνει ειδοποίηση αποτυχίας στον υπεύθυνο</w:t>
+      </w:r>
+      <w:r>
+        <w:t xml:space="preserve"> χρήστη</w:t>
+      </w:r>
+      <w:r>
+        <w:t xml:space="preserve"> και η περίπτωση χρήσης τερματίζεται χωρίς την απόδοση πόντων, επιστρέφοντας την εργασία στην κατάσταση </w:t>
+      </w:r>
+      <w:r>
+        <w:t>“</w:t>
+      </w:r>
+      <w:r>
+        <w:rPr>
+          <w:lang w:val="en-US"/>
+        </w:rPr>
+        <w:t>Pending</w:t>
+      </w:r>
+      <w:r>
+        <w:t>”</w:t>
+      </w:r>
+      <w:r>
         <w:t>.</w:t>
       </w:r>
     </w:p>
     <w:p>
       <w:pPr>
         <w:ind w:left="720"/>
-      </w:pPr>
-      <w:r>
-        <w:t>6.</w:t>
-      </w:r>
-      <w:r>
-        <w:t>α</w:t>
-      </w:r>
-      <w:r>
-        <w:t>.</w:t>
-      </w:r>
-      <w:r>
-        <w:t xml:space="preserve">2 </w:t>
-      </w:r>
-      <w:r>
-        <w:t>Το σύστημα αναζητά εθελοντή μεταξύ των υπολοίπων μελών και στέλνει σχετική ειδοποίηση.</w:t>
-      </w:r>
-    </w:p>
-    <w:p>
-      <w:pPr>
-        <w:ind w:left="720"/>
-        <w:rPr>
-          <w:lang w:val="en-US"/>
-        </w:rPr>
-      </w:pPr>
-      <w:r>
-        <w:t>6.</w:t>
-      </w:r>
-      <w:r>
-        <w:t>α</w:t>
-      </w:r>
-      <w:r>
-        <w:t>.3 Ένας άλλος χρήστης αποδέχεται την εργασία και η περίπτωση χρήσης συνεχίζεται από το βήμα 5 της βασικής ροής για τον νέο υπεύθυνο.</w:t>
-      </w:r>
-    </w:p>
-    <w:p>
-      <w:pPr>
-        <w:ind w:left="720"/>
-        <w:rPr>
-          <w:lang w:val="en-US"/>
-        </w:rPr>
-      </w:pPr>
-    </w:p>
-    <w:p>
-      <w:pPr>
-        <w:ind w:left="720"/>
-        <w:rPr>
-          <w:lang w:val="en-US"/>
-        </w:rPr>
-      </w:pPr>
-    </w:p>
-    <w:p>
-      <w:pPr>
-        <w:ind w:left="720"/>
-        <w:rPr>
-          <w:lang w:val="en-US"/>
-        </w:rPr>
-      </w:pPr>
-    </w:p>
-    <w:p>
-      <w:pPr>
-        <w:ind w:left="360"/>
-        <w:rPr>
-          <w:b/>
-          <w:bCs/>
-          <w:u w:val="single"/>
-        </w:rPr>
-      </w:pPr>
-      <w:r>
-        <w:rPr>
-          <w:b/>
-          <w:bCs/>
-          <w:u w:val="single"/>
-        </w:rPr>
-        <w:lastRenderedPageBreak/>
-        <w:t>Εναλλακτική Ροή 3:</w:t>
-      </w:r>
-    </w:p>
-    <w:p>
-      <w:pPr>
-        <w:ind w:left="720" w:firstLine="48"/>
-      </w:pPr>
-      <w:r>
-        <w:t xml:space="preserve">6.β.1 Ο χρήστης επιλέγει </w:t>
-      </w:r>
-      <w:r>
-        <w:t xml:space="preserve">στα </w:t>
-      </w:r>
-      <w:r>
-        <w:t>“</w:t>
-      </w:r>
-      <w:r>
-        <w:rPr>
-          <w:lang w:val="en-US"/>
-        </w:rPr>
-        <w:t>REWARDS</w:t>
-      </w:r>
-      <w:r>
-        <w:t>”</w:t>
-      </w:r>
-      <w:r>
-        <w:t xml:space="preserve"> </w:t>
-      </w:r>
-      <w:r>
-        <w:t>την «Ε</w:t>
-      </w:r>
-      <w:r>
-        <w:t>ξαίρεση από δουλειά αυτής της εβδομάδας</w:t>
-      </w:r>
-      <w:r>
-        <w:t>(</w:t>
-      </w:r>
-      <w:r>
-        <w:rPr>
-          <w:lang w:val="en-US"/>
-        </w:rPr>
-        <w:t>limit</w:t>
-      </w:r>
-      <w:r>
-        <w:t xml:space="preserve"> 1)”</w:t>
-      </w:r>
-      <w:r>
-        <w:t xml:space="preserve">. </w:t>
-      </w:r>
-    </w:p>
-    <w:p>
-      <w:pPr>
-        <w:ind w:left="360" w:firstLine="360"/>
-      </w:pPr>
-      <w:r>
-        <w:t>6.β.2 Το σύστημα ελέγχει αν ο χρήστης έχει το απαιτούμενο υπόλοιπο πόντων</w:t>
-      </w:r>
-      <w:r>
-        <w:t>.</w:t>
-      </w:r>
-    </w:p>
-    <w:p>
-      <w:pPr>
-        <w:ind w:left="720"/>
-      </w:pPr>
-      <w:r>
-        <w:t xml:space="preserve">6.β.3 Το σύστημα αφαιρεί τους πόντους, ακυρώνει την τρέχουσα ανάθεση και η περίπτωση χρήσης συνεχίζεται </w:t>
-      </w:r>
-      <w:r>
-        <w:t>από το βήμα 3 για την ανάθεση της εργασίας σε άλλο συγκάτοικο.</w:t>
-      </w:r>
-    </w:p>
-    <w:p>
-      <w:pPr>
-        <w:ind w:left="360"/>
-        <w:rPr>
-          <w:b/>
-          <w:bCs/>
-          <w:u w:val="single"/>
-        </w:rPr>
-      </w:pPr>
-      <w:r>
-        <w:rPr>
-          <w:b/>
-          <w:bCs/>
-          <w:u w:val="single"/>
-        </w:rPr>
-        <w:t xml:space="preserve">Εναλλακτική Ροή 4: </w:t>
-      </w:r>
-    </w:p>
-    <w:p>
-      <w:pPr>
-        <w:ind w:left="720"/>
-      </w:pPr>
-      <w:r>
-        <w:t>7.α.1</w:t>
-      </w:r>
-      <w:r>
-        <w:t xml:space="preserve"> Ο χρήστης διαπιστώνει βλάβη που αφορά την εργασία του και επιλέγει το </w:t>
-      </w:r>
-      <w:r>
-        <w:t>“</w:t>
-      </w:r>
-      <w:r>
-        <w:rPr>
-          <w:lang w:val="en-US"/>
-        </w:rPr>
-        <w:t>Report</w:t>
-      </w:r>
-      <w:r>
-        <w:t>”</w:t>
-      </w:r>
-      <w:r>
-        <w:t>.</w:t>
-      </w:r>
-      <w:r>
-        <w:t xml:space="preserve"> </w:t>
-      </w:r>
-    </w:p>
-    <w:p>
-      <w:pPr>
-        <w:ind w:left="720"/>
-      </w:pPr>
-      <w:r>
-        <w:t>7.α.2</w:t>
-      </w:r>
-      <w:r>
-        <w:t xml:space="preserve"> </w:t>
-      </w:r>
-      <w:r>
-        <w:t xml:space="preserve">Το σύστημα θέτει την εργασία σε κατάσταση αναστολής και δημιουργεί αυτόματα καταγραφή στην ενότητα </w:t>
-      </w:r>
-      <w:r>
-        <w:t>“</w:t>
-      </w:r>
-      <w:r>
-        <w:rPr>
-          <w:lang w:val="en-US"/>
-        </w:rPr>
-        <w:t>Home</w:t>
-      </w:r>
-      <w:r>
-        <w:t xml:space="preserve"> </w:t>
-      </w:r>
-      <w:r>
-        <w:rPr>
-          <w:lang w:val="en-US"/>
-        </w:rPr>
-        <w:t>Issue</w:t>
-      </w:r>
-      <w:r>
-        <w:t xml:space="preserve"> </w:t>
-      </w:r>
-      <w:r>
-        <w:rPr>
-          <w:lang w:val="en-US"/>
-        </w:rPr>
-        <w:t>Report</w:t>
-      </w:r>
-      <w:r>
-        <w:t>”</w:t>
-      </w:r>
-      <w:r>
-        <w:t>.</w:t>
-      </w:r>
-    </w:p>
-    <w:p>
-      <w:pPr>
-        <w:ind w:left="720"/>
-      </w:pPr>
-      <w:r>
-        <w:t>7.α.3</w:t>
-      </w:r>
-      <w:r>
-        <w:t xml:space="preserve"> Η περίπτωση χρήσης τερματίζεται προσωρινά μέχρι την αποκατάσταση της βλάβης, οπότε και επανέρχεται στο βήμα 4.</w:t>
-      </w:r>
-    </w:p>
-    <w:p>
-      <w:pPr>
-        <w:ind w:left="360"/>
-        <w:rPr>
-          <w:b/>
-          <w:bCs/>
-          <w:u w:val="single"/>
-        </w:rPr>
-      </w:pPr>
-      <w:r>
-        <w:rPr>
-          <w:b/>
-          <w:bCs/>
-          <w:u w:val="single"/>
-        </w:rPr>
-        <w:t xml:space="preserve">Εναλλακτική Ροή 5: </w:t>
-      </w:r>
-    </w:p>
-    <w:p>
-      <w:pPr>
-        <w:ind w:left="360" w:firstLine="360"/>
-      </w:pPr>
-      <w:r>
-        <w:t>2.α.1 Ο υπεύθυνος χρήστης επιλέγει την ακύρωση της εργασίας.</w:t>
-      </w:r>
-    </w:p>
-    <w:p>
-      <w:pPr>
-        <w:ind w:left="720"/>
-      </w:pPr>
-      <w:r>
-        <w:t>2.α.2 Το σύστημα ζητά αιτιολόγηση και ελέγχει αν συμπίπτει με τους κανόνες του σπιτιού.</w:t>
-      </w:r>
-    </w:p>
-    <w:p>
-      <w:pPr>
-        <w:ind w:left="360" w:firstLine="360"/>
-      </w:pPr>
-      <w:r>
-        <w:t>2.α.3 Μετά τον επιτύχει έλεγχο των κανόνων η περίπτωση χρήσης τερματίζεται.</w:t>
-      </w:r>
-    </w:p>
-    <w:p>
-      <w:pPr>
-        <w:ind w:left="360"/>
-        <w:rPr>
-          <w:b/>
-          <w:bCs/>
-          <w:u w:val="single"/>
-        </w:rPr>
-      </w:pPr>
-      <w:r>
-        <w:rPr>
-          <w:b/>
-          <w:bCs/>
-          <w:u w:val="single"/>
-        </w:rPr>
-        <w:t xml:space="preserve">Εναλλακτική Ροή 6: </w:t>
-      </w:r>
-    </w:p>
-    <w:p>
-      <w:pPr>
-        <w:ind w:left="720"/>
-      </w:pPr>
-      <w:r>
-        <w:t>5.α.1 Το σύστημα λαμβάνει ειδοποίηση ότι ο λογαριασμός του υπεύθυνου χρήστη αφαιρέθηκε από την οικία.</w:t>
-      </w:r>
-    </w:p>
-    <w:p>
-      <w:pPr>
-        <w:ind w:left="720"/>
-      </w:pPr>
-      <w:r>
-        <w:t>5.α.2 Το σύστημα εντοπίζει όλες τις εκκρεμείς εργασίες που είχαν ανατεθεί σε αυτόν.</w:t>
-      </w:r>
-    </w:p>
-    <w:p>
-      <w:pPr>
-        <w:ind w:left="720"/>
-      </w:pPr>
-      <w:r>
-        <w:t xml:space="preserve">5.α.3 Το σύστημα ακυρώνει τις τρέχουσες αναθέσεις και περίπτωση χρήσης τερματίζεται και γίνεται επανεκκίνηση από το βήμα 3 της βασικής ροής για νέο υπεύθυνο. </w:t>
-      </w:r>
-    </w:p>
-    <w:p>
-      <w:pPr>
-        <w:ind w:left="360"/>
-        <w:rPr>
-          <w:b/>
-          <w:bCs/>
-          <w:u w:val="single"/>
-        </w:rPr>
-      </w:pPr>
-      <w:r>
-        <w:rPr>
-          <w:b/>
-          <w:bCs/>
-          <w:u w:val="single"/>
-        </w:rPr>
-        <w:t>Εναλλακτική Ροή 7:</w:t>
-      </w:r>
-    </w:p>
-    <w:p>
-      <w:pPr>
-        <w:ind w:left="720"/>
-      </w:pPr>
-      <w:r>
-        <w:t xml:space="preserve">9.α.1 Το σύστημα ζητά </w:t>
-      </w:r>
-      <w:r>
-        <w:t>(</w:t>
-      </w:r>
-      <w:r>
-        <w:t xml:space="preserve">μετά το βήμα </w:t>
-      </w:r>
-      <w:r>
-        <w:t>8) από τουλάχιστον έναν συγκάτοικο να επιβεβαιώσει την ποιότητα και την εγκυρότητα της εργασίας.</w:t>
-      </w:r>
-    </w:p>
-    <w:p>
-      <w:pPr>
-        <w:ind w:left="360" w:firstLine="360"/>
-      </w:pPr>
-      <w:r>
-        <w:t>9.α.2</w:t>
-      </w:r>
-      <w:r>
-        <w:t xml:space="preserve"> Ο δεύτερος χρήστης επιλέγει το </w:t>
-      </w:r>
-      <w:r>
-        <w:t>“</w:t>
-      </w:r>
-      <w:r>
-        <w:rPr>
-          <w:lang w:val="en-US"/>
-        </w:rPr>
-        <w:t>Report</w:t>
-      </w:r>
-      <w:r>
-        <w:t>”</w:t>
-      </w:r>
-      <w:r>
-        <w:t>.</w:t>
-      </w:r>
-    </w:p>
-    <w:p>
-      <w:pPr>
-        <w:ind w:left="720"/>
-      </w:pPr>
-      <w:r>
-        <w:t>9.α.3</w:t>
-      </w:r>
-      <w:r>
-        <w:t xml:space="preserve"> </w:t>
-      </w:r>
-      <w:r>
-        <w:t xml:space="preserve">Το σύστημα αφαιρεί τη σήμανση </w:t>
-      </w:r>
-      <w:r>
-        <w:t>“</w:t>
-      </w:r>
-      <w:r>
-        <w:rPr>
-          <w:lang w:val="en-US"/>
-        </w:rPr>
-        <w:t>Complete</w:t>
-      </w:r>
-      <w:r>
-        <w:t>”</w:t>
-      </w:r>
-      <w:r>
-        <w:t xml:space="preserve">, στέλνει ειδοποίηση αποτυχίας στον υπεύθυνο και η περίπτωση χρήσης τερματίζεται χωρίς την απόδοση πόντων, επιστρέφοντας την εργασία στην κατάσταση </w:t>
-      </w:r>
-      <w:r>
-        <w:t>“</w:t>
-      </w:r>
-      <w:r>
-        <w:rPr>
-          <w:lang w:val="en-US"/>
-        </w:rPr>
-        <w:t>Pending</w:t>
-      </w:r>
-      <w:r>
-        <w:t>”</w:t>
-      </w:r>
-      <w:r>
-        <w:t>.</w:t>
-      </w:r>
-    </w:p>
-    <w:p>
-      <w:pPr>
-        <w:ind w:left="360"/>
-      </w:pPr>
-    </w:p>
-    <w:p>
-      <w:pPr>
-        <w:ind w:left="360"/>
-      </w:pPr>
-    </w:p>
-    <w:p>
-      <w:pPr>
-        <w:ind w:left="360"/>
-      </w:pPr>
-    </w:p>
-    <w:p>
-      <w:pPr>
-        <w:ind w:left="360"/>
-      </w:pPr>
-    </w:p>
-    <w:p>
-      <w:pPr>
-        <w:ind w:left="360"/>
       </w:pPr>
     </w:p>
     <w:p>
@@ -1002,6 +1212,7 @@
           <w:bCs/>
           <w:sz w:val="30"/>
           <w:szCs w:val="30"/>
+          <w:lang w:val="en-US"/>
         </w:rPr>
       </w:pPr>
       <w:r>
@@ -1125,7 +1336,7 @@
         <w:t>Ο</w:t>
       </w:r>
       <w:r>
-        <w:t xml:space="preserve"> χρήστης εισέρχεται στην εφαρμογή και μεταβαίνει</w:t>
+        <w:t xml:space="preserve"> χρήστης μεταβαίνει</w:t>
       </w:r>
       <w:r>
         <w:t xml:space="preserve"> </w:t>
@@ -1221,7 +1432,10 @@
         <w:t xml:space="preserve"> </w:t>
       </w:r>
       <w:r>
-        <w:t>και εμφανίζει τα διαθέσιμα προνόμια και τις τιμές τους</w:t>
+        <w:t xml:space="preserve">και εμφανίζει τα διαθέσιμα προνόμια και τις τιμές </w:t>
+      </w:r>
+      <w:r>
+        <w:t>τους.</w:t>
       </w:r>
     </w:p>
     <w:p>
@@ -1247,6 +1461,9 @@
       <w:r>
         <w:t>”</w:t>
       </w:r>
+      <w:r>
+        <w:t>.</w:t>
+      </w:r>
     </w:p>
     <w:p>
       <w:pPr>
@@ -1374,13 +1591,392 @@
     <w:p>
       <w:pPr>
         <w:pStyle w:val="a6"/>
-        <w:numPr>
-          <w:ilvl w:val="0"/>
-          <w:numId w:val="5"/>
-        </w:numPr>
-      </w:pPr>
-      <w:r>
-        <w:t xml:space="preserve">Το σύστημα ανανεώνει την οθόνη </w:t>
+        <w:ind w:left="1080"/>
+      </w:pPr>
+    </w:p>
+    <w:p>
+      <w:pPr>
+        <w:rPr>
+          <w:b/>
+          <w:bCs/>
+          <w:u w:val="single"/>
+        </w:rPr>
+      </w:pPr>
+      <w:r>
+        <w:rPr>
+          <w:b/>
+          <w:bCs/>
+          <w:u w:val="single"/>
+        </w:rPr>
+        <w:t>Εναλλακτική Ρόη 1:</w:t>
+      </w:r>
+    </w:p>
+    <w:p>
+      <w:pPr>
+        <w:ind w:left="720"/>
+      </w:pPr>
+      <w:r>
+        <w:t>5.α.1</w:t>
+      </w:r>
+      <w:r>
+        <w:t xml:space="preserve"> </w:t>
+      </w:r>
+      <w:r>
+        <w:t xml:space="preserve">Το σύστημα </w:t>
+      </w:r>
+      <w:r>
+        <w:t>συγκρίνει το κόστος του προνομίου με το τρέχον υπόλοιπο του χρήστη</w:t>
+      </w:r>
+      <w:r>
+        <w:t xml:space="preserve"> και διαπιστώνει ότι δεν είναι επαρκές</w:t>
+      </w:r>
+      <w:r>
+        <w:t>.</w:t>
+      </w:r>
+    </w:p>
+    <w:p>
+      <w:pPr>
+        <w:ind w:firstLine="720"/>
+      </w:pPr>
+      <w:r>
+        <w:t>5.α.2</w:t>
+      </w:r>
+      <w:r>
+        <w:t xml:space="preserve"> Το σύστημα εμφανίζει προειδοποιητικό μήνυμα:</w:t>
+      </w:r>
+      <w:r>
+        <w:t xml:space="preserve"> “</w:t>
+      </w:r>
+      <w:r>
+        <w:t>Ν</w:t>
+      </w:r>
+      <w:r>
+        <w:rPr>
+          <w:lang w:val="en-US"/>
+        </w:rPr>
+        <w:t>OT</w:t>
+      </w:r>
+      <w:r>
+        <w:t xml:space="preserve"> </w:t>
+      </w:r>
+      <w:r>
+        <w:rPr>
+          <w:lang w:val="en-US"/>
+        </w:rPr>
+        <w:t>ENOUGH</w:t>
+      </w:r>
+      <w:r>
+        <w:t xml:space="preserve"> </w:t>
+      </w:r>
+      <w:r>
+        <w:rPr>
+          <w:lang w:val="en-US"/>
+        </w:rPr>
+        <w:t>POINTS</w:t>
+      </w:r>
+      <w:r>
+        <w:t>”</w:t>
+      </w:r>
+      <w:r>
+        <w:t>.</w:t>
+      </w:r>
+    </w:p>
+    <w:p>
+      <w:pPr>
+        <w:ind w:left="720"/>
+      </w:pPr>
+      <w:r>
+        <w:t>5.α.3</w:t>
+      </w:r>
+      <w:r>
+        <w:t xml:space="preserve"> </w:t>
+      </w:r>
+      <w:r>
+        <w:t xml:space="preserve"> Η </w:t>
+      </w:r>
+      <w:r>
+        <w:t>περίπτωση χρήσης επιστρέφει στο βήμα 3</w:t>
+      </w:r>
+      <w:r>
+        <w:t xml:space="preserve"> </w:t>
+      </w:r>
+      <w:r>
+        <w:t>της βασικής ροής.</w:t>
+      </w:r>
+    </w:p>
+    <w:p>
+      <w:pPr>
+        <w:rPr>
+          <w:b/>
+          <w:bCs/>
+          <w:u w:val="single"/>
+        </w:rPr>
+      </w:pPr>
+      <w:r>
+        <w:rPr>
+          <w:b/>
+          <w:bCs/>
+          <w:u w:val="single"/>
+        </w:rPr>
+        <w:t>Εναλλακτική Ροή 2:</w:t>
+      </w:r>
+    </w:p>
+    <w:p>
+      <w:pPr>
+        <w:ind w:firstLine="720"/>
+      </w:pPr>
+      <w:r>
+        <w:t>6.</w:t>
+      </w:r>
+      <w:r>
+        <w:t>α</w:t>
+      </w:r>
+      <w:r>
+        <w:t>.1</w:t>
+      </w:r>
+      <w:r>
+        <w:t xml:space="preserve"> </w:t>
+      </w:r>
+      <w:r>
+        <w:t>Στο</w:t>
+      </w:r>
+      <w:r>
+        <w:t xml:space="preserve"> </w:t>
+      </w:r>
+      <w:r>
+        <w:t>παράθυρο</w:t>
+      </w:r>
+      <w:r>
+        <w:t xml:space="preserve"> “</w:t>
+      </w:r>
+      <w:r>
+        <w:rPr>
+          <w:lang w:val="en-US"/>
+        </w:rPr>
+        <w:t>CONFRIRM</w:t>
+      </w:r>
+      <w:r>
+        <w:t xml:space="preserve"> </w:t>
+      </w:r>
+      <w:r>
+        <w:rPr>
+          <w:lang w:val="en-US"/>
+        </w:rPr>
+        <w:t>TRANSACTION</w:t>
+      </w:r>
+      <w:r>
+        <w:t xml:space="preserve">”, </w:t>
+      </w:r>
+      <w:r>
+        <w:t>ο χρήστης επιλέγει</w:t>
+      </w:r>
+      <w:r>
+        <w:t xml:space="preserve"> “</w:t>
+      </w:r>
+      <w:r>
+        <w:rPr>
+          <w:lang w:val="en-US"/>
+        </w:rPr>
+        <w:t>NO</w:t>
+      </w:r>
+      <w:r>
+        <w:t>”</w:t>
+      </w:r>
+      <w:r>
+        <w:t>.</w:t>
+      </w:r>
+    </w:p>
+    <w:p>
+      <w:pPr>
+        <w:ind w:left="720"/>
+      </w:pPr>
+      <w:r>
+        <w:t>6.α.2</w:t>
+      </w:r>
+      <w:r>
+        <w:t xml:space="preserve"> Το σύστημα </w:t>
+      </w:r>
+      <w:r>
+        <w:t>δεν</w:t>
+      </w:r>
+      <w:r>
+        <w:t xml:space="preserve"> πραγματοπο</w:t>
+      </w:r>
+      <w:r>
+        <w:t>ι</w:t>
+      </w:r>
+      <w:r>
+        <w:t>ε</w:t>
+      </w:r>
+      <w:r>
+        <w:t>ί</w:t>
+      </w:r>
+      <w:r>
+        <w:t xml:space="preserve"> καμία αφαίρεση πόντων.</w:t>
+      </w:r>
+    </w:p>
+    <w:p>
+      <w:pPr>
+        <w:ind w:left="720"/>
+      </w:pPr>
+      <w:r>
+        <w:t>6.α.3</w:t>
+      </w:r>
+      <w:r>
+        <w:t xml:space="preserve"> </w:t>
+      </w:r>
+      <w:r>
+        <w:t>Η</w:t>
+      </w:r>
+      <w:r>
+        <w:t xml:space="preserve"> περίπτωση χρήσης</w:t>
+      </w:r>
+      <w:r>
+        <w:t xml:space="preserve"> επιστρέφει στο βήμα</w:t>
+      </w:r>
+      <w:r>
+        <w:t xml:space="preserve"> </w:t>
+      </w:r>
+      <w:r>
+        <w:t>3</w:t>
+      </w:r>
+      <w:r>
+        <w:t xml:space="preserve"> της βασικής ροής</w:t>
+      </w:r>
+      <w:r>
+        <w:t>.</w:t>
+      </w:r>
+    </w:p>
+    <w:p>
+      <w:pPr>
+        <w:rPr>
+          <w:b/>
+          <w:bCs/>
+          <w:u w:val="single"/>
+        </w:rPr>
+      </w:pPr>
+      <w:r>
+        <w:rPr>
+          <w:b/>
+          <w:bCs/>
+          <w:u w:val="single"/>
+        </w:rPr>
+        <w:t>Εναλλακτική Ροή 3:</w:t>
+      </w:r>
+    </w:p>
+    <w:p>
+      <w:pPr>
+        <w:ind w:firstLine="720"/>
+      </w:pPr>
+      <w:r>
+        <w:t>4.α.1</w:t>
+      </w:r>
+      <w:r>
+        <w:t xml:space="preserve"> Ο χρήστης επιλέγει ένα προνόμιο που έχει </w:t>
+      </w:r>
+      <w:r>
+        <w:t>“(</w:t>
+      </w:r>
+      <w:r>
+        <w:rPr>
+          <w:lang w:val="en-US"/>
+        </w:rPr>
+        <w:t>limit</w:t>
+      </w:r>
+      <w:r>
+        <w:t xml:space="preserve"> 1)”.</w:t>
+      </w:r>
+    </w:p>
+    <w:p>
+      <w:pPr>
+        <w:ind w:left="720"/>
+      </w:pPr>
+      <w:r>
+        <w:t>4.α.2</w:t>
+      </w:r>
+      <w:r>
+        <w:t xml:space="preserve"> </w:t>
+      </w:r>
+      <w:r>
+        <w:t>Το σύστημα διαπιστώνει ότι το προνόμιο έχει ήδη εξαργυρωθεί από τον χρήστη εκείνη τη χρονική περίοδο</w:t>
+      </w:r>
+      <w:r>
+        <w:t>.</w:t>
+      </w:r>
+    </w:p>
+    <w:p>
+      <w:pPr>
+        <w:ind w:left="720"/>
+      </w:pPr>
+      <w:r>
+        <w:t>4.α.3</w:t>
+      </w:r>
+      <w:r>
+        <w:t xml:space="preserve"> </w:t>
+      </w:r>
+      <w:r>
+        <w:t>Η περίπτωση χρήσης επιστρέφει στο βήμα 3</w:t>
+      </w:r>
+      <w:r>
+        <w:t xml:space="preserve"> </w:t>
+      </w:r>
+      <w:r>
+        <w:t>της βασικής ροής.</w:t>
+      </w:r>
+    </w:p>
+    <w:p>
+      <w:pPr>
+        <w:rPr>
+          <w:b/>
+          <w:bCs/>
+          <w:u w:val="single"/>
+        </w:rPr>
+      </w:pPr>
+      <w:r>
+        <w:rPr>
+          <w:b/>
+          <w:bCs/>
+          <w:u w:val="single"/>
+        </w:rPr>
+        <w:t>***</w:t>
+      </w:r>
+      <w:r>
+        <w:rPr>
+          <w:b/>
+          <w:bCs/>
+          <w:u w:val="single"/>
+        </w:rPr>
+        <w:t xml:space="preserve">Εναλλακτική Ροή </w:t>
+      </w:r>
+      <w:r>
+        <w:rPr>
+          <w:b/>
+          <w:bCs/>
+          <w:u w:val="single"/>
+        </w:rPr>
+        <w:t>4</w:t>
+      </w:r>
+      <w:r>
+        <w:rPr>
+          <w:b/>
+          <w:bCs/>
+          <w:u w:val="single"/>
+        </w:rPr>
+        <w:t>:</w:t>
+      </w:r>
+    </w:p>
+    <w:p>
+      <w:pPr>
+        <w:ind w:left="720"/>
+      </w:pPr>
+      <w:r>
+        <w:t>3.α.1</w:t>
+      </w:r>
+      <w:r>
+        <w:t xml:space="preserve"> </w:t>
+      </w:r>
+      <w:r>
+        <w:t xml:space="preserve">Ο χρήστης αντί για αγορά προνομίου, επιλέγει το πλήκτρο </w:t>
       </w:r>
       <w:r>
         <w:t>“</w:t>
@@ -1389,663 +1985,91 @@
         <w:rPr>
           <w:lang w:val="en-US"/>
         </w:rPr>
+        <w:t>GIFT</w:t>
+      </w:r>
+      <w:r>
+        <w:t>”.</w:t>
+      </w:r>
+    </w:p>
+    <w:p>
+      <w:pPr>
+        <w:ind w:firstLine="720"/>
+      </w:pPr>
+      <w:r>
+        <w:lastRenderedPageBreak/>
+        <w:t>3.α.2</w:t>
+      </w:r>
+      <w:r>
+        <w:t xml:space="preserve"> </w:t>
+      </w:r>
+      <w:r>
+        <w:t xml:space="preserve">Το σύστημα ζητά από τον χρήστη να καταχωρήσει τον παραλήπτη των πόντων που θα αποστείλει </w:t>
+      </w:r>
+      <w:r>
+        <w:t>(“</w:t>
+      </w:r>
+      <w:r>
+        <w:rPr>
+          <w:lang w:val="en-US"/>
+        </w:rPr>
+        <w:t>TO</w:t>
+      </w:r>
+      <w:r>
+        <w:t xml:space="preserve">”) </w:t>
+      </w:r>
+      <w:r>
+        <w:t>και το ποσό των πόντων (</w:t>
+      </w:r>
+      <w:r>
+        <w:t>“</w:t>
+      </w:r>
+      <w:r>
+        <w:rPr>
+          <w:lang w:val="en-US"/>
+        </w:rPr>
         <w:t>POINTS</w:t>
       </w:r>
       <w:r>
-        <w:t>”</w:t>
-      </w:r>
-      <w:r>
-        <w:t xml:space="preserve"> για όλα τα μέλη, δείχνοντας το νέο </w:t>
-      </w:r>
-      <w:r>
-        <w:t>“</w:t>
-      </w:r>
-      <w:r>
-        <w:rPr>
-          <w:lang w:val="en-US"/>
-        </w:rPr>
-        <w:t>LEADERBOARD</w:t>
-      </w:r>
-      <w:r>
-        <w:t>”</w:t>
+        <w:t>”).</w:t>
+      </w:r>
+    </w:p>
+    <w:p>
+      <w:pPr>
+        <w:ind w:firstLine="720"/>
+      </w:pPr>
+      <w:r>
+        <w:t>3.α.3</w:t>
+      </w:r>
+      <w:r>
+        <w:t xml:space="preserve"> Το σύστημα αφαιρεί τους πόντους από τον αποστολέα, τους προσθέτει στον παραλήπτη</w:t>
+      </w:r>
+      <w:r>
+        <w:t>.</w:t>
+      </w:r>
+    </w:p>
+    <w:p>
+      <w:pPr>
+        <w:ind w:firstLine="720"/>
+      </w:pPr>
+      <w:r>
+        <w:t>3.α.</w:t>
+      </w:r>
+      <w:r>
+        <w:t xml:space="preserve">4 </w:t>
+      </w:r>
+      <w:r>
+        <w:t xml:space="preserve">Η περίπτωση χρήσης επιστρέφει στο βήμα </w:t>
+      </w:r>
+      <w:r>
+        <w:t>2</w:t>
       </w:r>
       <w:r>
         <w:t xml:space="preserve"> </w:t>
       </w:r>
       <w:r>
-        <w:t xml:space="preserve">και το </w:t>
-      </w:r>
-      <w:r>
-        <w:t>“</w:t>
-      </w:r>
-      <w:r>
-        <w:rPr>
-          <w:lang w:val="en-US"/>
-        </w:rPr>
-        <w:t>REDEEMED</w:t>
-      </w:r>
-      <w:r>
-        <w:t>”</w:t>
-      </w:r>
-      <w:r>
-        <w:t xml:space="preserve"> </w:t>
-      </w:r>
-      <w:r>
-        <w:t>προνόμιο.</w:t>
-      </w:r>
-    </w:p>
-    <w:p>
-      <w:pPr>
-        <w:pStyle w:val="a6"/>
-        <w:ind w:left="1080"/>
-      </w:pPr>
-    </w:p>
-    <w:p>
-      <w:pPr>
-        <w:pStyle w:val="a6"/>
-        <w:ind w:left="1080"/>
-      </w:pPr>
-    </w:p>
-    <w:p>
-      <w:pPr>
-        <w:pStyle w:val="a6"/>
-        <w:ind w:left="1080"/>
-      </w:pPr>
-    </w:p>
-    <w:p>
-      <w:pPr>
-        <w:rPr>
-          <w:b/>
-          <w:bCs/>
-          <w:u w:val="single"/>
-        </w:rPr>
-      </w:pPr>
-      <w:r>
-        <w:rPr>
-          <w:b/>
-          <w:bCs/>
-          <w:u w:val="single"/>
-        </w:rPr>
-        <w:t>Εναλλακτική Ρόη 1:</w:t>
-      </w:r>
-    </w:p>
-    <w:p>
-      <w:pPr>
-        <w:ind w:left="720"/>
-      </w:pPr>
-      <w:r>
-        <w:t>5.α.1</w:t>
-      </w:r>
-      <w:r>
-        <w:t xml:space="preserve"> </w:t>
-      </w:r>
-      <w:r>
-        <w:t xml:space="preserve">Το σύστημα </w:t>
-      </w:r>
-      <w:r>
-        <w:t>συγκρίνει το κόστος του προνομίου με το τρέχον υπόλοιπο του χρήστη.</w:t>
-      </w:r>
-    </w:p>
-    <w:p>
-      <w:pPr>
-        <w:ind w:firstLine="720"/>
-      </w:pPr>
-      <w:r>
-        <w:t>5.α.2</w:t>
-      </w:r>
-      <w:r>
-        <w:t xml:space="preserve"> Το σύστημα εμφανίζει προειδοποιητικό μήνυμα:</w:t>
-      </w:r>
-      <w:r>
-        <w:t xml:space="preserve"> “</w:t>
-      </w:r>
-      <w:r>
-        <w:t>Ν</w:t>
-      </w:r>
-      <w:r>
-        <w:rPr>
-          <w:lang w:val="en-US"/>
-        </w:rPr>
-        <w:t>OT</w:t>
-      </w:r>
-      <w:r>
-        <w:t xml:space="preserve"> </w:t>
-      </w:r>
-      <w:r>
-        <w:rPr>
-          <w:lang w:val="en-US"/>
-        </w:rPr>
-        <w:t>ENOUGH</w:t>
-      </w:r>
-      <w:r>
-        <w:t xml:space="preserve"> </w:t>
-      </w:r>
-      <w:r>
-        <w:rPr>
-          <w:lang w:val="en-US"/>
-        </w:rPr>
-        <w:t>POINTS</w:t>
-      </w:r>
-      <w:r>
-        <w:t>”</w:t>
-      </w:r>
-    </w:p>
-    <w:p>
-      <w:pPr>
-        <w:ind w:left="720"/>
-      </w:pPr>
-      <w:r>
-        <w:t>5.α.3</w:t>
-      </w:r>
-      <w:r>
-        <w:t xml:space="preserve"> </w:t>
-      </w:r>
-      <w:r>
-        <w:t xml:space="preserve">Το σύστημα απενεργοποιεί το πλήκτρο </w:t>
-      </w:r>
-      <w:r>
-        <w:t>“</w:t>
-      </w:r>
-      <w:r>
-        <w:rPr>
-          <w:lang w:val="en-US"/>
-        </w:rPr>
-        <w:t>buy</w:t>
-      </w:r>
-      <w:r>
-        <w:t xml:space="preserve">” </w:t>
-      </w:r>
-      <w:r>
-        <w:t>και περίπτωση χρήσης επιστρέφει στο βήμα 3.</w:t>
-      </w:r>
-    </w:p>
-    <w:p>
-      <w:pPr>
-        <w:rPr>
-          <w:b/>
-          <w:bCs/>
-          <w:u w:val="single"/>
-        </w:rPr>
-      </w:pPr>
-      <w:r>
-        <w:rPr>
-          <w:b/>
-          <w:bCs/>
-          <w:u w:val="single"/>
-        </w:rPr>
-        <w:t>Εναλλακτική Ροή 2:</w:t>
-      </w:r>
-    </w:p>
-    <w:p>
-      <w:pPr>
-        <w:ind w:firstLine="720"/>
-      </w:pPr>
-      <w:r>
-        <w:t>6.</w:t>
-      </w:r>
-      <w:r>
-        <w:t>α</w:t>
-      </w:r>
-      <w:r>
-        <w:t>.1</w:t>
-      </w:r>
-      <w:r>
-        <w:t xml:space="preserve"> </w:t>
-      </w:r>
-      <w:r>
-        <w:t>Στο</w:t>
-      </w:r>
-      <w:r>
-        <w:t xml:space="preserve"> </w:t>
-      </w:r>
-      <w:r>
-        <w:t>παράθυρο</w:t>
-      </w:r>
-      <w:r>
-        <w:t xml:space="preserve"> “</w:t>
-      </w:r>
-      <w:r>
-        <w:rPr>
-          <w:lang w:val="en-US"/>
-        </w:rPr>
-        <w:t>CONFRIRM</w:t>
-      </w:r>
-      <w:r>
-        <w:t xml:space="preserve"> </w:t>
-      </w:r>
-      <w:r>
-        <w:rPr>
-          <w:lang w:val="en-US"/>
-        </w:rPr>
-        <w:t>TRANSACTION</w:t>
-      </w:r>
-      <w:r>
-        <w:t xml:space="preserve">”, </w:t>
-      </w:r>
-      <w:r>
-        <w:t>ο χρήστης επιλέγει</w:t>
-      </w:r>
-      <w:r>
-        <w:t xml:space="preserve"> “</w:t>
-      </w:r>
-      <w:r>
-        <w:rPr>
-          <w:lang w:val="en-US"/>
-        </w:rPr>
-        <w:t>NO</w:t>
-      </w:r>
-      <w:r>
-        <w:t>”</w:t>
-      </w:r>
-      <w:r>
-        <w:t>.</w:t>
-      </w:r>
-    </w:p>
-    <w:p>
-      <w:pPr>
-        <w:ind w:left="720"/>
-      </w:pPr>
-      <w:r>
-        <w:t>6.α.2</w:t>
-      </w:r>
-      <w:r>
-        <w:t xml:space="preserve"> Το σύστημα κλείνει το αναδυόμενο παράθυρο χωρίς να πραγματοποιήσει καμία αφαίρεση πόντων.</w:t>
-      </w:r>
-    </w:p>
-    <w:p>
-      <w:pPr>
-        <w:ind w:left="720"/>
-      </w:pPr>
-      <w:r>
-        <w:t>6.α.3</w:t>
-      </w:r>
-      <w:r>
-        <w:t xml:space="preserve"> Ο  χρήστης επιστρέφει στην αρχική οθόνη των </w:t>
-      </w:r>
-      <w:r>
-        <w:t>“</w:t>
-      </w:r>
-      <w:r>
-        <w:rPr>
-          <w:lang w:val="en-US"/>
-        </w:rPr>
-        <w:t>POINTS</w:t>
-      </w:r>
-      <w:r>
-        <w:t xml:space="preserve">” </w:t>
-      </w:r>
-      <w:r>
-        <w:t>και η περίπτωση χρήσης τερματίζεται.</w:t>
-      </w:r>
-    </w:p>
-    <w:p>
-      <w:pPr>
-        <w:ind w:left="720"/>
-      </w:pPr>
-    </w:p>
-    <w:p>
-      <w:pPr>
-        <w:ind w:left="720"/>
-      </w:pPr>
-    </w:p>
-    <w:p>
-      <w:pPr>
-        <w:ind w:left="720"/>
-      </w:pPr>
-    </w:p>
-    <w:p>
-      <w:pPr>
-        <w:rPr>
-          <w:b/>
-          <w:bCs/>
-          <w:u w:val="single"/>
-        </w:rPr>
-      </w:pPr>
-      <w:r>
-        <w:rPr>
-          <w:b/>
-          <w:bCs/>
-          <w:u w:val="single"/>
-        </w:rPr>
-        <w:lastRenderedPageBreak/>
-        <w:t>Εναλλακτική Ροή 3:</w:t>
-      </w:r>
-    </w:p>
-    <w:p>
-      <w:pPr>
-        <w:ind w:firstLine="720"/>
-        <w:rPr>
-          <w:lang w:val="en-US"/>
-        </w:rPr>
-      </w:pPr>
-      <w:r>
-        <w:t>4.α.1</w:t>
-      </w:r>
-      <w:r>
-        <w:t xml:space="preserve"> Ο χρήστης επιλέγει ένα προνόμιο που έχει </w:t>
-      </w:r>
-      <w:r>
-        <w:t>“(</w:t>
-      </w:r>
-      <w:r>
-        <w:rPr>
-          <w:lang w:val="en-US"/>
-        </w:rPr>
-        <w:t>limit</w:t>
-      </w:r>
-      <w:r>
-        <w:t xml:space="preserve"> 1)”.</w:t>
-      </w:r>
-    </w:p>
-    <w:p>
-      <w:pPr>
-        <w:ind w:left="720"/>
-      </w:pPr>
-      <w:r>
-        <w:t>4.α.2</w:t>
-      </w:r>
-      <w:r>
-        <w:t xml:space="preserve"> </w:t>
-      </w:r>
-      <w:r>
-        <w:t>Το σύστημα διαπιστώνει ότι το προνόμιο έχει ήδη εξαργυρωθεί από τον χρήστη εκείνη τη χρονική περίοδο</w:t>
-      </w:r>
-      <w:r>
-        <w:t>.</w:t>
-      </w:r>
-    </w:p>
-    <w:p>
-      <w:pPr>
-        <w:ind w:left="720"/>
-      </w:pPr>
-      <w:r>
-        <w:t>4.α.3</w:t>
-      </w:r>
-      <w:r>
-        <w:t xml:space="preserve"> Το σύστημα εμποδίζει την ολοκλήρωση της επιλογής και επιστρέφει το χρήστη στη λίστα «</w:t>
-      </w:r>
-      <w:r>
-        <w:rPr>
-          <w:lang w:val="en-US"/>
-        </w:rPr>
-        <w:t>REWARDS</w:t>
-      </w:r>
-      <w:r>
-        <w:t xml:space="preserve"> </w:t>
-      </w:r>
-      <w:r>
-        <w:rPr>
-          <w:lang w:val="en-US"/>
-        </w:rPr>
-        <w:t>AVAILABLE</w:t>
-      </w:r>
-      <w:r>
-        <w:t>/</w:t>
-      </w:r>
-      <w:r>
-        <w:rPr>
-          <w:lang w:val="en-US"/>
-        </w:rPr>
-        <w:t>SHOP</w:t>
-      </w:r>
-      <w:r>
-        <w:t>”.</w:t>
-      </w:r>
-    </w:p>
-    <w:p>
-      <w:pPr>
-        <w:rPr>
-          <w:b/>
-          <w:bCs/>
-          <w:u w:val="single"/>
-        </w:rPr>
-      </w:pPr>
-      <w:r>
-        <w:rPr>
-          <w:b/>
-          <w:bCs/>
-          <w:u w:val="single"/>
-        </w:rPr>
-        <w:t>Εναλλακτική Ροή 4:</w:t>
-      </w:r>
-    </w:p>
-    <w:p>
-      <w:pPr>
-        <w:ind w:left="720"/>
-      </w:pPr>
-      <w:r>
-        <w:t>7.α.1</w:t>
-      </w:r>
-      <w:r>
-        <w:t xml:space="preserve"> </w:t>
-      </w:r>
-      <w:r>
-        <w:t xml:space="preserve">Μετά την επιβεβαίωση αγοράς, το σύστημα θέτει το προνόμιο στα </w:t>
-      </w:r>
-      <w:r>
-        <w:t>“</w:t>
-      </w:r>
-      <w:r>
-        <w:rPr>
-          <w:lang w:val="en-US"/>
-        </w:rPr>
-        <w:t>REDDEMED</w:t>
-      </w:r>
-      <w:r>
-        <w:t>”</w:t>
-      </w:r>
-      <w:r>
-        <w:t xml:space="preserve">, </w:t>
-      </w:r>
-      <w:r>
-        <w:t xml:space="preserve">όπου αναγράφεται το προνόμιο, ο χρήστης που το αγόρασε και η επιλογή αμφισβήτησης </w:t>
-      </w:r>
-      <w:r>
-        <w:t>“</w:t>
-      </w:r>
-      <w:r>
-        <w:rPr>
-          <w:lang w:val="en-US"/>
-        </w:rPr>
-        <w:t>NO</w:t>
-      </w:r>
-      <w:r>
-        <w:t>”.</w:t>
-      </w:r>
-    </w:p>
-    <w:p>
-      <w:pPr>
-        <w:ind w:firstLine="720"/>
-      </w:pPr>
-      <w:r>
-        <w:t>7.α.2</w:t>
-      </w:r>
-      <w:r>
-        <w:t xml:space="preserve"> </w:t>
-      </w:r>
-      <w:r>
-        <w:t xml:space="preserve">Ένας άλλος χρήστης(συγκάτοικος) πατάει το κουμπί αμφισβήτησης </w:t>
-      </w:r>
-      <w:r>
-        <w:t>“</w:t>
-      </w:r>
-      <w:r>
-        <w:rPr>
-          <w:lang w:val="en-US"/>
-        </w:rPr>
-        <w:t>NO</w:t>
-      </w:r>
-      <w:r>
-        <w:t>”</w:t>
-      </w:r>
-      <w:r>
-        <w:t>.</w:t>
-      </w:r>
-    </w:p>
-    <w:p>
-      <w:pPr>
-        <w:ind w:left="720"/>
-      </w:pPr>
-      <w:r>
-        <w:t>7.α.3</w:t>
-      </w:r>
-      <w:r>
-        <w:t xml:space="preserve"> Το σύστημα ακυρώνει την εξαργύρωση, επιστρέφει τους πόντους στον χρήστη που έκανε την αγορά και η περίπτωση χρήσης τερματίζεται εμφανίζοντας το ενημερωτικό μήνυμα </w:t>
-      </w:r>
-      <w:r>
-        <w:t>“</w:t>
-      </w:r>
-      <w:r>
-        <w:rPr>
-          <w:lang w:val="en-US"/>
-        </w:rPr>
-        <w:t>ALERT</w:t>
-      </w:r>
-      <w:r>
-        <w:t>”</w:t>
-      </w:r>
-      <w:r>
-        <w:t>, το οποίο περιέχει αυτόν που αμφισβήτησε (</w:t>
-      </w:r>
-      <w:r>
-        <w:t>“</w:t>
-      </w:r>
-      <w:r>
-        <w:rPr>
-          <w:lang w:val="en-US"/>
-        </w:rPr>
-        <w:t>BY</w:t>
-      </w:r>
-      <w:r>
-        <w:t xml:space="preserve">”) </w:t>
-      </w:r>
-      <w:r>
-        <w:t>και την αγορά που αμφισβήτησε (</w:t>
-      </w:r>
-      <w:r>
-        <w:t>“</w:t>
-      </w:r>
-      <w:r>
-        <w:rPr>
-          <w:lang w:val="en-US"/>
-        </w:rPr>
-        <w:t>DESCRIPTION</w:t>
-      </w:r>
-      <w:r>
-        <w:t>”)</w:t>
-      </w:r>
-      <w:r>
-        <w:t>.</w:t>
-      </w:r>
-    </w:p>
-    <w:p>
-      <w:pPr>
-        <w:rPr>
-          <w:b/>
-          <w:bCs/>
-          <w:u w:val="single"/>
-        </w:rPr>
-      </w:pPr>
-      <w:r>
-        <w:rPr>
-          <w:b/>
-          <w:bCs/>
-          <w:u w:val="single"/>
-        </w:rPr>
-        <w:t>Εναλλακτική Ροή 5:</w:t>
-      </w:r>
-    </w:p>
-    <w:p>
-      <w:pPr>
-        <w:ind w:left="720"/>
-      </w:pPr>
-      <w:r>
-        <w:t>3.α.1</w:t>
-      </w:r>
-      <w:r>
-        <w:t xml:space="preserve"> </w:t>
-      </w:r>
-      <w:r>
-        <w:t xml:space="preserve">Ο χρήστης αντί να για αγορά προνομίου, επιλέγει το πλήκτρο </w:t>
-      </w:r>
-      <w:r>
-        <w:t>“</w:t>
-      </w:r>
-      <w:r>
-        <w:rPr>
-          <w:lang w:val="en-US"/>
-        </w:rPr>
-        <w:t>GIFT</w:t>
-      </w:r>
-      <w:r>
-        <w:t>”.</w:t>
-      </w:r>
-    </w:p>
-    <w:p>
-      <w:pPr>
-        <w:ind w:firstLine="720"/>
-      </w:pPr>
-      <w:r>
-        <w:t>3.α.2</w:t>
-      </w:r>
-      <w:r>
-        <w:t xml:space="preserve"> </w:t>
-      </w:r>
-      <w:r>
-        <w:t xml:space="preserve">Το σύστημα ζητά από τον χρήστη να καταχωρήσει τον παραλήπτη των πόντων που θα αποστείλει </w:t>
-      </w:r>
-      <w:r>
-        <w:t>(“</w:t>
-      </w:r>
-      <w:r>
-        <w:rPr>
-          <w:lang w:val="en-US"/>
-        </w:rPr>
-        <w:t>TO</w:t>
-      </w:r>
-      <w:r>
-        <w:t xml:space="preserve">”) </w:t>
-      </w:r>
-      <w:r>
-        <w:t>και το ποσό των πόντων (</w:t>
-      </w:r>
-      <w:r>
-        <w:t>“</w:t>
-      </w:r>
-      <w:r>
-        <w:rPr>
-          <w:lang w:val="en-US"/>
-        </w:rPr>
-        <w:t>POINTS</w:t>
-      </w:r>
-      <w:r>
-        <w:t>”).</w:t>
-      </w:r>
-    </w:p>
-    <w:p>
-      <w:pPr>
-        <w:ind w:firstLine="720"/>
-      </w:pPr>
-      <w:r>
-        <w:t>3.α.3</w:t>
-      </w:r>
-      <w:r>
-        <w:t xml:space="preserve"> Το σύστημα αφαιρεί τους πόντους από τον αποστολέα, τους προσθέτει στον παραλήπτη και ενημερώνει το </w:t>
-      </w:r>
-      <w:r>
-        <w:t>“</w:t>
-      </w:r>
-      <w:r>
-        <w:rPr>
-          <w:lang w:val="en-US"/>
-        </w:rPr>
-        <w:t>LEADERBOARD</w:t>
-      </w:r>
-      <w:r>
-        <w:t>”.</w:t>
-      </w:r>
-    </w:p>
-    <w:p/>
+        <w:t>της βασικής ροής.</w:t>
+      </w:r>
+    </w:p>
     <w:sectPr>
       <w:pgSz w:w="11906" w:h="16838"/>
       <w:pgMar w:top="1440" w:right="1800" w:bottom="1440" w:left="1800" w:header="708" w:footer="708" w:gutter="0"/>
@@ -2059,6 +2083,178 @@
 <file path=word/numbering.xml><?xml version="1.0" encoding="utf-8"?>
 <w:numbering xmlns:wpc="http://schemas.microsoft.com/office/word/2010/wordprocessingCanvas" xmlns:cx="http://schemas.microsoft.com/office/drawing/2014/chartex" xmlns:cx1="http://schemas.microsoft.com/office/drawing/2015/9/8/chartex" xmlns:cx2="http://schemas.microsoft.com/office/drawing/2015/10/21/chartex" xmlns:cx3="http://schemas.microsoft.com/office/drawing/2016/5/9/chartex" xmlns:cx4="http://schemas.microsoft.com/office/drawing/2016/5/10/chartex" xmlns:cx5="http://schemas.microsoft.com/office/drawing/2016/5/11/chartex" xmlns:cx6="http://schemas.microsoft.com/office/drawing/2016/5/12/chartex" xmlns:cx7="http://schemas.microsoft.com/office/drawing/2016/5/13/chartex" xmlns:cx8="http://schemas.microsoft.com/office/drawing/2016/5/14/chartex" xmlns:mc="http://schemas.openxmlformats.org/markup-compatibility/2006" xmlns:aink="http://schemas.microsoft.com/office/drawing/2016/ink" xmlns:am3d="http://schemas.microsoft.com/office/drawing/2017/model3d" xmlns:o="urn:schemas-microsoft-com:office:office" xmlns:oel="http://schemas.microsoft.com/office/2019/extlst" xmlns:r="http://schemas.openxmlformats.org/officeDocument/2006/relationships" xmlns:m="http://schemas.openxmlformats.org/officeDocument/2006/math" xmlns:v="urn:schemas-microsoft-com:vml" xmlns:wp14="http://schemas.microsoft.com/office/word/2010/wordprocessingDrawing" xmlns:wp="http://schemas.openxmlformats.org/drawingml/2006/wordprocessingDrawing" xmlns:w10="urn:schemas-microsoft-com:office:word" xmlns:w="http://schemas.openxmlformats.org/wordprocessingml/2006/main" xmlns:w14="http://schemas.microsoft.com/office/word/2010/wordml" xmlns:w15="http://schemas.microsoft.com/office/word/2012/wordml" xmlns:w16cex="http://schemas.microsoft.com/office/word/2018/wordml/cex" xmlns:w16cid="http://schemas.microsoft.com/office/word/2016/wordml/cid" xmlns:w16="http://schemas.microsoft.com/office/word/2018/wordml" xmlns:w16du="http://schemas.microsoft.com/office/word/2023/wordml/word16du" xmlns:w16sdtdh="http://schemas.microsoft.com/office/word/2020/wordml/sdtdatahash" xmlns:w16sdtfl="http://schemas.microsoft.com/office/word/2024/wordml/sdtformatlock" xmlns:w16se="http://schemas.microsoft.com/office/word/2015/wordml/symex" xmlns:wpg="http://schemas.microsoft.com/office/word/2010/wordprocessingGroup" xmlns:wpi="http://schemas.microsoft.com/office/word/2010/wordprocessingInk" xmlns:wne="http://schemas.microsoft.com/office/word/2006/wordml" xmlns:wps="http://schemas.microsoft.com/office/word/2010/wordprocessingShape" mc:Ignorable="w14 w15 w16se w16cid w16 w16cex w16sdtdh w16sdtfl w16du wp14">
   <w:abstractNum w:abstractNumId="0" w15:restartNumberingAfterBreak="0">
+    <w:nsid w:val="10CE6108"/>
+    <w:multiLevelType w:val="hybridMultilevel"/>
+    <w:tmpl w:val="94D2E45C"/>
+    <w:lvl w:ilvl="0" w:tplc="0408000F">
+      <w:start w:val="1"/>
+      <w:numFmt w:val="decimal"/>
+      <w:lvlText w:val="%1."/>
+      <w:lvlJc w:val="left"/>
+      <w:pPr>
+        <w:ind w:left="1488" w:hanging="360"/>
+      </w:pPr>
+    </w:lvl>
+    <w:lvl w:ilvl="1" w:tplc="04080019" w:tentative="1">
+      <w:start w:val="1"/>
+      <w:numFmt w:val="lowerLetter"/>
+      <w:lvlText w:val="%2."/>
+      <w:lvlJc w:val="left"/>
+      <w:pPr>
+        <w:ind w:left="2208" w:hanging="360"/>
+      </w:pPr>
+    </w:lvl>
+    <w:lvl w:ilvl="2" w:tplc="0408001B" w:tentative="1">
+      <w:start w:val="1"/>
+      <w:numFmt w:val="lowerRoman"/>
+      <w:lvlText w:val="%3."/>
+      <w:lvlJc w:val="right"/>
+      <w:pPr>
+        <w:ind w:left="2928" w:hanging="180"/>
+      </w:pPr>
+    </w:lvl>
+    <w:lvl w:ilvl="3" w:tplc="0408000F" w:tentative="1">
+      <w:start w:val="1"/>
+      <w:numFmt w:val="decimal"/>
+      <w:lvlText w:val="%4."/>
+      <w:lvlJc w:val="left"/>
+      <w:pPr>
+        <w:ind w:left="3648" w:hanging="360"/>
+      </w:pPr>
+    </w:lvl>
+    <w:lvl w:ilvl="4" w:tplc="04080019" w:tentative="1">
+      <w:start w:val="1"/>
+      <w:numFmt w:val="lowerLetter"/>
+      <w:lvlText w:val="%5."/>
+      <w:lvlJc w:val="left"/>
+      <w:pPr>
+        <w:ind w:left="4368" w:hanging="360"/>
+      </w:pPr>
+    </w:lvl>
+    <w:lvl w:ilvl="5" w:tplc="0408001B" w:tentative="1">
+      <w:start w:val="1"/>
+      <w:numFmt w:val="lowerRoman"/>
+      <w:lvlText w:val="%6."/>
+      <w:lvlJc w:val="right"/>
+      <w:pPr>
+        <w:ind w:left="5088" w:hanging="180"/>
+      </w:pPr>
+    </w:lvl>
+    <w:lvl w:ilvl="6" w:tplc="0408000F" w:tentative="1">
+      <w:start w:val="1"/>
+      <w:numFmt w:val="decimal"/>
+      <w:lvlText w:val="%7."/>
+      <w:lvlJc w:val="left"/>
+      <w:pPr>
+        <w:ind w:left="5808" w:hanging="360"/>
+      </w:pPr>
+    </w:lvl>
+    <w:lvl w:ilvl="7" w:tplc="04080019" w:tentative="1">
+      <w:start w:val="1"/>
+      <w:numFmt w:val="lowerLetter"/>
+      <w:lvlText w:val="%8."/>
+      <w:lvlJc w:val="left"/>
+      <w:pPr>
+        <w:ind w:left="6528" w:hanging="360"/>
+      </w:pPr>
+    </w:lvl>
+    <w:lvl w:ilvl="8" w:tplc="0408001B" w:tentative="1">
+      <w:start w:val="1"/>
+      <w:numFmt w:val="lowerRoman"/>
+      <w:lvlText w:val="%9."/>
+      <w:lvlJc w:val="right"/>
+      <w:pPr>
+        <w:ind w:left="7248" w:hanging="180"/>
+      </w:pPr>
+    </w:lvl>
+  </w:abstractNum>
+  <w:abstractNum w:abstractNumId="1" w15:restartNumberingAfterBreak="0">
+    <w:nsid w:val="209C412B"/>
+    <w:multiLevelType w:val="hybridMultilevel"/>
+    <w:tmpl w:val="90708634"/>
+    <w:lvl w:ilvl="0" w:tplc="3A52A540">
+      <w:start w:val="1"/>
+      <w:numFmt w:val="decimal"/>
+      <w:lvlText w:val="4.β.%1."/>
+      <w:lvlJc w:val="left"/>
+      <w:pPr>
+        <w:ind w:left="720" w:hanging="360"/>
+      </w:pPr>
+    </w:lvl>
+    <w:lvl w:ilvl="1" w:tplc="04090019">
+      <w:start w:val="1"/>
+      <w:numFmt w:val="lowerLetter"/>
+      <w:lvlText w:val="%2."/>
+      <w:lvlJc w:val="left"/>
+      <w:pPr>
+        <w:ind w:left="1440" w:hanging="360"/>
+      </w:pPr>
+    </w:lvl>
+    <w:lvl w:ilvl="2" w:tplc="0409001B">
+      <w:start w:val="1"/>
+      <w:numFmt w:val="lowerRoman"/>
+      <w:lvlText w:val="%3."/>
+      <w:lvlJc w:val="right"/>
+      <w:pPr>
+        <w:ind w:left="2160" w:hanging="180"/>
+      </w:pPr>
+    </w:lvl>
+    <w:lvl w:ilvl="3" w:tplc="0409000F">
+      <w:start w:val="1"/>
+      <w:numFmt w:val="decimal"/>
+      <w:lvlText w:val="%4."/>
+      <w:lvlJc w:val="left"/>
+      <w:pPr>
+        <w:ind w:left="2880" w:hanging="360"/>
+      </w:pPr>
+    </w:lvl>
+    <w:lvl w:ilvl="4" w:tplc="04090019">
+      <w:start w:val="1"/>
+      <w:numFmt w:val="lowerLetter"/>
+      <w:lvlText w:val="%5."/>
+      <w:lvlJc w:val="left"/>
+      <w:pPr>
+        <w:ind w:left="3600" w:hanging="360"/>
+      </w:pPr>
+    </w:lvl>
+    <w:lvl w:ilvl="5" w:tplc="0409001B">
+      <w:start w:val="1"/>
+      <w:numFmt w:val="lowerRoman"/>
+      <w:lvlText w:val="%6."/>
+      <w:lvlJc w:val="right"/>
+      <w:pPr>
+        <w:ind w:left="4320" w:hanging="180"/>
+      </w:pPr>
+    </w:lvl>
+    <w:lvl w:ilvl="6" w:tplc="0409000F">
+      <w:start w:val="1"/>
+      <w:numFmt w:val="decimal"/>
+      <w:lvlText w:val="%7."/>
+      <w:lvlJc w:val="left"/>
+      <w:pPr>
+        <w:ind w:left="5040" w:hanging="360"/>
+      </w:pPr>
+    </w:lvl>
+    <w:lvl w:ilvl="7" w:tplc="04090019">
+      <w:start w:val="1"/>
+      <w:numFmt w:val="lowerLetter"/>
+      <w:lvlText w:val="%8."/>
+      <w:lvlJc w:val="left"/>
+      <w:pPr>
+        <w:ind w:left="5760" w:hanging="360"/>
+      </w:pPr>
+    </w:lvl>
+    <w:lvl w:ilvl="8" w:tplc="0409001B">
+      <w:start w:val="1"/>
+      <w:numFmt w:val="lowerRoman"/>
+      <w:lvlText w:val="%9."/>
+      <w:lvlJc w:val="right"/>
+      <w:pPr>
+        <w:ind w:left="6480" w:hanging="180"/>
+      </w:pPr>
+    </w:lvl>
+  </w:abstractNum>
+  <w:abstractNum w:abstractNumId="2" w15:restartNumberingAfterBreak="0">
     <w:nsid w:val="2B313920"/>
     <w:multiLevelType w:val="hybridMultilevel"/>
     <w:tmpl w:val="92D4539A"/>
@@ -2144,7 +2340,7 @@
       </w:pPr>
     </w:lvl>
   </w:abstractNum>
-  <w:abstractNum w:abstractNumId="1" w15:restartNumberingAfterBreak="0">
+  <w:abstractNum w:abstractNumId="3" w15:restartNumberingAfterBreak="0">
     <w:nsid w:val="48CF6112"/>
     <w:multiLevelType w:val="hybridMultilevel"/>
     <w:tmpl w:val="786EB5EA"/>
@@ -2257,7 +2453,7 @@
       </w:rPr>
     </w:lvl>
   </w:abstractNum>
-  <w:abstractNum w:abstractNumId="2" w15:restartNumberingAfterBreak="0">
+  <w:abstractNum w:abstractNumId="4" w15:restartNumberingAfterBreak="0">
     <w:nsid w:val="4F7C7EFB"/>
     <w:multiLevelType w:val="hybridMultilevel"/>
     <w:tmpl w:val="F1EA5CAA"/>
@@ -2346,7 +2542,7 @@
       </w:pPr>
     </w:lvl>
   </w:abstractNum>
-  <w:abstractNum w:abstractNumId="3" w15:restartNumberingAfterBreak="0">
+  <w:abstractNum w:abstractNumId="5" w15:restartNumberingAfterBreak="0">
     <w:nsid w:val="55A55431"/>
     <w:multiLevelType w:val="hybridMultilevel"/>
     <w:tmpl w:val="89060B08"/>
@@ -2435,7 +2631,7 @@
       </w:pPr>
     </w:lvl>
   </w:abstractNum>
-  <w:abstractNum w:abstractNumId="4" w15:restartNumberingAfterBreak="0">
+  <w:abstractNum w:abstractNumId="6" w15:restartNumberingAfterBreak="0">
     <w:nsid w:val="70AD7A4E"/>
     <w:multiLevelType w:val="hybridMultilevel"/>
     <w:tmpl w:val="AAF4EC0A"/>
@@ -2522,19 +2718,52 @@
     </w:lvl>
   </w:abstractNum>
   <w:num w:numId="1" w16cid:durableId="1041901893">
+    <w:abstractNumId w:val="4"/>
+  </w:num>
+  <w:num w:numId="2" w16cid:durableId="650907029">
+    <w:abstractNumId w:val="5"/>
+  </w:num>
+  <w:num w:numId="3" w16cid:durableId="1814523632">
+    <w:abstractNumId w:val="3"/>
+  </w:num>
+  <w:num w:numId="4" w16cid:durableId="399522079">
     <w:abstractNumId w:val="2"/>
   </w:num>
-  <w:num w:numId="2" w16cid:durableId="650907029">
-    <w:abstractNumId w:val="3"/>
+  <w:num w:numId="5" w16cid:durableId="1897083656">
+    <w:abstractNumId w:val="6"/>
   </w:num>
-  <w:num w:numId="3" w16cid:durableId="1814523632">
-    <w:abstractNumId w:val="1"/>
-  </w:num>
-  <w:num w:numId="4" w16cid:durableId="399522079">
+  <w:num w:numId="6" w16cid:durableId="221061872">
     <w:abstractNumId w:val="0"/>
   </w:num>
-  <w:num w:numId="5" w16cid:durableId="1897083656">
-    <w:abstractNumId w:val="4"/>
+  <w:num w:numId="7" w16cid:durableId="2040005559">
+    <w:abstractNumId w:val="1"/>
+    <w:lvlOverride w:ilvl="0">
+      <w:startOverride w:val="1"/>
+    </w:lvlOverride>
+    <w:lvlOverride w:ilvl="1">
+      <w:startOverride w:val="1"/>
+    </w:lvlOverride>
+    <w:lvlOverride w:ilvl="2">
+      <w:startOverride w:val="1"/>
+    </w:lvlOverride>
+    <w:lvlOverride w:ilvl="3">
+      <w:startOverride w:val="1"/>
+    </w:lvlOverride>
+    <w:lvlOverride w:ilvl="4">
+      <w:startOverride w:val="1"/>
+    </w:lvlOverride>
+    <w:lvlOverride w:ilvl="5">
+      <w:startOverride w:val="1"/>
+    </w:lvlOverride>
+    <w:lvlOverride w:ilvl="6">
+      <w:startOverride w:val="1"/>
+    </w:lvlOverride>
+    <w:lvlOverride w:ilvl="7">
+      <w:startOverride w:val="1"/>
+    </w:lvlOverride>
+    <w:lvlOverride w:ilvl="8">
+      <w:startOverride w:val="1"/>
+    </w:lvlOverride>
   </w:num>
 </w:numbering>
 </file>

--- a/Use-Cases_4,6_GIANNIS.docx
+++ b/Use-Cases_4,6_GIANNIS.docx
@@ -1091,22 +1091,43 @@
         <w:t xml:space="preserve">Ο χρήστης πατάει </w:t>
       </w:r>
       <w:r>
+        <w:t>“</w:t>
+      </w:r>
+      <w:r>
         <w:rPr>
           <w:rFonts w:ascii="Segoe UI Symbol" w:hAnsi="Segoe UI Symbol" w:cs="Segoe UI Symbol"/>
         </w:rPr>
         <w:t>✓</w:t>
       </w:r>
       <w:r>
-        <w:t xml:space="preserve"> ή </w:t>
-      </w:r>
-      <w:r>
         <w:rPr>
           <w:rFonts w:ascii="Segoe UI Symbol" w:hAnsi="Segoe UI Symbol" w:cs="Segoe UI Symbol"/>
         </w:rPr>
+        <w:t>”</w:t>
+      </w:r>
+      <w:r>
+        <w:t xml:space="preserve"> ή</w:t>
+      </w:r>
+      <w:r>
+        <w:t xml:space="preserve"> </w:t>
+      </w:r>
+      <w:r>
+        <w:t xml:space="preserve"> </w:t>
+      </w:r>
+      <w:r>
+        <w:t>“</w:t>
+      </w:r>
+      <w:r>
+        <w:rPr>
+          <w:rFonts w:ascii="Segoe UI Symbol" w:hAnsi="Segoe UI Symbol" w:cs="Segoe UI Symbol"/>
+        </w:rPr>
         <w:t>✕</w:t>
       </w:r>
       <w:r>
-        <w:t xml:space="preserve"> για να δείξει ότι συμφωνεί ή διαφωνεί με τ</w:t>
+        <w:t xml:space="preserve">” </w:t>
+      </w:r>
+      <w:r>
+        <w:t>για να δείξει ότι συμφωνεί ή διαφωνεί με τ</w:t>
       </w:r>
       <w:r>
         <w:t>ην</w:t>

--- a/Use-Cases_4,6_GIANNIS.docx
+++ b/Use-Cases_4,6_GIANNIS.docx
@@ -1561,19 +1561,7 @@
         </w:numPr>
       </w:pPr>
       <w:r>
-        <w:t xml:space="preserve">Το σύστημα αφαιρεί τους πόντους από το υπόλοιπο του χρήστη και ενημερώνει το </w:t>
-      </w:r>
-      <w:r>
-        <w:t>“</w:t>
-      </w:r>
-      <w:r>
-        <w:rPr>
-          <w:lang w:val="en-US"/>
-        </w:rPr>
-        <w:t>LEADERBOARD</w:t>
-      </w:r>
-      <w:r>
-        <w:t>”</w:t>
+        <w:t>Το σύστημα αφαιρεί τους πόντους από το υπόλοιπο του χρήστη</w:t>
       </w:r>
       <w:r>
         <w:t>.</w:t>
@@ -1612,11 +1600,71 @@
     <w:p>
       <w:pPr>
         <w:pStyle w:val="a6"/>
+        <w:numPr>
+          <w:ilvl w:val="0"/>
+          <w:numId w:val="5"/>
+        </w:numPr>
+      </w:pPr>
+      <w:r>
+        <w:t xml:space="preserve">Το σύστημα εμφανίζει </w:t>
+      </w:r>
+      <w:r>
+        <w:t>το</w:t>
+      </w:r>
+      <w:r>
+        <w:t xml:space="preserve"> ανανεωμένο</w:t>
+      </w:r>
+      <w:r>
+        <w:t xml:space="preserve"> </w:t>
+      </w:r>
+      <w:r>
+        <w:t>“</w:t>
+      </w:r>
+      <w:r>
+        <w:rPr>
+          <w:lang w:val="en-US"/>
+        </w:rPr>
+        <w:t>LEADERBOARD</w:t>
+      </w:r>
+      <w:r>
+        <w:t>”</w:t>
+      </w:r>
+      <w:r>
+        <w:t>.</w:t>
+      </w:r>
+    </w:p>
+    <w:p>
+      <w:pPr>
+        <w:pStyle w:val="a6"/>
         <w:ind w:left="1080"/>
       </w:pPr>
     </w:p>
     <w:p>
       <w:pPr>
+        <w:pStyle w:val="a6"/>
+        <w:ind w:left="1080"/>
+      </w:pPr>
+    </w:p>
+    <w:p>
+      <w:pPr>
+        <w:pStyle w:val="a6"/>
+        <w:ind w:left="1080"/>
+      </w:pPr>
+    </w:p>
+    <w:p>
+      <w:pPr>
+        <w:pStyle w:val="a6"/>
+        <w:ind w:left="1080"/>
+      </w:pPr>
+    </w:p>
+    <w:p>
+      <w:pPr>
+        <w:pStyle w:val="a6"/>
+        <w:ind w:left="1080"/>
+      </w:pPr>
+    </w:p>
+    <w:p>
+      <w:pPr>
         <w:rPr>
           <w:b/>
           <w:bCs/>
@@ -1959,6 +2007,7 @@
           <w:bCs/>
           <w:u w:val="single"/>
         </w:rPr>
+        <w:lastRenderedPageBreak/>
         <w:t>***</w:t>
       </w:r>
       <w:r>
@@ -2017,7 +2066,6 @@
         <w:ind w:firstLine="720"/>
       </w:pPr>
       <w:r>
-        <w:lastRenderedPageBreak/>
         <w:t>3.α.2</w:t>
       </w:r>
       <w:r>

--- a/Use-Cases_4,6_GIANNIS.docx
+++ b/Use-Cases_4,6_GIANNIS.docx
@@ -500,10 +500,7 @@
         <w:ind w:left="720"/>
       </w:pPr>
       <w:r>
-        <w:t>2.α.</w:t>
-      </w:r>
-      <w:r>
-        <w:t>4 Η</w:t>
+        <w:t>2.α.4 Η</w:t>
       </w:r>
       <w:r>
         <w:t xml:space="preserve"> περίπτωση χρήσης συνεχίζεται από το βήμα </w:t>
@@ -628,10 +625,7 @@
         <w:ind w:left="720"/>
       </w:pPr>
       <w:r>
-        <w:t>2.β.</w:t>
-      </w:r>
-      <w:r>
-        <w:t>4 Η</w:t>
+        <w:t>2.β.4 Η</w:t>
       </w:r>
       <w:r>
         <w:t xml:space="preserve"> περίπτωση χρήσης συνεχίζεται από το βήμα </w:t>
@@ -1144,13 +1138,7 @@
         <w:ind w:left="720"/>
       </w:pPr>
       <w:r>
-        <w:t>9.α.</w:t>
-      </w:r>
-      <w:r>
-        <w:t>3</w:t>
-      </w:r>
-      <w:r>
-        <w:t xml:space="preserve"> </w:t>
+        <w:t xml:space="preserve">9.α.3 </w:t>
       </w:r>
       <w:r>
         <w:t xml:space="preserve">Το σύστημα βλέπει ότι η πλειοψηφία </w:t>
@@ -1606,16 +1594,7 @@
         </w:numPr>
       </w:pPr>
       <w:r>
-        <w:t xml:space="preserve">Το σύστημα εμφανίζει </w:t>
-      </w:r>
-      <w:r>
-        <w:t>το</w:t>
-      </w:r>
-      <w:r>
-        <w:t xml:space="preserve"> ανανεωμένο</w:t>
-      </w:r>
-      <w:r>
-        <w:t xml:space="preserve"> </w:t>
+        <w:t xml:space="preserve">Το σύστημα εμφανίζει το ανανεωμένο </w:t>
       </w:r>
       <w:r>
         <w:t>“</w:t>
@@ -1767,27 +1746,167 @@
         <w:t>περίπτωση χρήσης επιστρέφει στο βήμα 3</w:t>
       </w:r>
       <w:r>
+        <w:t xml:space="preserve"> της βασικής ροής.</w:t>
+      </w:r>
+    </w:p>
+    <w:p>
+      <w:pPr>
+        <w:rPr>
+          <w:b/>
+          <w:bCs/>
+          <w:u w:val="single"/>
+        </w:rPr>
+      </w:pPr>
+      <w:r>
+        <w:rPr>
+          <w:b/>
+          <w:bCs/>
+          <w:u w:val="single"/>
+        </w:rPr>
+        <w:t>Εναλλακτική Ροή 2:</w:t>
+      </w:r>
+    </w:p>
+    <w:p>
+      <w:pPr>
+        <w:ind w:firstLine="720"/>
+      </w:pPr>
+      <w:r>
+        <w:t>6.</w:t>
+      </w:r>
+      <w:r>
+        <w:t>α</w:t>
+      </w:r>
+      <w:r>
+        <w:t>.1</w:t>
+      </w:r>
+      <w:r>
         <w:t xml:space="preserve"> </w:t>
       </w:r>
       <w:r>
-        <w:t>της βασικής ροής.</w:t>
-      </w:r>
-    </w:p>
-    <w:p>
-      <w:pPr>
-        <w:rPr>
-          <w:b/>
-          <w:bCs/>
-          <w:u w:val="single"/>
-        </w:rPr>
-      </w:pPr>
-      <w:r>
-        <w:rPr>
-          <w:b/>
-          <w:bCs/>
-          <w:u w:val="single"/>
-        </w:rPr>
-        <w:t>Εναλλακτική Ροή 2:</w:t>
+        <w:t>Στο</w:t>
+      </w:r>
+      <w:r>
+        <w:t xml:space="preserve"> </w:t>
+      </w:r>
+      <w:r>
+        <w:t>παράθυρο</w:t>
+      </w:r>
+      <w:r>
+        <w:t xml:space="preserve"> “</w:t>
+      </w:r>
+      <w:r>
+        <w:rPr>
+          <w:lang w:val="en-US"/>
+        </w:rPr>
+        <w:t>CONFRIRM</w:t>
+      </w:r>
+      <w:r>
+        <w:t xml:space="preserve"> </w:t>
+      </w:r>
+      <w:r>
+        <w:rPr>
+          <w:lang w:val="en-US"/>
+        </w:rPr>
+        <w:t>TRANSACTION</w:t>
+      </w:r>
+      <w:r>
+        <w:t xml:space="preserve">”, </w:t>
+      </w:r>
+      <w:r>
+        <w:t>ο χρήστης επιλέγει</w:t>
+      </w:r>
+      <w:r>
+        <w:t xml:space="preserve"> “</w:t>
+      </w:r>
+      <w:r>
+        <w:rPr>
+          <w:lang w:val="en-US"/>
+        </w:rPr>
+        <w:t>NO</w:t>
+      </w:r>
+      <w:r>
+        <w:t>”</w:t>
+      </w:r>
+      <w:r>
+        <w:t>.</w:t>
+      </w:r>
+    </w:p>
+    <w:p>
+      <w:pPr>
+        <w:ind w:left="720"/>
+      </w:pPr>
+      <w:r>
+        <w:t>6.α.2</w:t>
+      </w:r>
+      <w:r>
+        <w:t xml:space="preserve"> Το σύστημα </w:t>
+      </w:r>
+      <w:r>
+        <w:t>δεν</w:t>
+      </w:r>
+      <w:r>
+        <w:t xml:space="preserve"> πραγματοπο</w:t>
+      </w:r>
+      <w:r>
+        <w:t>ι</w:t>
+      </w:r>
+      <w:r>
+        <w:t>ε</w:t>
+      </w:r>
+      <w:r>
+        <w:t>ί</w:t>
+      </w:r>
+      <w:r>
+        <w:t xml:space="preserve"> καμία αφαίρεση πόντων.</w:t>
+      </w:r>
+    </w:p>
+    <w:p>
+      <w:pPr>
+        <w:ind w:left="720"/>
+      </w:pPr>
+      <w:r>
+        <w:t>6.α.3</w:t>
+      </w:r>
+      <w:r>
+        <w:t xml:space="preserve"> </w:t>
+      </w:r>
+      <w:r>
+        <w:t>Η</w:t>
+      </w:r>
+      <w:r>
+        <w:t xml:space="preserve"> περίπτωση χρήσης</w:t>
+      </w:r>
+      <w:r>
+        <w:t xml:space="preserve"> επιστρέφει στο βήμα</w:t>
+      </w:r>
+      <w:r>
+        <w:t xml:space="preserve"> </w:t>
+      </w:r>
+      <w:r>
+        <w:t>3</w:t>
+      </w:r>
+      <w:r>
+        <w:t xml:space="preserve"> της βασικής ροής</w:t>
+      </w:r>
+      <w:r>
+        <w:t>.</w:t>
+      </w:r>
+    </w:p>
+    <w:p>
+      <w:pPr>
+        <w:rPr>
+          <w:b/>
+          <w:bCs/>
+          <w:u w:val="single"/>
+        </w:rPr>
+      </w:pPr>
+      <w:r>
+        <w:rPr>
+          <w:b/>
+          <w:bCs/>
+          <w:u w:val="single"/>
+        </w:rPr>
+        <w:t>Εναλλακτική Ροή 3:</w:t>
       </w:r>
     </w:p>
     <w:p>
@@ -1795,202 +1914,56 @@
         <w:ind w:firstLine="720"/>
       </w:pPr>
       <w:r>
-        <w:t>6.</w:t>
-      </w:r>
-      <w:r>
-        <w:t>α</w:t>
-      </w:r>
-      <w:r>
-        <w:t>.1</w:t>
+        <w:t>4.α.1</w:t>
+      </w:r>
+      <w:r>
+        <w:t xml:space="preserve"> Ο χρήστης επιλέγει ένα προνόμιο που έχει </w:t>
+      </w:r>
+      <w:r>
+        <w:t>“(</w:t>
+      </w:r>
+      <w:r>
+        <w:rPr>
+          <w:lang w:val="en-US"/>
+        </w:rPr>
+        <w:t>limit</w:t>
+      </w:r>
+      <w:r>
+        <w:t xml:space="preserve"> 1)”.</w:t>
+      </w:r>
+    </w:p>
+    <w:p>
+      <w:pPr>
+        <w:ind w:left="720"/>
+      </w:pPr>
+      <w:r>
+        <w:t>4.α.2</w:t>
       </w:r>
       <w:r>
         <w:t xml:space="preserve"> </w:t>
       </w:r>
       <w:r>
-        <w:t>Στο</w:t>
+        <w:t>Το σύστημα διαπιστώνει ότι το προνόμιο έχει ήδη εξαργυρωθεί από τον χρήστη εκείνη τη χρονική περίοδο</w:t>
+      </w:r>
+      <w:r>
+        <w:t>.</w:t>
+      </w:r>
+    </w:p>
+    <w:p>
+      <w:pPr>
+        <w:ind w:left="720"/>
+      </w:pPr>
+      <w:r>
+        <w:t>4.α.3</w:t>
       </w:r>
       <w:r>
         <w:t xml:space="preserve"> </w:t>
       </w:r>
       <w:r>
-        <w:t>παράθυρο</w:t>
-      </w:r>
-      <w:r>
-        <w:t xml:space="preserve"> “</w:t>
-      </w:r>
-      <w:r>
-        <w:rPr>
-          <w:lang w:val="en-US"/>
-        </w:rPr>
-        <w:t>CONFRIRM</w:t>
-      </w:r>
-      <w:r>
-        <w:t xml:space="preserve"> </w:t>
-      </w:r>
-      <w:r>
-        <w:rPr>
-          <w:lang w:val="en-US"/>
-        </w:rPr>
-        <w:t>TRANSACTION</w:t>
-      </w:r>
-      <w:r>
-        <w:t xml:space="preserve">”, </w:t>
-      </w:r>
-      <w:r>
-        <w:t>ο χρήστης επιλέγει</w:t>
-      </w:r>
-      <w:r>
-        <w:t xml:space="preserve"> “</w:t>
-      </w:r>
-      <w:r>
-        <w:rPr>
-          <w:lang w:val="en-US"/>
-        </w:rPr>
-        <w:t>NO</w:t>
-      </w:r>
-      <w:r>
-        <w:t>”</w:t>
-      </w:r>
-      <w:r>
-        <w:t>.</w:t>
-      </w:r>
-    </w:p>
-    <w:p>
-      <w:pPr>
-        <w:ind w:left="720"/>
-      </w:pPr>
-      <w:r>
-        <w:t>6.α.2</w:t>
-      </w:r>
-      <w:r>
-        <w:t xml:space="preserve"> Το σύστημα </w:t>
-      </w:r>
-      <w:r>
-        <w:t>δεν</w:t>
-      </w:r>
-      <w:r>
-        <w:t xml:space="preserve"> πραγματοπο</w:t>
-      </w:r>
-      <w:r>
-        <w:t>ι</w:t>
-      </w:r>
-      <w:r>
-        <w:t>ε</w:t>
-      </w:r>
-      <w:r>
-        <w:t>ί</w:t>
-      </w:r>
-      <w:r>
-        <w:t xml:space="preserve"> καμία αφαίρεση πόντων.</w:t>
-      </w:r>
-    </w:p>
-    <w:p>
-      <w:pPr>
-        <w:ind w:left="720"/>
-      </w:pPr>
-      <w:r>
-        <w:t>6.α.3</w:t>
-      </w:r>
-      <w:r>
-        <w:t xml:space="preserve"> </w:t>
-      </w:r>
-      <w:r>
-        <w:t>Η</w:t>
-      </w:r>
-      <w:r>
-        <w:t xml:space="preserve"> περίπτωση χρήσης</w:t>
-      </w:r>
-      <w:r>
-        <w:t xml:space="preserve"> επιστρέφει στο βήμα</w:t>
-      </w:r>
-      <w:r>
-        <w:t xml:space="preserve"> </w:t>
-      </w:r>
-      <w:r>
-        <w:t>3</w:t>
-      </w:r>
-      <w:r>
-        <w:t xml:space="preserve"> της βασικής ροής</w:t>
-      </w:r>
-      <w:r>
-        <w:t>.</w:t>
-      </w:r>
-    </w:p>
-    <w:p>
-      <w:pPr>
-        <w:rPr>
-          <w:b/>
-          <w:bCs/>
-          <w:u w:val="single"/>
-        </w:rPr>
-      </w:pPr>
-      <w:r>
-        <w:rPr>
-          <w:b/>
-          <w:bCs/>
-          <w:u w:val="single"/>
-        </w:rPr>
-        <w:t>Εναλλακτική Ροή 3:</w:t>
-      </w:r>
-    </w:p>
-    <w:p>
-      <w:pPr>
-        <w:ind w:firstLine="720"/>
-      </w:pPr>
-      <w:r>
-        <w:t>4.α.1</w:t>
-      </w:r>
-      <w:r>
-        <w:t xml:space="preserve"> Ο χρήστης επιλέγει ένα προνόμιο που έχει </w:t>
-      </w:r>
-      <w:r>
-        <w:t>“(</w:t>
-      </w:r>
-      <w:r>
-        <w:rPr>
-          <w:lang w:val="en-US"/>
-        </w:rPr>
-        <w:t>limit</w:t>
-      </w:r>
-      <w:r>
-        <w:t xml:space="preserve"> 1)”.</w:t>
-      </w:r>
-    </w:p>
-    <w:p>
-      <w:pPr>
-        <w:ind w:left="720"/>
-      </w:pPr>
-      <w:r>
-        <w:t>4.α.2</w:t>
-      </w:r>
-      <w:r>
-        <w:t xml:space="preserve"> </w:t>
-      </w:r>
-      <w:r>
-        <w:t>Το σύστημα διαπιστώνει ότι το προνόμιο έχει ήδη εξαργυρωθεί από τον χρήστη εκείνη τη χρονική περίοδο</w:t>
-      </w:r>
-      <w:r>
-        <w:t>.</w:t>
-      </w:r>
-    </w:p>
-    <w:p>
-      <w:pPr>
-        <w:ind w:left="720"/>
-      </w:pPr>
-      <w:r>
-        <w:t>4.α.3</w:t>
-      </w:r>
-      <w:r>
-        <w:t xml:space="preserve"> </w:t>
-      </w:r>
-      <w:r>
         <w:t>Η περίπτωση χρήσης επιστρέφει στο βήμα 3</w:t>
       </w:r>
       <w:r>
-        <w:t xml:space="preserve"> </w:t>
-      </w:r>
-      <w:r>
-        <w:t>της βασικής ροής.</w:t>
+        <w:t xml:space="preserve"> της βασικής ροής.</w:t>
       </w:r>
     </w:p>
     <w:p>
@@ -2121,23 +2094,1087 @@
         <w:ind w:firstLine="720"/>
       </w:pPr>
       <w:r>
-        <w:t>3.α.</w:t>
-      </w:r>
-      <w:r>
-        <w:t xml:space="preserve">4 </w:t>
-      </w:r>
-      <w:r>
-        <w:t xml:space="preserve">Η περίπτωση χρήσης επιστρέφει στο βήμα </w:t>
-      </w:r>
-      <w:r>
-        <w:t>2</w:t>
-      </w:r>
-      <w:r>
+        <w:t>3.α.4 Η περίπτωση χρήσης επιστρέφει στο βήμα 2</w:t>
+      </w:r>
+      <w:r>
+        <w:t xml:space="preserve"> της βασικής ροής.</w:t>
+      </w:r>
+    </w:p>
+    <w:p>
+      <w:pPr>
+        <w:ind w:firstLine="720"/>
+      </w:pPr>
+    </w:p>
+    <w:p>
+      <w:pPr>
+        <w:ind w:firstLine="720"/>
+      </w:pPr>
+    </w:p>
+    <w:p>
+      <w:pPr>
+        <w:rPr>
+          <w:lang w:val="en-US"/>
+        </w:rPr>
+      </w:pPr>
+    </w:p>
+    <w:p>
+      <w:pPr>
+        <w:ind w:firstLine="720"/>
+        <w:rPr>
+          <w:lang w:val="en-US"/>
+        </w:rPr>
+      </w:pPr>
+    </w:p>
+    <w:p>
+      <w:pPr>
+        <w:rPr>
+          <w:b/>
+          <w:bCs/>
+          <w:sz w:val="30"/>
+          <w:szCs w:val="30"/>
+          <w:lang w:val="en-US"/>
+        </w:rPr>
+      </w:pPr>
+      <w:r>
+        <w:rPr>
+          <w:b/>
+          <w:bCs/>
+          <w:sz w:val="30"/>
+          <w:szCs w:val="30"/>
+          <w:lang w:val="en-US"/>
+        </w:rPr>
+        <w:t xml:space="preserve">Use Case 11: </w:t>
+      </w:r>
+      <w:r>
+        <w:rPr>
+          <w:b/>
+          <w:bCs/>
+          <w:sz w:val="30"/>
+          <w:szCs w:val="30"/>
+        </w:rPr>
+        <w:t>Δημιουργία</w:t>
+      </w:r>
+      <w:r>
+        <w:rPr>
+          <w:b/>
+          <w:bCs/>
+          <w:sz w:val="30"/>
+          <w:szCs w:val="30"/>
+          <w:lang w:val="en-US"/>
+        </w:rPr>
         <w:t xml:space="preserve"> </w:t>
       </w:r>
       <w:r>
-        <w:t>της βασικής ροής.</w:t>
-      </w:r>
+        <w:rPr>
+          <w:b/>
+          <w:bCs/>
+          <w:sz w:val="30"/>
+          <w:szCs w:val="30"/>
+        </w:rPr>
+        <w:t>αγγελίας</w:t>
+      </w:r>
+      <w:r>
+        <w:rPr>
+          <w:b/>
+          <w:bCs/>
+          <w:sz w:val="30"/>
+          <w:szCs w:val="30"/>
+          <w:lang w:val="en-US"/>
+        </w:rPr>
+        <w:t xml:space="preserve"> (</w:t>
+      </w:r>
+      <w:r>
+        <w:rPr>
+          <w:b/>
+          <w:bCs/>
+          <w:sz w:val="30"/>
+          <w:szCs w:val="30"/>
+          <w:lang w:val="en-US"/>
+        </w:rPr>
+        <w:t>Create</w:t>
+      </w:r>
+      <w:r>
+        <w:rPr>
+          <w:b/>
+          <w:bCs/>
+          <w:sz w:val="30"/>
+          <w:szCs w:val="30"/>
+          <w:lang w:val="en-US"/>
+        </w:rPr>
+        <w:t xml:space="preserve"> </w:t>
+      </w:r>
+      <w:r>
+        <w:rPr>
+          <w:b/>
+          <w:bCs/>
+          <w:sz w:val="30"/>
+          <w:szCs w:val="30"/>
+          <w:lang w:val="en-US"/>
+        </w:rPr>
+        <w:t>Request)</w:t>
+      </w:r>
+    </w:p>
+    <w:p>
+      <w:pPr>
+        <w:rPr>
+          <w:b/>
+          <w:bCs/>
+          <w:u w:val="single"/>
+        </w:rPr>
+      </w:pPr>
+      <w:r>
+        <w:rPr>
+          <w:b/>
+          <w:bCs/>
+          <w:u w:val="single"/>
+        </w:rPr>
+        <w:t>Βασική Ροή</w:t>
+      </w:r>
+      <w:r>
+        <w:rPr>
+          <w:b/>
+          <w:bCs/>
+          <w:u w:val="single"/>
+        </w:rPr>
+        <w:t xml:space="preserve"> &lt;&lt;</w:t>
+      </w:r>
+      <w:r>
+        <w:rPr>
+          <w:b/>
+          <w:bCs/>
+          <w:u w:val="single"/>
+        </w:rPr>
+        <w:t>Καταχώρηση Αγγελίας για Εύρεση Συγκατοίκου</w:t>
+      </w:r>
+      <w:r>
+        <w:rPr>
+          <w:b/>
+          <w:bCs/>
+          <w:u w:val="single"/>
+        </w:rPr>
+        <w:t xml:space="preserve"> και </w:t>
+      </w:r>
+      <w:r>
+        <w:rPr>
+          <w:b/>
+          <w:bCs/>
+          <w:u w:val="single"/>
+        </w:rPr>
+        <w:t>Δ</w:t>
+      </w:r>
+      <w:r>
+        <w:rPr>
+          <w:b/>
+          <w:bCs/>
+          <w:u w:val="single"/>
+        </w:rPr>
+        <w:t xml:space="preserve">ιαχείριση </w:t>
+      </w:r>
+      <w:r>
+        <w:rPr>
+          <w:b/>
+          <w:bCs/>
+          <w:u w:val="single"/>
+        </w:rPr>
+        <w:t>Α</w:t>
+      </w:r>
+      <w:r>
+        <w:rPr>
+          <w:b/>
+          <w:bCs/>
+          <w:u w:val="single"/>
+        </w:rPr>
+        <w:t>ιτήσεων</w:t>
+      </w:r>
+      <w:r>
+        <w:rPr>
+          <w:b/>
+          <w:bCs/>
+          <w:u w:val="single"/>
+        </w:rPr>
+        <w:t>&gt;</w:t>
+      </w:r>
+      <w:r>
+        <w:rPr>
+          <w:b/>
+          <w:bCs/>
+          <w:u w:val="single"/>
+        </w:rPr>
+        <w:t>:</w:t>
+      </w:r>
+    </w:p>
+    <w:p>
+      <w:pPr>
+        <w:pStyle w:val="a6"/>
+        <w:numPr>
+          <w:ilvl w:val="0"/>
+          <w:numId w:val="8"/>
+        </w:numPr>
+      </w:pPr>
+      <w:r>
+        <w:t xml:space="preserve">Ο χρήστης </w:t>
+      </w:r>
+      <w:r>
+        <w:t xml:space="preserve">επιλέγει την ενότητα </w:t>
+      </w:r>
+      <w:r>
+        <w:t>“</w:t>
+      </w:r>
+      <w:r>
+        <w:rPr>
+          <w:lang w:val="en-US"/>
+        </w:rPr>
+        <w:t>MY</w:t>
+      </w:r>
+      <w:r>
+        <w:t xml:space="preserve"> </w:t>
+      </w:r>
+      <w:r>
+        <w:rPr>
+          <w:lang w:val="en-US"/>
+        </w:rPr>
+        <w:t>APPLICATIONS</w:t>
+      </w:r>
+      <w:r>
+        <w:t xml:space="preserve">” </w:t>
+      </w:r>
+      <w:r>
+        <w:t>μέσα από το Προφίλ του.</w:t>
+      </w:r>
+    </w:p>
+    <w:p>
+      <w:pPr>
+        <w:pStyle w:val="a6"/>
+        <w:numPr>
+          <w:ilvl w:val="0"/>
+          <w:numId w:val="8"/>
+        </w:numPr>
+      </w:pPr>
+      <w:r>
+        <w:t>Το σύστημα εμφανίζει τις υπάρχουσες αγγελίες του χρήστη και το</w:t>
+      </w:r>
+      <w:r>
+        <w:t xml:space="preserve"> </w:t>
+      </w:r>
+      <w:r>
+        <w:t>κουμπί</w:t>
+      </w:r>
+      <w:r>
+        <w:t xml:space="preserve"> </w:t>
+      </w:r>
+      <w:r>
+        <w:t>“+”</w:t>
+      </w:r>
+      <w:r>
+        <w:t>.</w:t>
+      </w:r>
+    </w:p>
+    <w:p>
+      <w:pPr>
+        <w:pStyle w:val="a6"/>
+        <w:numPr>
+          <w:ilvl w:val="0"/>
+          <w:numId w:val="8"/>
+        </w:numPr>
+      </w:pPr>
+      <w:r>
+        <w:t xml:space="preserve">Ο χρήστης πατάει το </w:t>
+      </w:r>
+      <w:r>
+        <w:t xml:space="preserve">“+” </w:t>
+      </w:r>
+      <w:r>
+        <w:t>για δημιουργία νέας αγγελίας.</w:t>
+      </w:r>
+    </w:p>
+    <w:p>
+      <w:pPr>
+        <w:pStyle w:val="a6"/>
+        <w:numPr>
+          <w:ilvl w:val="0"/>
+          <w:numId w:val="8"/>
+        </w:numPr>
+      </w:pPr>
+      <w:r>
+        <w:t xml:space="preserve">Το σύστημα εμφανίζει τη φόρμα </w:t>
+      </w:r>
+      <w:r>
+        <w:t>“</w:t>
+      </w:r>
+      <w:r>
+        <w:rPr>
+          <w:lang w:val="en-US"/>
+        </w:rPr>
+        <w:t>New</w:t>
+      </w:r>
+      <w:r>
+        <w:t xml:space="preserve"> </w:t>
+      </w:r>
+      <w:r>
+        <w:rPr>
+          <w:lang w:val="en-US"/>
+        </w:rPr>
+        <w:t>Application</w:t>
+      </w:r>
+      <w:r>
+        <w:t xml:space="preserve">” </w:t>
+      </w:r>
+      <w:r>
+        <w:t>με πεδία για την περιγραφή</w:t>
+      </w:r>
+      <w:r>
+        <w:t xml:space="preserve"> </w:t>
+      </w:r>
+      <w:r>
+        <w:t>(</w:t>
+      </w:r>
+      <w:r>
+        <w:rPr>
+          <w:lang w:val="en-US"/>
+        </w:rPr>
+        <w:t>Description</w:t>
+      </w:r>
+      <w:r>
+        <w:t>)</w:t>
+      </w:r>
+      <w:r>
+        <w:t>, τοποθεσία</w:t>
+      </w:r>
+      <w:r>
+        <w:t xml:space="preserve"> (</w:t>
+      </w:r>
+      <w:r>
+        <w:rPr>
+          <w:lang w:val="en-US"/>
+        </w:rPr>
+        <w:t>Location</w:t>
+      </w:r>
+      <w:r>
+        <w:t xml:space="preserve">) </w:t>
+      </w:r>
+      <w:r>
+        <w:t>, ενοίκιο</w:t>
+      </w:r>
+      <w:r>
+        <w:t xml:space="preserve"> (</w:t>
+      </w:r>
+      <w:r>
+        <w:rPr>
+          <w:lang w:val="en-US"/>
+        </w:rPr>
+        <w:t>Rent</w:t>
+      </w:r>
+      <w:r>
+        <w:t xml:space="preserve">), </w:t>
+      </w:r>
+      <w:r>
+        <w:t>τον αριθμό των συγκατοίκων που αναζητεί ο χρήστης (</w:t>
+      </w:r>
+      <w:r>
+        <w:rPr>
+          <w:lang w:val="en-US"/>
+        </w:rPr>
+        <w:t>Roommates</w:t>
+      </w:r>
+      <w:r>
+        <w:t xml:space="preserve"> </w:t>
+      </w:r>
+      <w:r>
+        <w:rPr>
+          <w:lang w:val="en-US"/>
+        </w:rPr>
+        <w:t>wanted</w:t>
+      </w:r>
+      <w:r>
+        <w:t xml:space="preserve">) </w:t>
+      </w:r>
+      <w:r>
+        <w:t>και τη διεύθυνση του σπιτιού (</w:t>
+      </w:r>
+      <w:r>
+        <w:rPr>
+          <w:lang w:val="en-US"/>
+        </w:rPr>
+        <w:t>House</w:t>
+      </w:r>
+      <w:r>
+        <w:t xml:space="preserve"> </w:t>
+      </w:r>
+      <w:r>
+        <w:rPr>
+          <w:lang w:val="en-US"/>
+        </w:rPr>
+        <w:t>address</w:t>
+      </w:r>
+      <w:r>
+        <w:t>).</w:t>
+      </w:r>
+    </w:p>
+    <w:p>
+      <w:pPr>
+        <w:pStyle w:val="a6"/>
+        <w:numPr>
+          <w:ilvl w:val="0"/>
+          <w:numId w:val="8"/>
+        </w:numPr>
+      </w:pPr>
+      <w:r>
+        <w:t>Ο χρήστης συμπληρώνει τα απαραίτητα στοιχεία.</w:t>
+      </w:r>
+    </w:p>
+    <w:p>
+      <w:pPr>
+        <w:pStyle w:val="a6"/>
+        <w:numPr>
+          <w:ilvl w:val="0"/>
+          <w:numId w:val="8"/>
+        </w:numPr>
+      </w:pPr>
+      <w:r>
+        <w:t>Ο χρήστης επιλέγει το</w:t>
+      </w:r>
+      <w:r>
+        <w:t xml:space="preserve"> “</w:t>
+      </w:r>
+      <w:r>
+        <w:rPr>
+          <w:lang w:val="en-US"/>
+        </w:rPr>
+        <w:t>Preview</w:t>
+      </w:r>
+      <w:r>
+        <w:t xml:space="preserve">” </w:t>
+      </w:r>
+      <w:r>
+        <w:t xml:space="preserve">για να </w:t>
+      </w:r>
+      <w:r>
+        <w:rPr>
+          <w:rFonts w:ascii="Calibri" w:hAnsi="Calibri" w:cs="Calibri"/>
+        </w:rPr>
+        <w:t xml:space="preserve"> δει</w:t>
+      </w:r>
+      <w:r>
+        <w:t xml:space="preserve"> πως θα εμφανιστεί η αγγελία στους άλλους.</w:t>
+      </w:r>
+    </w:p>
+    <w:p>
+      <w:pPr>
+        <w:pStyle w:val="a6"/>
+        <w:numPr>
+          <w:ilvl w:val="0"/>
+          <w:numId w:val="8"/>
+        </w:numPr>
+      </w:pPr>
+      <w:r>
+        <w:t>Το σύστημα εμφανίζει την προεπισκόπηση και ζητά την τελική επιβεβαίωση</w:t>
+      </w:r>
+      <w:r>
+        <w:t>.</w:t>
+      </w:r>
+    </w:p>
+    <w:p>
+      <w:pPr>
+        <w:pStyle w:val="a6"/>
+        <w:numPr>
+          <w:ilvl w:val="0"/>
+          <w:numId w:val="8"/>
+        </w:numPr>
+      </w:pPr>
+      <w:r>
+        <w:t xml:space="preserve">Ο χρήστης πατάει </w:t>
+      </w:r>
+      <w:r>
+        <w:rPr>
+          <w:lang w:val="en-US"/>
+        </w:rPr>
+        <w:t>“Confirm”</w:t>
+      </w:r>
+      <w:r>
+        <w:t>.</w:t>
+      </w:r>
+    </w:p>
+    <w:p>
+      <w:pPr>
+        <w:pStyle w:val="a6"/>
+        <w:numPr>
+          <w:ilvl w:val="0"/>
+          <w:numId w:val="8"/>
+        </w:numPr>
+      </w:pPr>
+      <w:r>
+        <w:t>Το σύστημα ελέγχει την εγκυρότητα των στοιχείων και αποθηκεύει την αγγελία στην πλατφόρμα.</w:t>
+      </w:r>
+    </w:p>
+    <w:p>
+      <w:pPr>
+        <w:pStyle w:val="a6"/>
+        <w:numPr>
+          <w:ilvl w:val="0"/>
+          <w:numId w:val="8"/>
+        </w:numPr>
+      </w:pPr>
+      <w:r>
+        <w:t xml:space="preserve">Το σύστημα εμφανίζει μήνυμα επιτυχίας </w:t>
+      </w:r>
+      <w:r>
+        <w:t>“</w:t>
+      </w:r>
+      <w:r>
+        <w:rPr>
+          <w:lang w:val="en-US"/>
+        </w:rPr>
+        <w:t>Successful</w:t>
+      </w:r>
+      <w:r>
+        <w:t xml:space="preserve"> </w:t>
+      </w:r>
+      <w:r>
+        <w:rPr>
+          <w:lang w:val="en-US"/>
+        </w:rPr>
+        <w:t>addition</w:t>
+      </w:r>
+      <w:r>
+        <w:t xml:space="preserve">” </w:t>
+      </w:r>
+      <w:r>
+        <w:t>και η αγγελία είναι ορατή σε όλους τους χρήστες.</w:t>
+      </w:r>
+    </w:p>
+    <w:p>
+      <w:pPr>
+        <w:pStyle w:val="a6"/>
+        <w:ind w:left="1080"/>
+      </w:pPr>
+    </w:p>
+    <w:p>
+      <w:pPr>
+        <w:rPr>
+          <w:b/>
+          <w:bCs/>
+          <w:u w:val="single"/>
+        </w:rPr>
+      </w:pPr>
+      <w:r>
+        <w:rPr>
+          <w:b/>
+          <w:bCs/>
+          <w:u w:val="single"/>
+        </w:rPr>
+        <w:t>Εναλλακτική Ρ</w:t>
+      </w:r>
+      <w:r>
+        <w:rPr>
+          <w:b/>
+          <w:bCs/>
+          <w:u w:val="single"/>
+        </w:rPr>
+        <w:t>οή</w:t>
+      </w:r>
+      <w:r>
+        <w:rPr>
+          <w:b/>
+          <w:bCs/>
+          <w:u w:val="single"/>
+        </w:rPr>
+        <w:t xml:space="preserve"> 1:</w:t>
+      </w:r>
+    </w:p>
+    <w:p>
+      <w:pPr>
+        <w:pStyle w:val="a6"/>
+        <w:numPr>
+          <w:ilvl w:val="0"/>
+          <w:numId w:val="13"/>
+        </w:numPr>
+      </w:pPr>
+      <w:r>
+        <w:t xml:space="preserve">Το σύστημα </w:t>
+      </w:r>
+      <w:r>
+        <w:t>διαπιστώνει ότι υπάρχουν κενά πεδία.</w:t>
+      </w:r>
+    </w:p>
+    <w:p>
+      <w:pPr>
+        <w:pStyle w:val="a6"/>
+        <w:numPr>
+          <w:ilvl w:val="0"/>
+          <w:numId w:val="13"/>
+        </w:numPr>
+      </w:pPr>
+      <w:r>
+        <w:t xml:space="preserve">Το σύστημα εμφανίζει μήνυμα σφάλματος </w:t>
+      </w:r>
+      <w:r>
+        <w:t>“</w:t>
+      </w:r>
+      <w:r>
+        <w:rPr>
+          <w:lang w:val="en-US"/>
+        </w:rPr>
+        <w:t>Information</w:t>
+      </w:r>
+      <w:r>
+        <w:t xml:space="preserve"> </w:t>
+      </w:r>
+      <w:r>
+        <w:rPr>
+          <w:lang w:val="en-US"/>
+        </w:rPr>
+        <w:t>Missing</w:t>
+      </w:r>
+      <w:r>
+        <w:t>”.</w:t>
+      </w:r>
+    </w:p>
+    <w:p>
+      <w:pPr>
+        <w:pStyle w:val="a6"/>
+        <w:numPr>
+          <w:ilvl w:val="0"/>
+          <w:numId w:val="13"/>
+        </w:numPr>
+      </w:pPr>
+      <w:r>
+        <w:t>Η περίπτωση χρήσης συνεχίζεται από το βήμα 5 της βασικής ροής.</w:t>
+      </w:r>
+    </w:p>
+    <w:p>
+      <w:pPr>
+        <w:rPr>
+          <w:b/>
+          <w:bCs/>
+          <w:u w:val="single"/>
+        </w:rPr>
+      </w:pPr>
+      <w:r>
+        <w:rPr>
+          <w:b/>
+          <w:bCs/>
+          <w:u w:val="single"/>
+        </w:rPr>
+        <w:t>Εναλλακτική Ροή 2:</w:t>
+      </w:r>
+    </w:p>
+    <w:p>
+      <w:pPr>
+        <w:pStyle w:val="a6"/>
+        <w:numPr>
+          <w:ilvl w:val="0"/>
+          <w:numId w:val="14"/>
+        </w:numPr>
+        <w:rPr>
+          <w:b/>
+          <w:bCs/>
+          <w:u w:val="single"/>
+        </w:rPr>
+      </w:pPr>
+      <w:r>
+        <w:t xml:space="preserve">Ο χρήστης </w:t>
+      </w:r>
+      <w:r>
+        <w:t xml:space="preserve">πατάει </w:t>
+      </w:r>
+      <w:r>
+        <w:rPr>
+          <w:lang w:val="en-US"/>
+        </w:rPr>
+        <w:t>“Decline”</w:t>
+      </w:r>
+      <w:r>
+        <w:t>.</w:t>
+      </w:r>
+    </w:p>
+    <w:p>
+      <w:pPr>
+        <w:pStyle w:val="a6"/>
+        <w:numPr>
+          <w:ilvl w:val="0"/>
+          <w:numId w:val="14"/>
+        </w:numPr>
+        <w:rPr>
+          <w:b/>
+          <w:bCs/>
+          <w:u w:val="single"/>
+        </w:rPr>
+      </w:pPr>
+      <w:r>
+        <w:t>Το σύστημα τον επαναφέρει τον χρήστη στη φόρμα συμπλήρωσης στοιχείων.</w:t>
+      </w:r>
+    </w:p>
+    <w:p>
+      <w:pPr>
+        <w:pStyle w:val="a6"/>
+        <w:numPr>
+          <w:ilvl w:val="0"/>
+          <w:numId w:val="14"/>
+        </w:numPr>
+        <w:rPr>
+          <w:b/>
+          <w:bCs/>
+          <w:u w:val="single"/>
+        </w:rPr>
+      </w:pPr>
+      <w:r>
+        <w:t>Η περίπτωση χρήσης συνεχίζεται από το βήμα 5 της βασικής ροής.</w:t>
+      </w:r>
+    </w:p>
+    <w:p>
+      <w:pPr>
+        <w:rPr>
+          <w:b/>
+          <w:bCs/>
+          <w:u w:val="single"/>
+        </w:rPr>
+      </w:pPr>
+      <w:r>
+        <w:rPr>
+          <w:b/>
+          <w:bCs/>
+          <w:u w:val="single"/>
+        </w:rPr>
+        <w:lastRenderedPageBreak/>
+        <w:t xml:space="preserve">Εναλλακτική Ροή </w:t>
+      </w:r>
+      <w:r>
+        <w:rPr>
+          <w:b/>
+          <w:bCs/>
+          <w:u w:val="single"/>
+        </w:rPr>
+        <w:t>3</w:t>
+      </w:r>
+      <w:r>
+        <w:rPr>
+          <w:b/>
+          <w:bCs/>
+          <w:u w:val="single"/>
+        </w:rPr>
+        <w:t>:</w:t>
+      </w:r>
+    </w:p>
+    <w:p>
+      <w:pPr>
+        <w:pStyle w:val="a6"/>
+        <w:numPr>
+          <w:ilvl w:val="0"/>
+          <w:numId w:val="15"/>
+        </w:numPr>
+      </w:pPr>
+      <w:r>
+        <w:t>Ο χρήστης επιλέγει μια αίτηση από το "MY APPLICATIONS".</w:t>
+      </w:r>
+    </w:p>
+    <w:p>
+      <w:pPr>
+        <w:pStyle w:val="a6"/>
+        <w:numPr>
+          <w:ilvl w:val="0"/>
+          <w:numId w:val="15"/>
+        </w:numPr>
+      </w:pPr>
+      <w:r>
+        <w:t>Το σύστημα εμφανίζει την κατάσταση της αίτησης (PENDING / ACCEPTED / DECLINED).</w:t>
+      </w:r>
+    </w:p>
+    <w:p>
+      <w:pPr>
+        <w:pStyle w:val="a6"/>
+        <w:numPr>
+          <w:ilvl w:val="0"/>
+          <w:numId w:val="15"/>
+        </w:numPr>
+      </w:pPr>
+      <w:r>
+        <w:t>Το σύστημα διακρίνει ότι είναι "PENDING".</w:t>
+      </w:r>
+    </w:p>
+    <w:p>
+      <w:pPr>
+        <w:pStyle w:val="a6"/>
+        <w:numPr>
+          <w:ilvl w:val="0"/>
+          <w:numId w:val="15"/>
+        </w:numPr>
+        <w:rPr>
+          <w:lang w:val="en-US"/>
+        </w:rPr>
+      </w:pPr>
+      <w:r>
+        <w:t>Ο</w:t>
+      </w:r>
+      <w:r>
+        <w:rPr>
+          <w:lang w:val="en-US"/>
+        </w:rPr>
+        <w:t xml:space="preserve"> </w:t>
+      </w:r>
+      <w:r>
+        <w:t>χρήστης</w:t>
+      </w:r>
+      <w:r>
+        <w:rPr>
+          <w:lang w:val="en-US"/>
+        </w:rPr>
+        <w:t xml:space="preserve"> </w:t>
+      </w:r>
+      <w:r>
+        <w:t>επιλέγει</w:t>
+      </w:r>
+      <w:r>
+        <w:rPr>
+          <w:lang w:val="en-US"/>
+        </w:rPr>
+        <w:t xml:space="preserve"> "CANCEL APPLICATION".</w:t>
+      </w:r>
+    </w:p>
+    <w:p>
+      <w:pPr>
+        <w:pStyle w:val="a6"/>
+        <w:numPr>
+          <w:ilvl w:val="0"/>
+          <w:numId w:val="15"/>
+        </w:numPr>
+      </w:pPr>
+      <w:r>
+        <w:t>Το σύστημα ακυρώνει την αίτηση και την αφαιρεί από τη λίστα.</w:t>
+      </w:r>
+    </w:p>
+    <w:p/>
+    <w:p>
+      <w:pPr>
+        <w:rPr>
+          <w:b/>
+          <w:bCs/>
+          <w:u w:val="single"/>
+        </w:rPr>
+      </w:pPr>
+      <w:r>
+        <w:rPr>
+          <w:b/>
+          <w:bCs/>
+          <w:u w:val="single"/>
+        </w:rPr>
+        <w:t xml:space="preserve">Εναλλακτική Ροή </w:t>
+      </w:r>
+      <w:r>
+        <w:rPr>
+          <w:b/>
+          <w:bCs/>
+          <w:u w:val="single"/>
+        </w:rPr>
+        <w:t>3</w:t>
+      </w:r>
+      <w:r>
+        <w:rPr>
+          <w:b/>
+          <w:bCs/>
+          <w:u w:val="single"/>
+        </w:rPr>
+        <w:t>.1</w:t>
+      </w:r>
+      <w:r>
+        <w:rPr>
+          <w:b/>
+          <w:bCs/>
+          <w:u w:val="single"/>
+        </w:rPr>
+        <w:t>:</w:t>
+      </w:r>
+    </w:p>
+    <w:p>
+      <w:pPr>
+        <w:pStyle w:val="a6"/>
+        <w:numPr>
+          <w:ilvl w:val="0"/>
+          <w:numId w:val="16"/>
+        </w:numPr>
+      </w:pPr>
+      <w:r>
+        <w:t xml:space="preserve"> Ο χρήστης δεν επιλέγει "CANCEL APPLICATION".</w:t>
+      </w:r>
+    </w:p>
+    <w:p>
+      <w:pPr>
+        <w:pStyle w:val="a6"/>
+        <w:numPr>
+          <w:ilvl w:val="0"/>
+          <w:numId w:val="16"/>
+        </w:numPr>
+      </w:pPr>
+      <w:r>
+        <w:t xml:space="preserve"> </w:t>
+      </w:r>
+      <w:r>
+        <w:t>Η περίπτωση χρήσης τερματίζεται.</w:t>
+      </w:r>
+    </w:p>
+    <w:p/>
+    <w:p>
+      <w:pPr>
+        <w:rPr>
+          <w:b/>
+          <w:bCs/>
+          <w:u w:val="single"/>
+        </w:rPr>
+      </w:pPr>
+      <w:r>
+        <w:rPr>
+          <w:b/>
+          <w:bCs/>
+          <w:u w:val="single"/>
+        </w:rPr>
+        <w:t xml:space="preserve">Εναλλακτική Ροή </w:t>
+      </w:r>
+      <w:r>
+        <w:rPr>
+          <w:b/>
+          <w:bCs/>
+          <w:u w:val="single"/>
+        </w:rPr>
+        <w:t>3</w:t>
+      </w:r>
+      <w:r>
+        <w:rPr>
+          <w:b/>
+          <w:bCs/>
+          <w:u w:val="single"/>
+        </w:rPr>
+        <w:t>.2</w:t>
+      </w:r>
+      <w:r>
+        <w:rPr>
+          <w:b/>
+          <w:bCs/>
+          <w:u w:val="single"/>
+        </w:rPr>
+        <w:t>:</w:t>
+      </w:r>
+    </w:p>
+    <w:p>
+      <w:pPr>
+        <w:pStyle w:val="a6"/>
+        <w:numPr>
+          <w:ilvl w:val="0"/>
+          <w:numId w:val="17"/>
+        </w:numPr>
+      </w:pPr>
+      <w:r>
+        <w:t>Το σύστημα διακρίνει ότι είναι "ACCEPTED".</w:t>
+      </w:r>
+    </w:p>
+    <w:p>
+      <w:pPr>
+        <w:pStyle w:val="a6"/>
+        <w:numPr>
+          <w:ilvl w:val="0"/>
+          <w:numId w:val="17"/>
+        </w:numPr>
+      </w:pPr>
+      <w:r>
+        <w:t>Ο χρήστης βλέπει το μήνυμα αποδοχής της αίτησης του.</w:t>
+      </w:r>
+    </w:p>
+    <w:p>
+      <w:pPr>
+        <w:pStyle w:val="a6"/>
+        <w:numPr>
+          <w:ilvl w:val="0"/>
+          <w:numId w:val="17"/>
+        </w:numPr>
+      </w:pPr>
+      <w:r>
+        <w:t>Η περίπτωση χρήσης τερματίζεται.</w:t>
+      </w:r>
+    </w:p>
+    <w:p/>
+    <w:p>
+      <w:pPr>
+        <w:rPr>
+          <w:b/>
+          <w:bCs/>
+          <w:u w:val="single"/>
+        </w:rPr>
+      </w:pPr>
+      <w:r>
+        <w:rPr>
+          <w:b/>
+          <w:bCs/>
+          <w:u w:val="single"/>
+        </w:rPr>
+        <w:t xml:space="preserve">Εναλλακτική Ροή </w:t>
+      </w:r>
+      <w:r>
+        <w:rPr>
+          <w:b/>
+          <w:bCs/>
+          <w:u w:val="single"/>
+        </w:rPr>
+        <w:t>3</w:t>
+      </w:r>
+      <w:r>
+        <w:rPr>
+          <w:b/>
+          <w:bCs/>
+          <w:u w:val="single"/>
+        </w:rPr>
+        <w:t>.3</w:t>
+      </w:r>
+      <w:r>
+        <w:rPr>
+          <w:b/>
+          <w:bCs/>
+          <w:u w:val="single"/>
+        </w:rPr>
+        <w:t>:</w:t>
+      </w:r>
+    </w:p>
+    <w:p>
+      <w:pPr>
+        <w:pStyle w:val="a6"/>
+        <w:numPr>
+          <w:ilvl w:val="0"/>
+          <w:numId w:val="18"/>
+        </w:numPr>
+      </w:pPr>
+      <w:r>
+        <w:t>Το σύστημα διακρίνει ότι είναι "DECLINED".</w:t>
+      </w:r>
+    </w:p>
+    <w:p>
+      <w:pPr>
+        <w:pStyle w:val="a6"/>
+        <w:numPr>
+          <w:ilvl w:val="0"/>
+          <w:numId w:val="18"/>
+        </w:numPr>
+      </w:pPr>
+      <w:r>
+        <w:t>Ο χρήστης βλέπει το μήνυμα απόρριψης της αίτησης του.</w:t>
+      </w:r>
+    </w:p>
+    <w:p>
+      <w:pPr>
+        <w:pStyle w:val="a6"/>
+        <w:numPr>
+          <w:ilvl w:val="0"/>
+          <w:numId w:val="18"/>
+        </w:numPr>
+      </w:pPr>
+      <w:r>
+        <w:t>Η περίπτωση χρήσης τερματίζεται.</w:t>
+      </w:r>
+    </w:p>
+    <w:p/>
+    <w:p>
+      <w:pPr>
+        <w:rPr>
+          <w:sz w:val="30"/>
+          <w:szCs w:val="30"/>
+        </w:rPr>
+      </w:pPr>
     </w:p>
     <w:sectPr>
       <w:pgSz w:w="11906" w:h="16838"/>
@@ -2152,6 +3189,97 @@
 <file path=word/numbering.xml><?xml version="1.0" encoding="utf-8"?>
 <w:numbering xmlns:wpc="http://schemas.microsoft.com/office/word/2010/wordprocessingCanvas" xmlns:cx="http://schemas.microsoft.com/office/drawing/2014/chartex" xmlns:cx1="http://schemas.microsoft.com/office/drawing/2015/9/8/chartex" xmlns:cx2="http://schemas.microsoft.com/office/drawing/2015/10/21/chartex" xmlns:cx3="http://schemas.microsoft.com/office/drawing/2016/5/9/chartex" xmlns:cx4="http://schemas.microsoft.com/office/drawing/2016/5/10/chartex" xmlns:cx5="http://schemas.microsoft.com/office/drawing/2016/5/11/chartex" xmlns:cx6="http://schemas.microsoft.com/office/drawing/2016/5/12/chartex" xmlns:cx7="http://schemas.microsoft.com/office/drawing/2016/5/13/chartex" xmlns:cx8="http://schemas.microsoft.com/office/drawing/2016/5/14/chartex" xmlns:mc="http://schemas.openxmlformats.org/markup-compatibility/2006" xmlns:aink="http://schemas.microsoft.com/office/drawing/2016/ink" xmlns:am3d="http://schemas.microsoft.com/office/drawing/2017/model3d" xmlns:o="urn:schemas-microsoft-com:office:office" xmlns:oel="http://schemas.microsoft.com/office/2019/extlst" xmlns:r="http://schemas.openxmlformats.org/officeDocument/2006/relationships" xmlns:m="http://schemas.openxmlformats.org/officeDocument/2006/math" xmlns:v="urn:schemas-microsoft-com:vml" xmlns:wp14="http://schemas.microsoft.com/office/word/2010/wordprocessingDrawing" xmlns:wp="http://schemas.openxmlformats.org/drawingml/2006/wordprocessingDrawing" xmlns:w10="urn:schemas-microsoft-com:office:word" xmlns:w="http://schemas.openxmlformats.org/wordprocessingml/2006/main" xmlns:w14="http://schemas.microsoft.com/office/word/2010/wordml" xmlns:w15="http://schemas.microsoft.com/office/word/2012/wordml" xmlns:w16cex="http://schemas.microsoft.com/office/word/2018/wordml/cex" xmlns:w16cid="http://schemas.microsoft.com/office/word/2016/wordml/cid" xmlns:w16="http://schemas.microsoft.com/office/word/2018/wordml" xmlns:w16du="http://schemas.microsoft.com/office/word/2023/wordml/word16du" xmlns:w16sdtdh="http://schemas.microsoft.com/office/word/2020/wordml/sdtdatahash" xmlns:w16sdtfl="http://schemas.microsoft.com/office/word/2024/wordml/sdtformatlock" xmlns:w16se="http://schemas.microsoft.com/office/word/2015/wordml/symex" xmlns:wpg="http://schemas.microsoft.com/office/word/2010/wordprocessingGroup" xmlns:wpi="http://schemas.microsoft.com/office/word/2010/wordprocessingInk" xmlns:wne="http://schemas.microsoft.com/office/word/2006/wordml" xmlns:wps="http://schemas.microsoft.com/office/word/2010/wordprocessingShape" mc:Ignorable="w14 w15 w16se w16cid w16 w16cex w16sdtdh w16sdtfl w16du wp14">
   <w:abstractNum w:abstractNumId="0" w15:restartNumberingAfterBreak="0">
+    <w:nsid w:val="097B702F"/>
+    <w:multiLevelType w:val="hybridMultilevel"/>
+    <w:tmpl w:val="573E65B4"/>
+    <w:lvl w:ilvl="0" w:tplc="0CE64E12">
+      <w:start w:val="1"/>
+      <w:numFmt w:val="decimal"/>
+      <w:lvlText w:val="8.α.%1."/>
+      <w:lvlJc w:val="left"/>
+      <w:pPr>
+        <w:ind w:left="643" w:hanging="360"/>
+      </w:pPr>
+      <w:rPr>
+        <w:rFonts w:hint="default"/>
+        <w:b w:val="0"/>
+        <w:bCs w:val="0"/>
+      </w:rPr>
+    </w:lvl>
+    <w:lvl w:ilvl="1" w:tplc="04080019">
+      <w:start w:val="1"/>
+      <w:numFmt w:val="lowerLetter"/>
+      <w:lvlText w:val="%2."/>
+      <w:lvlJc w:val="left"/>
+      <w:pPr>
+        <w:ind w:left="1363" w:hanging="360"/>
+      </w:pPr>
+    </w:lvl>
+    <w:lvl w:ilvl="2" w:tplc="0408001B" w:tentative="1">
+      <w:start w:val="1"/>
+      <w:numFmt w:val="lowerRoman"/>
+      <w:lvlText w:val="%3."/>
+      <w:lvlJc w:val="right"/>
+      <w:pPr>
+        <w:ind w:left="2083" w:hanging="180"/>
+      </w:pPr>
+    </w:lvl>
+    <w:lvl w:ilvl="3" w:tplc="0408000F" w:tentative="1">
+      <w:start w:val="1"/>
+      <w:numFmt w:val="decimal"/>
+      <w:lvlText w:val="%4."/>
+      <w:lvlJc w:val="left"/>
+      <w:pPr>
+        <w:ind w:left="2803" w:hanging="360"/>
+      </w:pPr>
+    </w:lvl>
+    <w:lvl w:ilvl="4" w:tplc="04080019" w:tentative="1">
+      <w:start w:val="1"/>
+      <w:numFmt w:val="lowerLetter"/>
+      <w:lvlText w:val="%5."/>
+      <w:lvlJc w:val="left"/>
+      <w:pPr>
+        <w:ind w:left="3523" w:hanging="360"/>
+      </w:pPr>
+    </w:lvl>
+    <w:lvl w:ilvl="5" w:tplc="0408001B" w:tentative="1">
+      <w:start w:val="1"/>
+      <w:numFmt w:val="lowerRoman"/>
+      <w:lvlText w:val="%6."/>
+      <w:lvlJc w:val="right"/>
+      <w:pPr>
+        <w:ind w:left="4243" w:hanging="180"/>
+      </w:pPr>
+    </w:lvl>
+    <w:lvl w:ilvl="6" w:tplc="0408000F" w:tentative="1">
+      <w:start w:val="1"/>
+      <w:numFmt w:val="decimal"/>
+      <w:lvlText w:val="%7."/>
+      <w:lvlJc w:val="left"/>
+      <w:pPr>
+        <w:ind w:left="4963" w:hanging="360"/>
+      </w:pPr>
+    </w:lvl>
+    <w:lvl w:ilvl="7" w:tplc="04080019" w:tentative="1">
+      <w:start w:val="1"/>
+      <w:numFmt w:val="lowerLetter"/>
+      <w:lvlText w:val="%8."/>
+      <w:lvlJc w:val="left"/>
+      <w:pPr>
+        <w:ind w:left="5683" w:hanging="360"/>
+      </w:pPr>
+    </w:lvl>
+    <w:lvl w:ilvl="8" w:tplc="0408001B" w:tentative="1">
+      <w:start w:val="1"/>
+      <w:numFmt w:val="lowerRoman"/>
+      <w:lvlText w:val="%9."/>
+      <w:lvlJc w:val="right"/>
+      <w:pPr>
+        <w:ind w:left="6403" w:hanging="180"/>
+      </w:pPr>
+    </w:lvl>
+  </w:abstractNum>
+  <w:abstractNum w:abstractNumId="1" w15:restartNumberingAfterBreak="0">
     <w:nsid w:val="10CE6108"/>
     <w:multiLevelType w:val="hybridMultilevel"/>
     <w:tmpl w:val="94D2E45C"/>
@@ -2237,7 +3365,98 @@
       </w:pPr>
     </w:lvl>
   </w:abstractNum>
-  <w:abstractNum w:abstractNumId="1" w15:restartNumberingAfterBreak="0">
+  <w:abstractNum w:abstractNumId="2" w15:restartNumberingAfterBreak="0">
+    <w:nsid w:val="18971F44"/>
+    <w:multiLevelType w:val="hybridMultilevel"/>
+    <w:tmpl w:val="6ED67FD6"/>
+    <w:lvl w:ilvl="0" w:tplc="DB7E263A">
+      <w:start w:val="1"/>
+      <w:numFmt w:val="decimal"/>
+      <w:lvlText w:val="(2.α.4).α.%1."/>
+      <w:lvlJc w:val="left"/>
+      <w:pPr>
+        <w:ind w:left="720" w:hanging="360"/>
+      </w:pPr>
+      <w:rPr>
+        <w:rFonts w:hint="default"/>
+        <w:b w:val="0"/>
+        <w:bCs w:val="0"/>
+      </w:rPr>
+    </w:lvl>
+    <w:lvl w:ilvl="1" w:tplc="04080019" w:tentative="1">
+      <w:start w:val="1"/>
+      <w:numFmt w:val="lowerLetter"/>
+      <w:lvlText w:val="%2."/>
+      <w:lvlJc w:val="left"/>
+      <w:pPr>
+        <w:ind w:left="1440" w:hanging="360"/>
+      </w:pPr>
+    </w:lvl>
+    <w:lvl w:ilvl="2" w:tplc="0408001B" w:tentative="1">
+      <w:start w:val="1"/>
+      <w:numFmt w:val="lowerRoman"/>
+      <w:lvlText w:val="%3."/>
+      <w:lvlJc w:val="right"/>
+      <w:pPr>
+        <w:ind w:left="2160" w:hanging="180"/>
+      </w:pPr>
+    </w:lvl>
+    <w:lvl w:ilvl="3" w:tplc="0408000F" w:tentative="1">
+      <w:start w:val="1"/>
+      <w:numFmt w:val="decimal"/>
+      <w:lvlText w:val="%4."/>
+      <w:lvlJc w:val="left"/>
+      <w:pPr>
+        <w:ind w:left="2880" w:hanging="360"/>
+      </w:pPr>
+    </w:lvl>
+    <w:lvl w:ilvl="4" w:tplc="04080019" w:tentative="1">
+      <w:start w:val="1"/>
+      <w:numFmt w:val="lowerLetter"/>
+      <w:lvlText w:val="%5."/>
+      <w:lvlJc w:val="left"/>
+      <w:pPr>
+        <w:ind w:left="3600" w:hanging="360"/>
+      </w:pPr>
+    </w:lvl>
+    <w:lvl w:ilvl="5" w:tplc="0408001B" w:tentative="1">
+      <w:start w:val="1"/>
+      <w:numFmt w:val="lowerRoman"/>
+      <w:lvlText w:val="%6."/>
+      <w:lvlJc w:val="right"/>
+      <w:pPr>
+        <w:ind w:left="4320" w:hanging="180"/>
+      </w:pPr>
+    </w:lvl>
+    <w:lvl w:ilvl="6" w:tplc="0408000F" w:tentative="1">
+      <w:start w:val="1"/>
+      <w:numFmt w:val="decimal"/>
+      <w:lvlText w:val="%7."/>
+      <w:lvlJc w:val="left"/>
+      <w:pPr>
+        <w:ind w:left="5040" w:hanging="360"/>
+      </w:pPr>
+    </w:lvl>
+    <w:lvl w:ilvl="7" w:tplc="04080019" w:tentative="1">
+      <w:start w:val="1"/>
+      <w:numFmt w:val="lowerLetter"/>
+      <w:lvlText w:val="%8."/>
+      <w:lvlJc w:val="left"/>
+      <w:pPr>
+        <w:ind w:left="5760" w:hanging="360"/>
+      </w:pPr>
+    </w:lvl>
+    <w:lvl w:ilvl="8" w:tplc="0408001B" w:tentative="1">
+      <w:start w:val="1"/>
+      <w:numFmt w:val="lowerRoman"/>
+      <w:lvlText w:val="%9."/>
+      <w:lvlJc w:val="right"/>
+      <w:pPr>
+        <w:ind w:left="6480" w:hanging="180"/>
+      </w:pPr>
+    </w:lvl>
+  </w:abstractNum>
+  <w:abstractNum w:abstractNumId="3" w15:restartNumberingAfterBreak="0">
     <w:nsid w:val="209C412B"/>
     <w:multiLevelType w:val="hybridMultilevel"/>
     <w:tmpl w:val="90708634"/>
@@ -2323,7 +3542,211 @@
       </w:pPr>
     </w:lvl>
   </w:abstractNum>
-  <w:abstractNum w:abstractNumId="2" w15:restartNumberingAfterBreak="0">
+  <w:abstractNum w:abstractNumId="4" w15:restartNumberingAfterBreak="0">
+    <w:nsid w:val="25A55259"/>
+    <w:multiLevelType w:val="hybridMultilevel"/>
+    <w:tmpl w:val="E252EFD0"/>
+    <w:lvl w:ilvl="0" w:tplc="04080001">
+      <w:start w:val="1"/>
+      <w:numFmt w:val="bullet"/>
+      <w:lvlText w:val=""/>
+      <w:lvlJc w:val="left"/>
+      <w:pPr>
+        <w:ind w:left="720" w:hanging="360"/>
+      </w:pPr>
+      <w:rPr>
+        <w:rFonts w:ascii="Symbol" w:hAnsi="Symbol" w:hint="default"/>
+      </w:rPr>
+    </w:lvl>
+    <w:lvl w:ilvl="1" w:tplc="04080003" w:tentative="1">
+      <w:start w:val="1"/>
+      <w:numFmt w:val="bullet"/>
+      <w:lvlText w:val="o"/>
+      <w:lvlJc w:val="left"/>
+      <w:pPr>
+        <w:ind w:left="1440" w:hanging="360"/>
+      </w:pPr>
+      <w:rPr>
+        <w:rFonts w:ascii="Courier New" w:hAnsi="Courier New" w:cs="Courier New" w:hint="default"/>
+      </w:rPr>
+    </w:lvl>
+    <w:lvl w:ilvl="2" w:tplc="04080005" w:tentative="1">
+      <w:start w:val="1"/>
+      <w:numFmt w:val="bullet"/>
+      <w:lvlText w:val=""/>
+      <w:lvlJc w:val="left"/>
+      <w:pPr>
+        <w:ind w:left="2160" w:hanging="360"/>
+      </w:pPr>
+      <w:rPr>
+        <w:rFonts w:ascii="Wingdings" w:hAnsi="Wingdings" w:hint="default"/>
+      </w:rPr>
+    </w:lvl>
+    <w:lvl w:ilvl="3" w:tplc="04080001" w:tentative="1">
+      <w:start w:val="1"/>
+      <w:numFmt w:val="bullet"/>
+      <w:lvlText w:val=""/>
+      <w:lvlJc w:val="left"/>
+      <w:pPr>
+        <w:ind w:left="2880" w:hanging="360"/>
+      </w:pPr>
+      <w:rPr>
+        <w:rFonts w:ascii="Symbol" w:hAnsi="Symbol" w:hint="default"/>
+      </w:rPr>
+    </w:lvl>
+    <w:lvl w:ilvl="4" w:tplc="04080003" w:tentative="1">
+      <w:start w:val="1"/>
+      <w:numFmt w:val="bullet"/>
+      <w:lvlText w:val="o"/>
+      <w:lvlJc w:val="left"/>
+      <w:pPr>
+        <w:ind w:left="3600" w:hanging="360"/>
+      </w:pPr>
+      <w:rPr>
+        <w:rFonts w:ascii="Courier New" w:hAnsi="Courier New" w:cs="Courier New" w:hint="default"/>
+      </w:rPr>
+    </w:lvl>
+    <w:lvl w:ilvl="5" w:tplc="04080005" w:tentative="1">
+      <w:start w:val="1"/>
+      <w:numFmt w:val="bullet"/>
+      <w:lvlText w:val=""/>
+      <w:lvlJc w:val="left"/>
+      <w:pPr>
+        <w:ind w:left="4320" w:hanging="360"/>
+      </w:pPr>
+      <w:rPr>
+        <w:rFonts w:ascii="Wingdings" w:hAnsi="Wingdings" w:hint="default"/>
+      </w:rPr>
+    </w:lvl>
+    <w:lvl w:ilvl="6" w:tplc="04080001" w:tentative="1">
+      <w:start w:val="1"/>
+      <w:numFmt w:val="bullet"/>
+      <w:lvlText w:val=""/>
+      <w:lvlJc w:val="left"/>
+      <w:pPr>
+        <w:ind w:left="5040" w:hanging="360"/>
+      </w:pPr>
+      <w:rPr>
+        <w:rFonts w:ascii="Symbol" w:hAnsi="Symbol" w:hint="default"/>
+      </w:rPr>
+    </w:lvl>
+    <w:lvl w:ilvl="7" w:tplc="04080003" w:tentative="1">
+      <w:start w:val="1"/>
+      <w:numFmt w:val="bullet"/>
+      <w:lvlText w:val="o"/>
+      <w:lvlJc w:val="left"/>
+      <w:pPr>
+        <w:ind w:left="5760" w:hanging="360"/>
+      </w:pPr>
+      <w:rPr>
+        <w:rFonts w:ascii="Courier New" w:hAnsi="Courier New" w:cs="Courier New" w:hint="default"/>
+      </w:rPr>
+    </w:lvl>
+    <w:lvl w:ilvl="8" w:tplc="04080005" w:tentative="1">
+      <w:start w:val="1"/>
+      <w:numFmt w:val="bullet"/>
+      <w:lvlText w:val=""/>
+      <w:lvlJc w:val="left"/>
+      <w:pPr>
+        <w:ind w:left="6480" w:hanging="360"/>
+      </w:pPr>
+      <w:rPr>
+        <w:rFonts w:ascii="Wingdings" w:hAnsi="Wingdings" w:hint="default"/>
+      </w:rPr>
+    </w:lvl>
+  </w:abstractNum>
+  <w:abstractNum w:abstractNumId="5" w15:restartNumberingAfterBreak="0">
+    <w:nsid w:val="28B5544A"/>
+    <w:multiLevelType w:val="hybridMultilevel"/>
+    <w:tmpl w:val="BBA2E9A2"/>
+    <w:lvl w:ilvl="0" w:tplc="DCFC533A">
+      <w:start w:val="1"/>
+      <w:numFmt w:val="decimal"/>
+      <w:lvlText w:val="(2.α.3).β.%1."/>
+      <w:lvlJc w:val="left"/>
+      <w:pPr>
+        <w:ind w:left="720" w:hanging="360"/>
+      </w:pPr>
+      <w:rPr>
+        <w:rFonts w:hint="default"/>
+        <w:b w:val="0"/>
+        <w:bCs w:val="0"/>
+      </w:rPr>
+    </w:lvl>
+    <w:lvl w:ilvl="1" w:tplc="04080019" w:tentative="1">
+      <w:start w:val="1"/>
+      <w:numFmt w:val="lowerLetter"/>
+      <w:lvlText w:val="%2."/>
+      <w:lvlJc w:val="left"/>
+      <w:pPr>
+        <w:ind w:left="1440" w:hanging="360"/>
+      </w:pPr>
+    </w:lvl>
+    <w:lvl w:ilvl="2" w:tplc="0408001B" w:tentative="1">
+      <w:start w:val="1"/>
+      <w:numFmt w:val="lowerRoman"/>
+      <w:lvlText w:val="%3."/>
+      <w:lvlJc w:val="right"/>
+      <w:pPr>
+        <w:ind w:left="2160" w:hanging="180"/>
+      </w:pPr>
+    </w:lvl>
+    <w:lvl w:ilvl="3" w:tplc="0408000F" w:tentative="1">
+      <w:start w:val="1"/>
+      <w:numFmt w:val="decimal"/>
+      <w:lvlText w:val="%4."/>
+      <w:lvlJc w:val="left"/>
+      <w:pPr>
+        <w:ind w:left="2880" w:hanging="360"/>
+      </w:pPr>
+    </w:lvl>
+    <w:lvl w:ilvl="4" w:tplc="04080019" w:tentative="1">
+      <w:start w:val="1"/>
+      <w:numFmt w:val="lowerLetter"/>
+      <w:lvlText w:val="%5."/>
+      <w:lvlJc w:val="left"/>
+      <w:pPr>
+        <w:ind w:left="3600" w:hanging="360"/>
+      </w:pPr>
+    </w:lvl>
+    <w:lvl w:ilvl="5" w:tplc="0408001B" w:tentative="1">
+      <w:start w:val="1"/>
+      <w:numFmt w:val="lowerRoman"/>
+      <w:lvlText w:val="%6."/>
+      <w:lvlJc w:val="right"/>
+      <w:pPr>
+        <w:ind w:left="4320" w:hanging="180"/>
+      </w:pPr>
+    </w:lvl>
+    <w:lvl w:ilvl="6" w:tplc="0408000F" w:tentative="1">
+      <w:start w:val="1"/>
+      <w:numFmt w:val="decimal"/>
+      <w:lvlText w:val="%7."/>
+      <w:lvlJc w:val="left"/>
+      <w:pPr>
+        <w:ind w:left="5040" w:hanging="360"/>
+      </w:pPr>
+    </w:lvl>
+    <w:lvl w:ilvl="7" w:tplc="04080019" w:tentative="1">
+      <w:start w:val="1"/>
+      <w:numFmt w:val="lowerLetter"/>
+      <w:lvlText w:val="%8."/>
+      <w:lvlJc w:val="left"/>
+      <w:pPr>
+        <w:ind w:left="5760" w:hanging="360"/>
+      </w:pPr>
+    </w:lvl>
+    <w:lvl w:ilvl="8" w:tplc="0408001B" w:tentative="1">
+      <w:start w:val="1"/>
+      <w:numFmt w:val="lowerRoman"/>
+      <w:lvlText w:val="%9."/>
+      <w:lvlJc w:val="right"/>
+      <w:pPr>
+        <w:ind w:left="6480" w:hanging="180"/>
+      </w:pPr>
+    </w:lvl>
+  </w:abstractNum>
+  <w:abstractNum w:abstractNumId="6" w15:restartNumberingAfterBreak="0">
     <w:nsid w:val="2B313920"/>
     <w:multiLevelType w:val="hybridMultilevel"/>
     <w:tmpl w:val="92D4539A"/>
@@ -2409,7 +3832,445 @@
       </w:pPr>
     </w:lvl>
   </w:abstractNum>
-  <w:abstractNum w:abstractNumId="3" w15:restartNumberingAfterBreak="0">
+  <w:abstractNum w:abstractNumId="7" w15:restartNumberingAfterBreak="0">
+    <w:nsid w:val="2D456DA1"/>
+    <w:multiLevelType w:val="hybridMultilevel"/>
+    <w:tmpl w:val="F50EA558"/>
+    <w:lvl w:ilvl="0" w:tplc="DE90C8AA">
+      <w:start w:val="1"/>
+      <w:numFmt w:val="decimal"/>
+      <w:lvlText w:val="2.α.%1."/>
+      <w:lvlJc w:val="left"/>
+      <w:pPr>
+        <w:ind w:left="720" w:hanging="360"/>
+      </w:pPr>
+      <w:rPr>
+        <w:rFonts w:hint="default"/>
+        <w:b w:val="0"/>
+        <w:bCs w:val="0"/>
+      </w:rPr>
+    </w:lvl>
+    <w:lvl w:ilvl="1" w:tplc="04080019" w:tentative="1">
+      <w:start w:val="1"/>
+      <w:numFmt w:val="lowerLetter"/>
+      <w:lvlText w:val="%2."/>
+      <w:lvlJc w:val="left"/>
+      <w:pPr>
+        <w:ind w:left="1440" w:hanging="360"/>
+      </w:pPr>
+    </w:lvl>
+    <w:lvl w:ilvl="2" w:tplc="0408001B" w:tentative="1">
+      <w:start w:val="1"/>
+      <w:numFmt w:val="lowerRoman"/>
+      <w:lvlText w:val="%3."/>
+      <w:lvlJc w:val="right"/>
+      <w:pPr>
+        <w:ind w:left="2160" w:hanging="180"/>
+      </w:pPr>
+    </w:lvl>
+    <w:lvl w:ilvl="3" w:tplc="0408000F" w:tentative="1">
+      <w:start w:val="1"/>
+      <w:numFmt w:val="decimal"/>
+      <w:lvlText w:val="%4."/>
+      <w:lvlJc w:val="left"/>
+      <w:pPr>
+        <w:ind w:left="2880" w:hanging="360"/>
+      </w:pPr>
+    </w:lvl>
+    <w:lvl w:ilvl="4" w:tplc="04080019" w:tentative="1">
+      <w:start w:val="1"/>
+      <w:numFmt w:val="lowerLetter"/>
+      <w:lvlText w:val="%5."/>
+      <w:lvlJc w:val="left"/>
+      <w:pPr>
+        <w:ind w:left="3600" w:hanging="360"/>
+      </w:pPr>
+    </w:lvl>
+    <w:lvl w:ilvl="5" w:tplc="0408001B" w:tentative="1">
+      <w:start w:val="1"/>
+      <w:numFmt w:val="lowerRoman"/>
+      <w:lvlText w:val="%6."/>
+      <w:lvlJc w:val="right"/>
+      <w:pPr>
+        <w:ind w:left="4320" w:hanging="180"/>
+      </w:pPr>
+    </w:lvl>
+    <w:lvl w:ilvl="6" w:tplc="0408000F" w:tentative="1">
+      <w:start w:val="1"/>
+      <w:numFmt w:val="decimal"/>
+      <w:lvlText w:val="%7."/>
+      <w:lvlJc w:val="left"/>
+      <w:pPr>
+        <w:ind w:left="5040" w:hanging="360"/>
+      </w:pPr>
+    </w:lvl>
+    <w:lvl w:ilvl="7" w:tplc="04080019" w:tentative="1">
+      <w:start w:val="1"/>
+      <w:numFmt w:val="lowerLetter"/>
+      <w:lvlText w:val="%8."/>
+      <w:lvlJc w:val="left"/>
+      <w:pPr>
+        <w:ind w:left="5760" w:hanging="360"/>
+      </w:pPr>
+    </w:lvl>
+    <w:lvl w:ilvl="8" w:tplc="0408001B" w:tentative="1">
+      <w:start w:val="1"/>
+      <w:numFmt w:val="lowerRoman"/>
+      <w:lvlText w:val="%9."/>
+      <w:lvlJc w:val="right"/>
+      <w:pPr>
+        <w:ind w:left="6480" w:hanging="180"/>
+      </w:pPr>
+    </w:lvl>
+  </w:abstractNum>
+  <w:abstractNum w:abstractNumId="8" w15:restartNumberingAfterBreak="0">
+    <w:nsid w:val="3216340F"/>
+    <w:multiLevelType w:val="hybridMultilevel"/>
+    <w:tmpl w:val="AAF4EC0A"/>
+    <w:lvl w:ilvl="0" w:tplc="FFFFFFFF">
+      <w:start w:val="1"/>
+      <w:numFmt w:val="decimal"/>
+      <w:lvlText w:val="%1."/>
+      <w:lvlJc w:val="left"/>
+      <w:pPr>
+        <w:ind w:left="1080" w:hanging="360"/>
+      </w:pPr>
+    </w:lvl>
+    <w:lvl w:ilvl="1" w:tplc="FFFFFFFF" w:tentative="1">
+      <w:start w:val="1"/>
+      <w:numFmt w:val="lowerLetter"/>
+      <w:lvlText w:val="%2."/>
+      <w:lvlJc w:val="left"/>
+      <w:pPr>
+        <w:ind w:left="1800" w:hanging="360"/>
+      </w:pPr>
+    </w:lvl>
+    <w:lvl w:ilvl="2" w:tplc="FFFFFFFF" w:tentative="1">
+      <w:start w:val="1"/>
+      <w:numFmt w:val="lowerRoman"/>
+      <w:lvlText w:val="%3."/>
+      <w:lvlJc w:val="right"/>
+      <w:pPr>
+        <w:ind w:left="2520" w:hanging="180"/>
+      </w:pPr>
+    </w:lvl>
+    <w:lvl w:ilvl="3" w:tplc="FFFFFFFF" w:tentative="1">
+      <w:start w:val="1"/>
+      <w:numFmt w:val="decimal"/>
+      <w:lvlText w:val="%4."/>
+      <w:lvlJc w:val="left"/>
+      <w:pPr>
+        <w:ind w:left="3240" w:hanging="360"/>
+      </w:pPr>
+    </w:lvl>
+    <w:lvl w:ilvl="4" w:tplc="FFFFFFFF" w:tentative="1">
+      <w:start w:val="1"/>
+      <w:numFmt w:val="lowerLetter"/>
+      <w:lvlText w:val="%5."/>
+      <w:lvlJc w:val="left"/>
+      <w:pPr>
+        <w:ind w:left="3960" w:hanging="360"/>
+      </w:pPr>
+    </w:lvl>
+    <w:lvl w:ilvl="5" w:tplc="FFFFFFFF" w:tentative="1">
+      <w:start w:val="1"/>
+      <w:numFmt w:val="lowerRoman"/>
+      <w:lvlText w:val="%6."/>
+      <w:lvlJc w:val="right"/>
+      <w:pPr>
+        <w:ind w:left="4680" w:hanging="180"/>
+      </w:pPr>
+    </w:lvl>
+    <w:lvl w:ilvl="6" w:tplc="FFFFFFFF" w:tentative="1">
+      <w:start w:val="1"/>
+      <w:numFmt w:val="decimal"/>
+      <w:lvlText w:val="%7."/>
+      <w:lvlJc w:val="left"/>
+      <w:pPr>
+        <w:ind w:left="5400" w:hanging="360"/>
+      </w:pPr>
+    </w:lvl>
+    <w:lvl w:ilvl="7" w:tplc="FFFFFFFF" w:tentative="1">
+      <w:start w:val="1"/>
+      <w:numFmt w:val="lowerLetter"/>
+      <w:lvlText w:val="%8."/>
+      <w:lvlJc w:val="left"/>
+      <w:pPr>
+        <w:ind w:left="6120" w:hanging="360"/>
+      </w:pPr>
+    </w:lvl>
+    <w:lvl w:ilvl="8" w:tplc="FFFFFFFF" w:tentative="1">
+      <w:start w:val="1"/>
+      <w:numFmt w:val="lowerRoman"/>
+      <w:lvlText w:val="%9."/>
+      <w:lvlJc w:val="right"/>
+      <w:pPr>
+        <w:ind w:left="6840" w:hanging="180"/>
+      </w:pPr>
+    </w:lvl>
+  </w:abstractNum>
+  <w:abstractNum w:abstractNumId="9" w15:restartNumberingAfterBreak="0">
+    <w:nsid w:val="32E41B1E"/>
+    <w:multiLevelType w:val="hybridMultilevel"/>
+    <w:tmpl w:val="EBA244CE"/>
+    <w:lvl w:ilvl="0" w:tplc="FFFFFFFF">
+      <w:start w:val="1"/>
+      <w:numFmt w:val="decimal"/>
+      <w:lvlText w:val="%1."/>
+      <w:lvlJc w:val="left"/>
+      <w:pPr>
+        <w:ind w:left="1080" w:hanging="360"/>
+      </w:pPr>
+    </w:lvl>
+    <w:lvl w:ilvl="1" w:tplc="04080019" w:tentative="1">
+      <w:start w:val="1"/>
+      <w:numFmt w:val="lowerLetter"/>
+      <w:lvlText w:val="%2."/>
+      <w:lvlJc w:val="left"/>
+      <w:pPr>
+        <w:ind w:left="1440" w:hanging="360"/>
+      </w:pPr>
+    </w:lvl>
+    <w:lvl w:ilvl="2" w:tplc="0408001B" w:tentative="1">
+      <w:start w:val="1"/>
+      <w:numFmt w:val="lowerRoman"/>
+      <w:lvlText w:val="%3."/>
+      <w:lvlJc w:val="right"/>
+      <w:pPr>
+        <w:ind w:left="2160" w:hanging="180"/>
+      </w:pPr>
+    </w:lvl>
+    <w:lvl w:ilvl="3" w:tplc="0408000F" w:tentative="1">
+      <w:start w:val="1"/>
+      <w:numFmt w:val="decimal"/>
+      <w:lvlText w:val="%4."/>
+      <w:lvlJc w:val="left"/>
+      <w:pPr>
+        <w:ind w:left="2880" w:hanging="360"/>
+      </w:pPr>
+    </w:lvl>
+    <w:lvl w:ilvl="4" w:tplc="04080019" w:tentative="1">
+      <w:start w:val="1"/>
+      <w:numFmt w:val="lowerLetter"/>
+      <w:lvlText w:val="%5."/>
+      <w:lvlJc w:val="left"/>
+      <w:pPr>
+        <w:ind w:left="3600" w:hanging="360"/>
+      </w:pPr>
+    </w:lvl>
+    <w:lvl w:ilvl="5" w:tplc="0408001B" w:tentative="1">
+      <w:start w:val="1"/>
+      <w:numFmt w:val="lowerRoman"/>
+      <w:lvlText w:val="%6."/>
+      <w:lvlJc w:val="right"/>
+      <w:pPr>
+        <w:ind w:left="4320" w:hanging="180"/>
+      </w:pPr>
+    </w:lvl>
+    <w:lvl w:ilvl="6" w:tplc="0408000F" w:tentative="1">
+      <w:start w:val="1"/>
+      <w:numFmt w:val="decimal"/>
+      <w:lvlText w:val="%7."/>
+      <w:lvlJc w:val="left"/>
+      <w:pPr>
+        <w:ind w:left="5040" w:hanging="360"/>
+      </w:pPr>
+    </w:lvl>
+    <w:lvl w:ilvl="7" w:tplc="04080019" w:tentative="1">
+      <w:start w:val="1"/>
+      <w:numFmt w:val="lowerLetter"/>
+      <w:lvlText w:val="%8."/>
+      <w:lvlJc w:val="left"/>
+      <w:pPr>
+        <w:ind w:left="5760" w:hanging="360"/>
+      </w:pPr>
+    </w:lvl>
+    <w:lvl w:ilvl="8" w:tplc="0408001B" w:tentative="1">
+      <w:start w:val="1"/>
+      <w:numFmt w:val="lowerRoman"/>
+      <w:lvlText w:val="%9."/>
+      <w:lvlJc w:val="right"/>
+      <w:pPr>
+        <w:ind w:left="6480" w:hanging="180"/>
+      </w:pPr>
+    </w:lvl>
+  </w:abstractNum>
+  <w:abstractNum w:abstractNumId="10" w15:restartNumberingAfterBreak="0">
+    <w:nsid w:val="401A653F"/>
+    <w:multiLevelType w:val="hybridMultilevel"/>
+    <w:tmpl w:val="C4EE7542"/>
+    <w:lvl w:ilvl="0" w:tplc="FFFFFFFF">
+      <w:start w:val="1"/>
+      <w:numFmt w:val="decimal"/>
+      <w:lvlText w:val="%1."/>
+      <w:lvlJc w:val="left"/>
+      <w:pPr>
+        <w:ind w:left="1080" w:hanging="360"/>
+      </w:pPr>
+    </w:lvl>
+    <w:lvl w:ilvl="1" w:tplc="04080019" w:tentative="1">
+      <w:start w:val="1"/>
+      <w:numFmt w:val="lowerLetter"/>
+      <w:lvlText w:val="%2."/>
+      <w:lvlJc w:val="left"/>
+      <w:pPr>
+        <w:ind w:left="1440" w:hanging="360"/>
+      </w:pPr>
+    </w:lvl>
+    <w:lvl w:ilvl="2" w:tplc="0408001B" w:tentative="1">
+      <w:start w:val="1"/>
+      <w:numFmt w:val="lowerRoman"/>
+      <w:lvlText w:val="%3."/>
+      <w:lvlJc w:val="right"/>
+      <w:pPr>
+        <w:ind w:left="2160" w:hanging="180"/>
+      </w:pPr>
+    </w:lvl>
+    <w:lvl w:ilvl="3" w:tplc="0408000F" w:tentative="1">
+      <w:start w:val="1"/>
+      <w:numFmt w:val="decimal"/>
+      <w:lvlText w:val="%4."/>
+      <w:lvlJc w:val="left"/>
+      <w:pPr>
+        <w:ind w:left="2880" w:hanging="360"/>
+      </w:pPr>
+    </w:lvl>
+    <w:lvl w:ilvl="4" w:tplc="04080019" w:tentative="1">
+      <w:start w:val="1"/>
+      <w:numFmt w:val="lowerLetter"/>
+      <w:lvlText w:val="%5."/>
+      <w:lvlJc w:val="left"/>
+      <w:pPr>
+        <w:ind w:left="3600" w:hanging="360"/>
+      </w:pPr>
+    </w:lvl>
+    <w:lvl w:ilvl="5" w:tplc="0408001B" w:tentative="1">
+      <w:start w:val="1"/>
+      <w:numFmt w:val="lowerRoman"/>
+      <w:lvlText w:val="%6."/>
+      <w:lvlJc w:val="right"/>
+      <w:pPr>
+        <w:ind w:left="4320" w:hanging="180"/>
+      </w:pPr>
+    </w:lvl>
+    <w:lvl w:ilvl="6" w:tplc="0408000F" w:tentative="1">
+      <w:start w:val="1"/>
+      <w:numFmt w:val="decimal"/>
+      <w:lvlText w:val="%7."/>
+      <w:lvlJc w:val="left"/>
+      <w:pPr>
+        <w:ind w:left="5040" w:hanging="360"/>
+      </w:pPr>
+    </w:lvl>
+    <w:lvl w:ilvl="7" w:tplc="04080019" w:tentative="1">
+      <w:start w:val="1"/>
+      <w:numFmt w:val="lowerLetter"/>
+      <w:lvlText w:val="%8."/>
+      <w:lvlJc w:val="left"/>
+      <w:pPr>
+        <w:ind w:left="5760" w:hanging="360"/>
+      </w:pPr>
+    </w:lvl>
+    <w:lvl w:ilvl="8" w:tplc="0408001B" w:tentative="1">
+      <w:start w:val="1"/>
+      <w:numFmt w:val="lowerRoman"/>
+      <w:lvlText w:val="%9."/>
+      <w:lvlJc w:val="right"/>
+      <w:pPr>
+        <w:ind w:left="6480" w:hanging="180"/>
+      </w:pPr>
+    </w:lvl>
+  </w:abstractNum>
+  <w:abstractNum w:abstractNumId="11" w15:restartNumberingAfterBreak="0">
+    <w:nsid w:val="43DA36C4"/>
+    <w:multiLevelType w:val="hybridMultilevel"/>
+    <w:tmpl w:val="5352FF48"/>
+    <w:lvl w:ilvl="0" w:tplc="FDC4DD8A">
+      <w:start w:val="1"/>
+      <w:numFmt w:val="decimal"/>
+      <w:lvlText w:val="9.α.%1."/>
+      <w:lvlJc w:val="left"/>
+      <w:pPr>
+        <w:ind w:left="720" w:hanging="360"/>
+      </w:pPr>
+      <w:rPr>
+        <w:rFonts w:hint="default"/>
+      </w:rPr>
+    </w:lvl>
+    <w:lvl w:ilvl="1" w:tplc="04080019" w:tentative="1">
+      <w:start w:val="1"/>
+      <w:numFmt w:val="lowerLetter"/>
+      <w:lvlText w:val="%2."/>
+      <w:lvlJc w:val="left"/>
+      <w:pPr>
+        <w:ind w:left="1440" w:hanging="360"/>
+      </w:pPr>
+    </w:lvl>
+    <w:lvl w:ilvl="2" w:tplc="0408001B" w:tentative="1">
+      <w:start w:val="1"/>
+      <w:numFmt w:val="lowerRoman"/>
+      <w:lvlText w:val="%3."/>
+      <w:lvlJc w:val="right"/>
+      <w:pPr>
+        <w:ind w:left="2160" w:hanging="180"/>
+      </w:pPr>
+    </w:lvl>
+    <w:lvl w:ilvl="3" w:tplc="0408000F" w:tentative="1">
+      <w:start w:val="1"/>
+      <w:numFmt w:val="decimal"/>
+      <w:lvlText w:val="%4."/>
+      <w:lvlJc w:val="left"/>
+      <w:pPr>
+        <w:ind w:left="2880" w:hanging="360"/>
+      </w:pPr>
+    </w:lvl>
+    <w:lvl w:ilvl="4" w:tplc="04080019" w:tentative="1">
+      <w:start w:val="1"/>
+      <w:numFmt w:val="lowerLetter"/>
+      <w:lvlText w:val="%5."/>
+      <w:lvlJc w:val="left"/>
+      <w:pPr>
+        <w:ind w:left="3600" w:hanging="360"/>
+      </w:pPr>
+    </w:lvl>
+    <w:lvl w:ilvl="5" w:tplc="0408001B" w:tentative="1">
+      <w:start w:val="1"/>
+      <w:numFmt w:val="lowerRoman"/>
+      <w:lvlText w:val="%6."/>
+      <w:lvlJc w:val="right"/>
+      <w:pPr>
+        <w:ind w:left="4320" w:hanging="180"/>
+      </w:pPr>
+    </w:lvl>
+    <w:lvl w:ilvl="6" w:tplc="0408000F" w:tentative="1">
+      <w:start w:val="1"/>
+      <w:numFmt w:val="decimal"/>
+      <w:lvlText w:val="%7."/>
+      <w:lvlJc w:val="left"/>
+      <w:pPr>
+        <w:ind w:left="5040" w:hanging="360"/>
+      </w:pPr>
+    </w:lvl>
+    <w:lvl w:ilvl="7" w:tplc="04080019" w:tentative="1">
+      <w:start w:val="1"/>
+      <w:numFmt w:val="lowerLetter"/>
+      <w:lvlText w:val="%8."/>
+      <w:lvlJc w:val="left"/>
+      <w:pPr>
+        <w:ind w:left="5760" w:hanging="360"/>
+      </w:pPr>
+    </w:lvl>
+    <w:lvl w:ilvl="8" w:tplc="0408001B" w:tentative="1">
+      <w:start w:val="1"/>
+      <w:numFmt w:val="lowerRoman"/>
+      <w:lvlText w:val="%9."/>
+      <w:lvlJc w:val="right"/>
+      <w:pPr>
+        <w:ind w:left="6480" w:hanging="180"/>
+      </w:pPr>
+    </w:lvl>
+  </w:abstractNum>
+  <w:abstractNum w:abstractNumId="12" w15:restartNumberingAfterBreak="0">
     <w:nsid w:val="48CF6112"/>
     <w:multiLevelType w:val="hybridMultilevel"/>
     <w:tmpl w:val="786EB5EA"/>
@@ -2522,7 +4383,7 @@
       </w:rPr>
     </w:lvl>
   </w:abstractNum>
-  <w:abstractNum w:abstractNumId="4" w15:restartNumberingAfterBreak="0">
+  <w:abstractNum w:abstractNumId="13" w15:restartNumberingAfterBreak="0">
     <w:nsid w:val="4F7C7EFB"/>
     <w:multiLevelType w:val="hybridMultilevel"/>
     <w:tmpl w:val="F1EA5CAA"/>
@@ -2611,7 +4472,93 @@
       </w:pPr>
     </w:lvl>
   </w:abstractNum>
-  <w:abstractNum w:abstractNumId="5" w15:restartNumberingAfterBreak="0">
+  <w:abstractNum w:abstractNumId="14" w15:restartNumberingAfterBreak="0">
+    <w:nsid w:val="552E0F14"/>
+    <w:multiLevelType w:val="hybridMultilevel"/>
+    <w:tmpl w:val="AAF4EC0A"/>
+    <w:lvl w:ilvl="0" w:tplc="FFFFFFFF">
+      <w:start w:val="1"/>
+      <w:numFmt w:val="decimal"/>
+      <w:lvlText w:val="%1."/>
+      <w:lvlJc w:val="left"/>
+      <w:pPr>
+        <w:ind w:left="1080" w:hanging="360"/>
+      </w:pPr>
+    </w:lvl>
+    <w:lvl w:ilvl="1" w:tplc="FFFFFFFF" w:tentative="1">
+      <w:start w:val="1"/>
+      <w:numFmt w:val="lowerLetter"/>
+      <w:lvlText w:val="%2."/>
+      <w:lvlJc w:val="left"/>
+      <w:pPr>
+        <w:ind w:left="1800" w:hanging="360"/>
+      </w:pPr>
+    </w:lvl>
+    <w:lvl w:ilvl="2" w:tplc="FFFFFFFF" w:tentative="1">
+      <w:start w:val="1"/>
+      <w:numFmt w:val="lowerRoman"/>
+      <w:lvlText w:val="%3."/>
+      <w:lvlJc w:val="right"/>
+      <w:pPr>
+        <w:ind w:left="2520" w:hanging="180"/>
+      </w:pPr>
+    </w:lvl>
+    <w:lvl w:ilvl="3" w:tplc="FFFFFFFF" w:tentative="1">
+      <w:start w:val="1"/>
+      <w:numFmt w:val="decimal"/>
+      <w:lvlText w:val="%4."/>
+      <w:lvlJc w:val="left"/>
+      <w:pPr>
+        <w:ind w:left="3240" w:hanging="360"/>
+      </w:pPr>
+    </w:lvl>
+    <w:lvl w:ilvl="4" w:tplc="FFFFFFFF" w:tentative="1">
+      <w:start w:val="1"/>
+      <w:numFmt w:val="lowerLetter"/>
+      <w:lvlText w:val="%5."/>
+      <w:lvlJc w:val="left"/>
+      <w:pPr>
+        <w:ind w:left="3960" w:hanging="360"/>
+      </w:pPr>
+    </w:lvl>
+    <w:lvl w:ilvl="5" w:tplc="FFFFFFFF" w:tentative="1">
+      <w:start w:val="1"/>
+      <w:numFmt w:val="lowerRoman"/>
+      <w:lvlText w:val="%6."/>
+      <w:lvlJc w:val="right"/>
+      <w:pPr>
+        <w:ind w:left="4680" w:hanging="180"/>
+      </w:pPr>
+    </w:lvl>
+    <w:lvl w:ilvl="6" w:tplc="FFFFFFFF" w:tentative="1">
+      <w:start w:val="1"/>
+      <w:numFmt w:val="decimal"/>
+      <w:lvlText w:val="%7."/>
+      <w:lvlJc w:val="left"/>
+      <w:pPr>
+        <w:ind w:left="5400" w:hanging="360"/>
+      </w:pPr>
+    </w:lvl>
+    <w:lvl w:ilvl="7" w:tplc="FFFFFFFF" w:tentative="1">
+      <w:start w:val="1"/>
+      <w:numFmt w:val="lowerLetter"/>
+      <w:lvlText w:val="%8."/>
+      <w:lvlJc w:val="left"/>
+      <w:pPr>
+        <w:ind w:left="6120" w:hanging="360"/>
+      </w:pPr>
+    </w:lvl>
+    <w:lvl w:ilvl="8" w:tplc="FFFFFFFF" w:tentative="1">
+      <w:start w:val="1"/>
+      <w:numFmt w:val="lowerRoman"/>
+      <w:lvlText w:val="%9."/>
+      <w:lvlJc w:val="right"/>
+      <w:pPr>
+        <w:ind w:left="6840" w:hanging="180"/>
+      </w:pPr>
+    </w:lvl>
+  </w:abstractNum>
+  <w:abstractNum w:abstractNumId="15" w15:restartNumberingAfterBreak="0">
     <w:nsid w:val="55A55431"/>
     <w:multiLevelType w:val="hybridMultilevel"/>
     <w:tmpl w:val="89060B08"/>
@@ -2700,7 +4647,7 @@
       </w:pPr>
     </w:lvl>
   </w:abstractNum>
-  <w:abstractNum w:abstractNumId="6" w15:restartNumberingAfterBreak="0">
+  <w:abstractNum w:abstractNumId="16" w15:restartNumberingAfterBreak="0">
     <w:nsid w:val="70AD7A4E"/>
     <w:multiLevelType w:val="hybridMultilevel"/>
     <w:tmpl w:val="AAF4EC0A"/>
@@ -2786,26 +4733,117 @@
       </w:pPr>
     </w:lvl>
   </w:abstractNum>
+  <w:abstractNum w:abstractNumId="17" w15:restartNumberingAfterBreak="0">
+    <w:nsid w:val="711210CD"/>
+    <w:multiLevelType w:val="hybridMultilevel"/>
+    <w:tmpl w:val="6A023B94"/>
+    <w:lvl w:ilvl="0" w:tplc="6D9A403E">
+      <w:start w:val="1"/>
+      <w:numFmt w:val="decimal"/>
+      <w:lvlText w:val="(2.α.3).α.%1."/>
+      <w:lvlJc w:val="left"/>
+      <w:pPr>
+        <w:ind w:left="720" w:hanging="360"/>
+      </w:pPr>
+      <w:rPr>
+        <w:rFonts w:hint="default"/>
+        <w:b w:val="0"/>
+        <w:bCs w:val="0"/>
+      </w:rPr>
+    </w:lvl>
+    <w:lvl w:ilvl="1" w:tplc="04080019" w:tentative="1">
+      <w:start w:val="1"/>
+      <w:numFmt w:val="lowerLetter"/>
+      <w:lvlText w:val="%2."/>
+      <w:lvlJc w:val="left"/>
+      <w:pPr>
+        <w:ind w:left="1440" w:hanging="360"/>
+      </w:pPr>
+    </w:lvl>
+    <w:lvl w:ilvl="2" w:tplc="0408001B" w:tentative="1">
+      <w:start w:val="1"/>
+      <w:numFmt w:val="lowerRoman"/>
+      <w:lvlText w:val="%3."/>
+      <w:lvlJc w:val="right"/>
+      <w:pPr>
+        <w:ind w:left="2160" w:hanging="180"/>
+      </w:pPr>
+    </w:lvl>
+    <w:lvl w:ilvl="3" w:tplc="0408000F" w:tentative="1">
+      <w:start w:val="1"/>
+      <w:numFmt w:val="decimal"/>
+      <w:lvlText w:val="%4."/>
+      <w:lvlJc w:val="left"/>
+      <w:pPr>
+        <w:ind w:left="2880" w:hanging="360"/>
+      </w:pPr>
+    </w:lvl>
+    <w:lvl w:ilvl="4" w:tplc="04080019" w:tentative="1">
+      <w:start w:val="1"/>
+      <w:numFmt w:val="lowerLetter"/>
+      <w:lvlText w:val="%5."/>
+      <w:lvlJc w:val="left"/>
+      <w:pPr>
+        <w:ind w:left="3600" w:hanging="360"/>
+      </w:pPr>
+    </w:lvl>
+    <w:lvl w:ilvl="5" w:tplc="0408001B" w:tentative="1">
+      <w:start w:val="1"/>
+      <w:numFmt w:val="lowerRoman"/>
+      <w:lvlText w:val="%6."/>
+      <w:lvlJc w:val="right"/>
+      <w:pPr>
+        <w:ind w:left="4320" w:hanging="180"/>
+      </w:pPr>
+    </w:lvl>
+    <w:lvl w:ilvl="6" w:tplc="0408000F" w:tentative="1">
+      <w:start w:val="1"/>
+      <w:numFmt w:val="decimal"/>
+      <w:lvlText w:val="%7."/>
+      <w:lvlJc w:val="left"/>
+      <w:pPr>
+        <w:ind w:left="5040" w:hanging="360"/>
+      </w:pPr>
+    </w:lvl>
+    <w:lvl w:ilvl="7" w:tplc="04080019" w:tentative="1">
+      <w:start w:val="1"/>
+      <w:numFmt w:val="lowerLetter"/>
+      <w:lvlText w:val="%8."/>
+      <w:lvlJc w:val="left"/>
+      <w:pPr>
+        <w:ind w:left="5760" w:hanging="360"/>
+      </w:pPr>
+    </w:lvl>
+    <w:lvl w:ilvl="8" w:tplc="0408001B" w:tentative="1">
+      <w:start w:val="1"/>
+      <w:numFmt w:val="lowerRoman"/>
+      <w:lvlText w:val="%9."/>
+      <w:lvlJc w:val="right"/>
+      <w:pPr>
+        <w:ind w:left="6480" w:hanging="180"/>
+      </w:pPr>
+    </w:lvl>
+  </w:abstractNum>
   <w:num w:numId="1" w16cid:durableId="1041901893">
-    <w:abstractNumId w:val="4"/>
+    <w:abstractNumId w:val="13"/>
   </w:num>
   <w:num w:numId="2" w16cid:durableId="650907029">
-    <w:abstractNumId w:val="5"/>
+    <w:abstractNumId w:val="15"/>
   </w:num>
   <w:num w:numId="3" w16cid:durableId="1814523632">
-    <w:abstractNumId w:val="3"/>
+    <w:abstractNumId w:val="12"/>
   </w:num>
   <w:num w:numId="4" w16cid:durableId="399522079">
-    <w:abstractNumId w:val="2"/>
+    <w:abstractNumId w:val="6"/>
   </w:num>
   <w:num w:numId="5" w16cid:durableId="1897083656">
-    <w:abstractNumId w:val="6"/>
+    <w:abstractNumId w:val="16"/>
   </w:num>
   <w:num w:numId="6" w16cid:durableId="221061872">
-    <w:abstractNumId w:val="0"/>
+    <w:abstractNumId w:val="1"/>
   </w:num>
   <w:num w:numId="7" w16cid:durableId="2040005559">
-    <w:abstractNumId w:val="1"/>
+    <w:abstractNumId w:val="3"/>
     <w:lvlOverride w:ilvl="0">
       <w:startOverride w:val="1"/>
     </w:lvlOverride>
@@ -2833,6 +4871,39 @@
     <w:lvlOverride w:ilvl="8">
       <w:startOverride w:val="1"/>
     </w:lvlOverride>
+  </w:num>
+  <w:num w:numId="8" w16cid:durableId="1439638147">
+    <w:abstractNumId w:val="8"/>
+  </w:num>
+  <w:num w:numId="9" w16cid:durableId="942687094">
+    <w:abstractNumId w:val="14"/>
+  </w:num>
+  <w:num w:numId="10" w16cid:durableId="1220287370">
+    <w:abstractNumId w:val="4"/>
+  </w:num>
+  <w:num w:numId="11" w16cid:durableId="88620410">
+    <w:abstractNumId w:val="10"/>
+  </w:num>
+  <w:num w:numId="12" w16cid:durableId="23288718">
+    <w:abstractNumId w:val="9"/>
+  </w:num>
+  <w:num w:numId="13" w16cid:durableId="1193302493">
+    <w:abstractNumId w:val="11"/>
+  </w:num>
+  <w:num w:numId="14" w16cid:durableId="1688172431">
+    <w:abstractNumId w:val="0"/>
+  </w:num>
+  <w:num w:numId="15" w16cid:durableId="1288775499">
+    <w:abstractNumId w:val="7"/>
+  </w:num>
+  <w:num w:numId="16" w16cid:durableId="1625623232">
+    <w:abstractNumId w:val="2"/>
+  </w:num>
+  <w:num w:numId="17" w16cid:durableId="154683689">
+    <w:abstractNumId w:val="17"/>
+  </w:num>
+  <w:num w:numId="18" w16cid:durableId="943070360">
+    <w:abstractNumId w:val="5"/>
   </w:num>
 </w:numbering>
 </file>

--- a/Use-Cases_4,6_GIANNIS.docx
+++ b/Use-Cases_4,6_GIANNIS.docx
@@ -290,28 +290,55 @@
         </w:numPr>
       </w:pPr>
       <w:r>
-        <w:t>Τ</w:t>
-      </w:r>
-      <w:r>
-        <w:t xml:space="preserve">ο σύστημα </w:t>
-      </w:r>
-      <w:r>
-        <w:t>βλέπει</w:t>
+        <w:t xml:space="preserve">Ο χρήστης πατάει </w:t>
+      </w:r>
+      <w:r>
+        <w:t>“</w:t>
+      </w:r>
+      <w:r>
+        <w:rPr>
+          <w:rFonts w:ascii="Segoe UI Symbol" w:hAnsi="Segoe UI Symbol" w:cs="Segoe UI Symbol"/>
+        </w:rPr>
+        <w:t>✓</w:t>
+      </w:r>
+      <w:r>
+        <w:rPr>
+          <w:rFonts w:ascii="Segoe UI Symbol" w:hAnsi="Segoe UI Symbol" w:cs="Segoe UI Symbol"/>
+        </w:rPr>
+        <w:t>”</w:t>
+      </w:r>
+      <w:r>
+        <w:t xml:space="preserve"> ή</w:t>
       </w:r>
       <w:r>
         <w:t xml:space="preserve"> </w:t>
       </w:r>
       <w:r>
-        <w:t xml:space="preserve">ότι η πλειοψηφία </w:t>
-      </w:r>
-      <w:r>
         <w:t xml:space="preserve"> </w:t>
       </w:r>
       <w:r>
-        <w:t xml:space="preserve">συμφωνεί με την ολοκλήρωση της εργασίας </w:t>
-      </w:r>
-      <w:r>
-        <w:t>και αποδίδει τους προβλεπόμενους πόντους στο προφίλ του χρήστη.</w:t>
+        <w:t>“</w:t>
+      </w:r>
+      <w:r>
+        <w:rPr>
+          <w:rFonts w:ascii="Segoe UI Symbol" w:hAnsi="Segoe UI Symbol" w:cs="Segoe UI Symbol"/>
+        </w:rPr>
+        <w:t>✕</w:t>
+      </w:r>
+      <w:r>
+        <w:t xml:space="preserve">” </w:t>
+      </w:r>
+      <w:r>
+        <w:t>για να δείξει ότι συμφωνεί ή διαφωνεί με τ</w:t>
+      </w:r>
+      <w:r>
+        <w:t>ην</w:t>
+      </w:r>
+      <w:r>
+        <w:t xml:space="preserve"> </w:t>
+      </w:r>
+      <w:r>
+        <w:t>ολοκλήρωση της εργασίας.</w:t>
       </w:r>
     </w:p>
     <w:p>
@@ -323,6 +350,39 @@
         </w:numPr>
       </w:pPr>
       <w:r>
+        <w:t>Τ</w:t>
+      </w:r>
+      <w:r>
+        <w:t xml:space="preserve">ο σύστημα </w:t>
+      </w:r>
+      <w:r>
+        <w:t>βλέπει</w:t>
+      </w:r>
+      <w:r>
+        <w:t xml:space="preserve"> </w:t>
+      </w:r>
+      <w:r>
+        <w:t xml:space="preserve">ότι η πλειοψηφία </w:t>
+      </w:r>
+      <w:r>
+        <w:t xml:space="preserve"> </w:t>
+      </w:r>
+      <w:r>
+        <w:t xml:space="preserve">συμφωνεί με την ολοκλήρωση της εργασίας </w:t>
+      </w:r>
+      <w:r>
+        <w:t>και αποδίδει τους προβλεπόμενους πόντους στο προφίλ του χρήστη.</w:t>
+      </w:r>
+    </w:p>
+    <w:p>
+      <w:pPr>
+        <w:pStyle w:val="a6"/>
+        <w:numPr>
+          <w:ilvl w:val="0"/>
+          <w:numId w:val="2"/>
+        </w:numPr>
+      </w:pPr>
+      <w:r>
         <w:t xml:space="preserve">Το σύστημα ενημερώνει το </w:t>
       </w:r>
       <w:r>
@@ -416,7 +476,7 @@
         <w:t>“</w:t>
       </w:r>
       <w:r>
-        <w:t>(+)</w:t>
+        <w:t>+</w:t>
       </w:r>
       <w:r>
         <w:t>”</w:t>
@@ -608,7 +668,25 @@
         <w:t xml:space="preserve">Ο </w:t>
       </w:r>
       <w:r>
-        <w:t xml:space="preserve">χρήστης αποδέχεται </w:t>
+        <w:t xml:space="preserve">χρήστης </w:t>
+      </w:r>
+      <w:r>
+        <w:t xml:space="preserve">πατά </w:t>
+      </w:r>
+      <w:r>
+        <w:t>“</w:t>
+      </w:r>
+      <w:r>
+        <w:rPr>
+          <w:lang w:val="en-US"/>
+        </w:rPr>
+        <w:t>Confirm</w:t>
+      </w:r>
+      <w:r>
+        <w:t xml:space="preserve">” </w:t>
+      </w:r>
+      <w:r>
+        <w:t xml:space="preserve">σε </w:t>
       </w:r>
       <w:r>
         <w:t xml:space="preserve">μια άλλη διαθέσιμη </w:t>
@@ -623,6 +701,9 @@
     <w:p>
       <w:pPr>
         <w:ind w:left="720"/>
+        <w:rPr>
+          <w:lang w:val="en-US"/>
+        </w:rPr>
       </w:pPr>
       <w:r>
         <w:t>2.β.4 Η</w:t>
@@ -640,22 +721,91 @@
     <w:p>
       <w:pPr>
         <w:ind w:left="720"/>
+        <w:rPr>
+          <w:lang w:val="en-US"/>
+        </w:rPr>
       </w:pPr>
     </w:p>
     <w:p>
       <w:pPr>
         <w:ind w:left="720"/>
+        <w:rPr>
+          <w:lang w:val="en-US"/>
+        </w:rPr>
       </w:pPr>
     </w:p>
     <w:p>
       <w:pPr>
         <w:ind w:left="720"/>
-      </w:pPr>
+        <w:rPr>
+          <w:lang w:val="en-US"/>
+        </w:rPr>
+      </w:pPr>
+    </w:p>
+    <w:p>
+      <w:pPr>
+        <w:ind w:left="360"/>
+        <w:rPr>
+          <w:b/>
+          <w:bCs/>
+          <w:u w:val="single"/>
+        </w:rPr>
+      </w:pPr>
+      <w:r>
+        <w:rPr>
+          <w:b/>
+          <w:bCs/>
+          <w:u w:val="single"/>
+        </w:rPr>
+        <w:t>Εναλλακτική Ροή 2</w:t>
+      </w:r>
+      <w:r>
+        <w:rPr>
+          <w:b/>
+          <w:bCs/>
+          <w:u w:val="single"/>
+        </w:rPr>
+        <w:t>.1</w:t>
+      </w:r>
+      <w:r>
+        <w:rPr>
+          <w:b/>
+          <w:bCs/>
+          <w:u w:val="single"/>
+        </w:rPr>
+        <w:t>:</w:t>
+      </w:r>
     </w:p>
     <w:p>
       <w:pPr>
         <w:ind w:left="720"/>
       </w:pPr>
+      <w:r>
+        <w:t>(2.</w:t>
+      </w:r>
+      <w:r>
+        <w:t>β.2).α.1 Ο χρήστης δε βρίσκει διαθέσιμες για ανταλλαγή εργασίες</w:t>
+      </w:r>
+      <w:r>
+        <w:t>.</w:t>
+      </w:r>
+    </w:p>
+    <w:p>
+      <w:pPr>
+        <w:ind w:left="720"/>
+      </w:pPr>
+      <w:r>
+        <w:t>(2.</w:t>
+      </w:r>
+      <w:r>
+        <w:t>β.2).α.</w:t>
+      </w:r>
+      <w:r>
+        <w:t>2 Η περίπτωση χρήσης συνεχίζεται στο βήμα 7 της βασικής ροής.</w:t>
+      </w:r>
+      <w:r>
+        <w:br/>
+      </w:r>
     </w:p>
     <w:p>
       <w:pPr>
@@ -672,8 +822,85 @@
           <w:bCs/>
           <w:u w:val="single"/>
         </w:rPr>
-        <w:t>*</w:t>
-      </w:r>
+        <w:t>Εναλλακτική Ροή 2</w:t>
+      </w:r>
+      <w:r>
+        <w:rPr>
+          <w:b/>
+          <w:bCs/>
+          <w:u w:val="single"/>
+        </w:rPr>
+        <w:t>.</w:t>
+      </w:r>
+      <w:r>
+        <w:rPr>
+          <w:b/>
+          <w:bCs/>
+          <w:u w:val="single"/>
+        </w:rPr>
+        <w:t>2</w:t>
+      </w:r>
+      <w:r>
+        <w:rPr>
+          <w:b/>
+          <w:bCs/>
+          <w:u w:val="single"/>
+        </w:rPr>
+        <w:t>:</w:t>
+      </w:r>
+    </w:p>
+    <w:p>
+      <w:pPr>
+        <w:ind w:left="360" w:firstLine="360"/>
+      </w:pPr>
+      <w:r>
+        <w:t>(</w:t>
+      </w:r>
+      <w:r>
+        <w:t>2.β.3</w:t>
+      </w:r>
+      <w:r>
+        <w:t>).α.1 Ο χρήστης πατά</w:t>
+      </w:r>
+      <w:r>
+        <w:t xml:space="preserve"> “</w:t>
+      </w:r>
+      <w:r>
+        <w:rPr>
+          <w:lang w:val="en-US"/>
+        </w:rPr>
+        <w:t>Decline</w:t>
+      </w:r>
+      <w:r>
+        <w:t>”</w:t>
+      </w:r>
+      <w:r>
+        <w:t xml:space="preserve"> </w:t>
+      </w:r>
+      <w:r>
+        <w:t>σε μία άλλη διαθέσιμη εργασία.</w:t>
+      </w:r>
+    </w:p>
+    <w:p>
+      <w:pPr>
+        <w:ind w:left="360" w:firstLine="360"/>
+      </w:pPr>
+      <w:r>
+        <w:t>(2.β.3).α.</w:t>
+      </w:r>
+      <w:r>
+        <w:t>2 Η περίπτωση χρήσης συνεχίζεται στο βήμα 2.β.2 της Εναλλακτικής Ροής 2.</w:t>
+      </w:r>
+    </w:p>
+    <w:p>
+      <w:pPr>
+        <w:ind w:left="360"/>
+        <w:rPr>
+          <w:b/>
+          <w:bCs/>
+          <w:u w:val="single"/>
+        </w:rPr>
+      </w:pPr>
       <w:r>
         <w:rPr>
           <w:b/>
@@ -688,19 +915,97 @@
         <w:ind w:left="720" w:firstLine="48"/>
       </w:pPr>
       <w:r>
-        <w:t>1.α</w:t>
-      </w:r>
-      <w:r>
-        <w:t xml:space="preserve">.1 Ο χρήστης </w:t>
-      </w:r>
-      <w:r>
-        <w:t>έχει επιλέξει</w:t>
+        <w:t xml:space="preserve">4.α.1 Το σύστημα διακρίνει ότι ένας χρήστης έχει χρησιμοποιήσει </w:t>
+      </w:r>
+      <w:r>
+        <w:t>μια επιβράβευση που τον απαλλάσσει από μια εργασία.</w:t>
+      </w:r>
+    </w:p>
+    <w:p>
+      <w:pPr>
+        <w:ind w:left="720"/>
+      </w:pPr>
+      <w:r>
+        <w:t>4.α.2 Η περίπτωση συνεχίζεται από το βήμα 4 της βασικής ροής.</w:t>
+      </w:r>
+    </w:p>
+    <w:p>
+      <w:pPr>
+        <w:ind w:left="360"/>
+        <w:rPr>
+          <w:b/>
+          <w:bCs/>
+          <w:u w:val="single"/>
+        </w:rPr>
+      </w:pPr>
+      <w:r>
+        <w:rPr>
+          <w:b/>
+          <w:bCs/>
+          <w:u w:val="single"/>
+        </w:rPr>
+        <w:t xml:space="preserve">Εναλλακτική Ροή 4: </w:t>
+      </w:r>
+    </w:p>
+    <w:p>
+      <w:pPr>
+        <w:ind w:left="720"/>
+      </w:pPr>
+      <w:r>
+        <w:t>1</w:t>
+      </w:r>
+      <w:r>
+        <w:t>.</w:t>
+      </w:r>
+      <w:r>
+        <w:t>γ</w:t>
+      </w:r>
+      <w:r>
+        <w:t>.1</w:t>
+      </w:r>
+      <w:r>
+        <w:t xml:space="preserve"> Ο χρήστης διαπιστώνει βλάβη που αφορά την εργασία του και επιλέγει το </w:t>
+      </w:r>
+      <w:r>
+        <w:t>“</w:t>
+      </w:r>
+      <w:r>
+        <w:rPr>
+          <w:lang w:val="en-US"/>
+        </w:rPr>
+        <w:t>Report</w:t>
+      </w:r>
+      <w:r>
+        <w:t>”</w:t>
+      </w:r>
+      <w:r>
+        <w:t>.</w:t>
       </w:r>
       <w:r>
         <w:t xml:space="preserve"> </w:t>
       </w:r>
-      <w:r>
-        <w:t xml:space="preserve">στα </w:t>
+    </w:p>
+    <w:p>
+      <w:pPr>
+        <w:ind w:left="720"/>
+      </w:pPr>
+      <w:r>
+        <w:t>1</w:t>
+      </w:r>
+      <w:r>
+        <w:t>.</w:t>
+      </w:r>
+      <w:r>
+        <w:t>γ</w:t>
+      </w:r>
+      <w:r>
+        <w:t>.2</w:t>
+      </w:r>
+      <w:r>
+        <w:t xml:space="preserve"> </w:t>
+      </w:r>
+      <w:r>
+        <w:t xml:space="preserve">Το σύστημα θέτει την εργασία σε κατάσταση αναστολής και δημιουργεί αυτόματα καταγραφή στην ενότητα </w:t>
       </w:r>
       <w:r>
         <w:t>“</w:t>
@@ -709,33 +1014,260 @@
         <w:rPr>
           <w:lang w:val="en-US"/>
         </w:rPr>
-        <w:t>REWARDS</w:t>
+        <w:t>Home</w:t>
+      </w:r>
+      <w:r>
+        <w:t xml:space="preserve"> </w:t>
+      </w:r>
+      <w:r>
+        <w:rPr>
+          <w:lang w:val="en-US"/>
+        </w:rPr>
+        <w:t>Issue</w:t>
+      </w:r>
+      <w:r>
+        <w:t xml:space="preserve"> </w:t>
+      </w:r>
+      <w:r>
+        <w:rPr>
+          <w:lang w:val="en-US"/>
+        </w:rPr>
+        <w:t>Report</w:t>
       </w:r>
       <w:r>
         <w:t>”</w:t>
       </w:r>
       <w:r>
+        <w:t>.</w:t>
+      </w:r>
+    </w:p>
+    <w:p>
+      <w:pPr>
+        <w:ind w:left="720"/>
+      </w:pPr>
+      <w:r>
+        <w:t>1</w:t>
+      </w:r>
+      <w:r>
+        <w:t>.</w:t>
+      </w:r>
+      <w:r>
+        <w:t>γ</w:t>
+      </w:r>
+      <w:r>
+        <w:t>.3</w:t>
+      </w:r>
+      <w:r>
+        <w:t xml:space="preserve"> Η περίπτωση χρήσης τερματίζεται προσωρινά μέχρι την αποκατάσταση της βλάβης, οπότε και επανέρχεται στο βήμα </w:t>
+      </w:r>
+      <w:r>
+        <w:t>5</w:t>
+      </w:r>
+      <w:r>
+        <w:t xml:space="preserve"> της βασικής ροής</w:t>
+      </w:r>
+      <w:r>
+        <w:t>.</w:t>
+      </w:r>
+    </w:p>
+    <w:p>
+      <w:pPr>
+        <w:ind w:left="360"/>
+        <w:rPr>
+          <w:b/>
+          <w:bCs/>
+          <w:u w:val="single"/>
+        </w:rPr>
+      </w:pPr>
+      <w:r>
+        <w:rPr>
+          <w:b/>
+          <w:bCs/>
+          <w:u w:val="single"/>
+        </w:rPr>
+        <w:t xml:space="preserve">Εναλλακτική Ροή </w:t>
+      </w:r>
+      <w:r>
+        <w:rPr>
+          <w:b/>
+          <w:bCs/>
+          <w:u w:val="single"/>
+        </w:rPr>
+        <w:t>5</w:t>
+      </w:r>
+      <w:r>
+        <w:rPr>
+          <w:b/>
+          <w:bCs/>
+          <w:u w:val="single"/>
+        </w:rPr>
+        <w:t xml:space="preserve">: </w:t>
+      </w:r>
+    </w:p>
+    <w:p>
+      <w:pPr>
+        <w:ind w:left="720"/>
+      </w:pPr>
+      <w:r>
+        <w:t>6</w:t>
+      </w:r>
+      <w:r>
+        <w:t>.α.1 Το σύστημα λαμβάνει ειδοποίηση ότι ο λογαριασμός του υπεύθυνου χρήστη αφαιρέθηκε από την οικία.</w:t>
+      </w:r>
+    </w:p>
+    <w:p>
+      <w:pPr>
+        <w:ind w:left="720"/>
+      </w:pPr>
+      <w:r>
+        <w:t>6</w:t>
+      </w:r>
+      <w:r>
+        <w:t>.α.2 Το σύστημα εντοπίζει όλες τις εκκρεμείς εργασίες που είχαν ανατεθεί σε αυτόν.</w:t>
+      </w:r>
+    </w:p>
+    <w:p>
+      <w:pPr>
+        <w:ind w:left="720"/>
+      </w:pPr>
+      <w:r>
+        <w:t>6</w:t>
+      </w:r>
+      <w:r>
+        <w:t>.α.3 Το σύστημα ακυρώνει τις τρέχουσες αναθέσεις</w:t>
+      </w:r>
+      <w:r>
+        <w:t>.</w:t>
+      </w:r>
+    </w:p>
+    <w:p>
+      <w:pPr>
+        <w:ind w:left="720"/>
+      </w:pPr>
+      <w:r>
+        <w:t>6.α.4 Η</w:t>
+      </w:r>
+      <w:r>
+        <w:t xml:space="preserve"> περίπτωση χρήσης </w:t>
+      </w:r>
+      <w:r>
+        <w:t>συνεχίζεται</w:t>
+      </w:r>
+      <w:r>
+        <w:t xml:space="preserve"> από το βήμα 3 της βασικής ροής.</w:t>
+      </w:r>
+    </w:p>
+    <w:p>
+      <w:pPr>
+        <w:ind w:left="360"/>
+        <w:rPr>
+          <w:b/>
+          <w:bCs/>
+          <w:u w:val="single"/>
+        </w:rPr>
+      </w:pPr>
+      <w:r>
+        <w:rPr>
+          <w:b/>
+          <w:bCs/>
+          <w:u w:val="single"/>
+        </w:rPr>
+        <w:t xml:space="preserve">Εναλλακτική Ροή </w:t>
+      </w:r>
+      <w:r>
+        <w:rPr>
+          <w:b/>
+          <w:bCs/>
+          <w:u w:val="single"/>
+        </w:rPr>
+        <w:t>6</w:t>
+      </w:r>
+      <w:r>
+        <w:rPr>
+          <w:b/>
+          <w:bCs/>
+          <w:u w:val="single"/>
+        </w:rPr>
+        <w:t>:</w:t>
+      </w:r>
+    </w:p>
+    <w:p>
+      <w:pPr>
+        <w:ind w:left="720"/>
+      </w:pPr>
+      <w:r>
+        <w:t>10</w:t>
+      </w:r>
+      <w:r>
+        <w:t>.α.</w:t>
+      </w:r>
+      <w:r>
+        <w:t>1</w:t>
+      </w:r>
+      <w:r>
         <w:t xml:space="preserve"> </w:t>
       </w:r>
       <w:r>
-        <w:t>μια επιβράβευση που τον απαλλάσσει από μια εργασία.</w:t>
-      </w:r>
-    </w:p>
-    <w:p>
-      <w:pPr>
-        <w:ind w:left="360" w:firstLine="360"/>
-      </w:pPr>
-      <w:r>
-        <w:t>1</w:t>
+        <w:t xml:space="preserve">Το σύστημα βλέπει ότι η πλειοψηφία </w:t>
+      </w:r>
+      <w:r>
+        <w:t>διαφωνεί</w:t>
       </w:r>
       <w:r>
         <w:t>.</w:t>
       </w:r>
-      <w:r>
-        <w:t>α</w:t>
-      </w:r>
-      <w:r>
-        <w:t>.2 Το σύστημα ελέγχει αν ο χρήστης έχει το απαιτούμενο υπόλοιπο πόντων</w:t>
+    </w:p>
+    <w:p>
+      <w:pPr>
+        <w:ind w:left="720"/>
+      </w:pPr>
+      <w:r>
+        <w:t>10</w:t>
+      </w:r>
+      <w:r>
+        <w:t>.α.</w:t>
+      </w:r>
+      <w:r>
+        <w:t>2</w:t>
+      </w:r>
+      <w:r>
+        <w:t xml:space="preserve"> </w:t>
+      </w:r>
+      <w:r>
+        <w:t xml:space="preserve">Το σύστημα αφαιρεί τη σήμανση </w:t>
+      </w:r>
+      <w:r>
+        <w:t>“</w:t>
+      </w:r>
+      <w:r>
+        <w:rPr>
+          <w:lang w:val="en-US"/>
+        </w:rPr>
+        <w:t>Complete</w:t>
+      </w:r>
+      <w:r>
+        <w:t>”</w:t>
+      </w:r>
+      <w:r>
+        <w:t>, στέλνει ειδοποίηση αποτυχίας στον υπεύθυνο</w:t>
+      </w:r>
+      <w:r>
+        <w:t xml:space="preserve"> χρήστη</w:t>
+      </w:r>
+      <w:r>
+        <w:t xml:space="preserve"> και η περίπτωση χρήσης τερματίζεται χωρίς την απόδοση πόντων, επιστρέφοντας την εργασία στην κατάσταση </w:t>
+      </w:r>
+      <w:r>
+        <w:t>“</w:t>
+      </w:r>
+      <w:r>
+        <w:rPr>
+          <w:lang w:val="en-US"/>
+        </w:rPr>
+        <w:t>Pending</w:t>
+      </w:r>
+      <w:r>
+        <w:t>”</w:t>
       </w:r>
       <w:r>
         <w:t>.</w:t>
@@ -745,469 +1277,6 @@
       <w:pPr>
         <w:ind w:left="720"/>
       </w:pPr>
-      <w:r>
-        <w:t>1</w:t>
-      </w:r>
-      <w:r>
-        <w:t>.</w:t>
-      </w:r>
-      <w:r>
-        <w:t>α</w:t>
-      </w:r>
-      <w:r>
-        <w:t xml:space="preserve">.3 Το σύστημα αφαιρεί τους πόντους, ακυρώνει την τρέχουσα ανάθεση και η περίπτωση χρήσης συνεχίζεται </w:t>
-      </w:r>
-      <w:r>
-        <w:t xml:space="preserve">από το βήμα </w:t>
-      </w:r>
-      <w:r>
-        <w:t>4</w:t>
-      </w:r>
-      <w:r>
-        <w:t xml:space="preserve"> για την ανάθεση της εργασίας σε άλλο συγκάτοικο.</w:t>
-      </w:r>
-    </w:p>
-    <w:p>
-      <w:pPr>
-        <w:ind w:left="360"/>
-        <w:rPr>
-          <w:b/>
-          <w:bCs/>
-          <w:u w:val="single"/>
-        </w:rPr>
-      </w:pPr>
-      <w:r>
-        <w:rPr>
-          <w:b/>
-          <w:bCs/>
-          <w:u w:val="single"/>
-        </w:rPr>
-        <w:t xml:space="preserve">Εναλλακτική Ροή 4: </w:t>
-      </w:r>
-    </w:p>
-    <w:p>
-      <w:pPr>
-        <w:ind w:left="720"/>
-      </w:pPr>
-      <w:r>
-        <w:t>1</w:t>
-      </w:r>
-      <w:r>
-        <w:t>.</w:t>
-      </w:r>
-      <w:r>
-        <w:t>γ</w:t>
-      </w:r>
-      <w:r>
-        <w:t>.1</w:t>
-      </w:r>
-      <w:r>
-        <w:t xml:space="preserve"> Ο χρήστης διαπιστώνει βλάβη που αφορά την εργασία του και επιλέγει το </w:t>
-      </w:r>
-      <w:r>
-        <w:t>“</w:t>
-      </w:r>
-      <w:r>
-        <w:rPr>
-          <w:lang w:val="en-US"/>
-        </w:rPr>
-        <w:t>Report</w:t>
-      </w:r>
-      <w:r>
-        <w:t>”</w:t>
-      </w:r>
-      <w:r>
-        <w:t>.</w:t>
-      </w:r>
-      <w:r>
-        <w:t xml:space="preserve"> </w:t>
-      </w:r>
-    </w:p>
-    <w:p>
-      <w:pPr>
-        <w:ind w:left="720"/>
-      </w:pPr>
-      <w:r>
-        <w:t>1</w:t>
-      </w:r>
-      <w:r>
-        <w:t>.</w:t>
-      </w:r>
-      <w:r>
-        <w:t>γ</w:t>
-      </w:r>
-      <w:r>
-        <w:t>.2</w:t>
-      </w:r>
-      <w:r>
-        <w:t xml:space="preserve"> </w:t>
-      </w:r>
-      <w:r>
-        <w:t xml:space="preserve">Το σύστημα θέτει την εργασία σε κατάσταση αναστολής και δημιουργεί αυτόματα καταγραφή στην ενότητα </w:t>
-      </w:r>
-      <w:r>
-        <w:t>“</w:t>
-      </w:r>
-      <w:r>
-        <w:rPr>
-          <w:lang w:val="en-US"/>
-        </w:rPr>
-        <w:t>Home</w:t>
-      </w:r>
-      <w:r>
-        <w:t xml:space="preserve"> </w:t>
-      </w:r>
-      <w:r>
-        <w:rPr>
-          <w:lang w:val="en-US"/>
-        </w:rPr>
-        <w:t>Issue</w:t>
-      </w:r>
-      <w:r>
-        <w:t xml:space="preserve"> </w:t>
-      </w:r>
-      <w:r>
-        <w:rPr>
-          <w:lang w:val="en-US"/>
-        </w:rPr>
-        <w:t>Report</w:t>
-      </w:r>
-      <w:r>
-        <w:t>”</w:t>
-      </w:r>
-      <w:r>
-        <w:t>.</w:t>
-      </w:r>
-    </w:p>
-    <w:p>
-      <w:pPr>
-        <w:ind w:left="720"/>
-      </w:pPr>
-      <w:r>
-        <w:t>1</w:t>
-      </w:r>
-      <w:r>
-        <w:t>.</w:t>
-      </w:r>
-      <w:r>
-        <w:t>γ</w:t>
-      </w:r>
-      <w:r>
-        <w:t>.3</w:t>
-      </w:r>
-      <w:r>
-        <w:t xml:space="preserve"> Η περίπτωση χρήσης τερματίζεται προσωρινά μέχρι την αποκατάσταση της βλάβης, οπότε και επανέρχεται στο βήμα </w:t>
-      </w:r>
-      <w:r>
-        <w:t>5</w:t>
-      </w:r>
-      <w:r>
-        <w:t>.</w:t>
-      </w:r>
-    </w:p>
-    <w:p>
-      <w:pPr>
-        <w:ind w:left="360"/>
-        <w:rPr>
-          <w:b/>
-          <w:bCs/>
-          <w:u w:val="single"/>
-        </w:rPr>
-      </w:pPr>
-      <w:r>
-        <w:rPr>
-          <w:b/>
-          <w:bCs/>
-          <w:u w:val="single"/>
-        </w:rPr>
-        <w:t>**</w:t>
-      </w:r>
-      <w:r>
-        <w:rPr>
-          <w:b/>
-          <w:bCs/>
-          <w:u w:val="single"/>
-        </w:rPr>
-        <w:t xml:space="preserve">Εναλλακτική Ροή 5: </w:t>
-      </w:r>
-    </w:p>
-    <w:p>
-      <w:pPr>
-        <w:ind w:left="360" w:firstLine="360"/>
-      </w:pPr>
-      <w:r>
-        <w:t xml:space="preserve">2.α.1 Ο </w:t>
-      </w:r>
-      <w:r>
-        <w:t xml:space="preserve">υπεύθυνος </w:t>
-      </w:r>
-      <w:r>
-        <w:t>χρήστης επιλέγει την ακύρωση της εργασίας.</w:t>
-      </w:r>
-    </w:p>
-    <w:p>
-      <w:pPr>
-        <w:ind w:left="720"/>
-      </w:pPr>
-      <w:r>
-        <w:t>2.α.2 Το σύστημα ζητά αιτιολόγηση και ελέγχει αν συμπίπτει με τους κανόνες του σπιτιού.</w:t>
-      </w:r>
-    </w:p>
-    <w:p>
-      <w:pPr>
-        <w:ind w:left="360" w:firstLine="360"/>
-      </w:pPr>
-      <w:r>
-        <w:t>2.α.3 Μετά τον επιτύχει έλεγχο των κανόνων η περίπτωση χρήσης τερματίζεται.</w:t>
-      </w:r>
-    </w:p>
-    <w:p>
-      <w:pPr>
-        <w:ind w:left="360"/>
-        <w:rPr>
-          <w:b/>
-          <w:bCs/>
-          <w:u w:val="single"/>
-        </w:rPr>
-      </w:pPr>
-      <w:r>
-        <w:rPr>
-          <w:b/>
-          <w:bCs/>
-          <w:u w:val="single"/>
-        </w:rPr>
-        <w:t xml:space="preserve">Εναλλακτική Ροή 6: </w:t>
-      </w:r>
-    </w:p>
-    <w:p>
-      <w:pPr>
-        <w:ind w:left="720"/>
-      </w:pPr>
-      <w:r>
-        <w:t>6</w:t>
-      </w:r>
-      <w:r>
-        <w:t>.α.1 Το σύστημα λαμβάνει ειδοποίηση ότι ο λογαριασμός του υπεύθυνου χρήστη αφαιρέθηκε από την οικία.</w:t>
-      </w:r>
-    </w:p>
-    <w:p>
-      <w:pPr>
-        <w:ind w:left="720"/>
-      </w:pPr>
-      <w:r>
-        <w:t>6</w:t>
-      </w:r>
-      <w:r>
-        <w:t>.α.2 Το σύστημα εντοπίζει όλες τις εκκρεμείς εργασίες που είχαν ανατεθεί σε αυτόν.</w:t>
-      </w:r>
-    </w:p>
-    <w:p>
-      <w:pPr>
-        <w:ind w:left="720"/>
-      </w:pPr>
-      <w:r>
-        <w:t>6</w:t>
-      </w:r>
-      <w:r>
-        <w:t>.α.3 Το σύστημα ακυρώνει τις τρέχουσες αναθέσεις και περίπτωση χρήσης τερματίζεται και γίνεται επανεκκίνηση από το βήμα 3 της βασικής ροής για νέο υπεύθυνο.</w:t>
-      </w:r>
-    </w:p>
-    <w:p>
-      <w:pPr>
-        <w:ind w:left="360"/>
-        <w:rPr>
-          <w:b/>
-          <w:bCs/>
-          <w:u w:val="single"/>
-        </w:rPr>
-      </w:pPr>
-      <w:r>
-        <w:rPr>
-          <w:b/>
-          <w:bCs/>
-          <w:u w:val="single"/>
-        </w:rPr>
-        <w:t>Εναλλακτική Ροή 7:</w:t>
-      </w:r>
-    </w:p>
-    <w:p>
-      <w:pPr>
-        <w:ind w:left="720"/>
-      </w:pPr>
-      <w:r>
-        <w:t xml:space="preserve">9.α.1 Το σύστημα ζητά </w:t>
-      </w:r>
-      <w:r>
-        <w:t xml:space="preserve">από </w:t>
-      </w:r>
-      <w:r>
-        <w:t>τους</w:t>
-      </w:r>
-      <w:r>
-        <w:t xml:space="preserve"> συγκ</w:t>
-      </w:r>
-      <w:r>
-        <w:t>α</w:t>
-      </w:r>
-      <w:r>
-        <w:t>το</w:t>
-      </w:r>
-      <w:r>
-        <w:t>ί</w:t>
-      </w:r>
-      <w:r>
-        <w:t>κο</w:t>
-      </w:r>
-      <w:r>
-        <w:t xml:space="preserve">υς </w:t>
-      </w:r>
-      <w:r>
-        <w:t>να επιβεβαι</w:t>
-      </w:r>
-      <w:r>
-        <w:t>ώσουν</w:t>
-      </w:r>
-      <w:r>
-        <w:t xml:space="preserve"> την εγκυρότητα της εργασίας.</w:t>
-      </w:r>
-    </w:p>
-    <w:p>
-      <w:pPr>
-        <w:ind w:firstLine="720"/>
-      </w:pPr>
-      <w:r>
-        <w:t>9.α.2</w:t>
-      </w:r>
-      <w:r>
-        <w:t xml:space="preserve"> </w:t>
-      </w:r>
-      <w:r>
-        <w:t xml:space="preserve">Ο χρήστης πατάει </w:t>
-      </w:r>
-      <w:r>
-        <w:t>“</w:t>
-      </w:r>
-      <w:r>
-        <w:rPr>
-          <w:rFonts w:ascii="Segoe UI Symbol" w:hAnsi="Segoe UI Symbol" w:cs="Segoe UI Symbol"/>
-        </w:rPr>
-        <w:t>✓</w:t>
-      </w:r>
-      <w:r>
-        <w:rPr>
-          <w:rFonts w:ascii="Segoe UI Symbol" w:hAnsi="Segoe UI Symbol" w:cs="Segoe UI Symbol"/>
-        </w:rPr>
-        <w:t>”</w:t>
-      </w:r>
-      <w:r>
-        <w:t xml:space="preserve"> ή</w:t>
-      </w:r>
-      <w:r>
-        <w:t xml:space="preserve"> </w:t>
-      </w:r>
-      <w:r>
-        <w:t xml:space="preserve"> </w:t>
-      </w:r>
-      <w:r>
-        <w:t>“</w:t>
-      </w:r>
-      <w:r>
-        <w:rPr>
-          <w:rFonts w:ascii="Segoe UI Symbol" w:hAnsi="Segoe UI Symbol" w:cs="Segoe UI Symbol"/>
-        </w:rPr>
-        <w:t>✕</w:t>
-      </w:r>
-      <w:r>
-        <w:t xml:space="preserve">” </w:t>
-      </w:r>
-      <w:r>
-        <w:t>για να δείξει ότι συμφωνεί ή διαφωνεί με τ</w:t>
-      </w:r>
-      <w:r>
-        <w:t>ην</w:t>
-      </w:r>
-      <w:r>
-        <w:t xml:space="preserve"> </w:t>
-      </w:r>
-      <w:r>
-        <w:t>ολοκλήρωση της εργασίας.</w:t>
-      </w:r>
-    </w:p>
-    <w:p>
-      <w:pPr>
-        <w:ind w:left="720"/>
-      </w:pPr>
-      <w:r>
-        <w:t xml:space="preserve">9.α.3 </w:t>
-      </w:r>
-      <w:r>
-        <w:t xml:space="preserve">Το σύστημα βλέπει ότι η πλειοψηφία </w:t>
-      </w:r>
-      <w:r>
-        <w:t>διαφωνεί</w:t>
-      </w:r>
-      <w:r>
-        <w:t>.</w:t>
-      </w:r>
-    </w:p>
-    <w:p>
-      <w:pPr>
-        <w:ind w:left="360" w:firstLine="360"/>
-      </w:pPr>
-    </w:p>
-    <w:p>
-      <w:pPr>
-        <w:ind w:left="720"/>
-      </w:pPr>
-      <w:r>
-        <w:lastRenderedPageBreak/>
-        <w:t>9.α.</w:t>
-      </w:r>
-      <w:r>
-        <w:t>4</w:t>
-      </w:r>
-      <w:r>
-        <w:t xml:space="preserve"> </w:t>
-      </w:r>
-      <w:r>
-        <w:t xml:space="preserve">Το σύστημα αφαιρεί τη σήμανση </w:t>
-      </w:r>
-      <w:r>
-        <w:t>“</w:t>
-      </w:r>
-      <w:r>
-        <w:rPr>
-          <w:lang w:val="en-US"/>
-        </w:rPr>
-        <w:t>Complete</w:t>
-      </w:r>
-      <w:r>
-        <w:t>”</w:t>
-      </w:r>
-      <w:r>
-        <w:t>, στέλνει ειδοποίηση αποτυχίας στον υπεύθυνο</w:t>
-      </w:r>
-      <w:r>
-        <w:t xml:space="preserve"> χρήστη</w:t>
-      </w:r>
-      <w:r>
-        <w:t xml:space="preserve"> και η περίπτωση χρήσης τερματίζεται χωρίς την απόδοση πόντων, επιστρέφοντας την εργασία στην κατάσταση </w:t>
-      </w:r>
-      <w:r>
-        <w:t>“</w:t>
-      </w:r>
-      <w:r>
-        <w:rPr>
-          <w:lang w:val="en-US"/>
-        </w:rPr>
-        <w:t>Pending</w:t>
-      </w:r>
-      <w:r>
-        <w:t>”</w:t>
-      </w:r>
-      <w:r>
-        <w:t>.</w:t>
-      </w:r>
     </w:p>
     <w:p>
       <w:pPr>
@@ -1232,6 +1301,7 @@
           <w:szCs w:val="30"/>
           <w:lang w:val="en-US"/>
         </w:rPr>
+        <w:lastRenderedPageBreak/>
         <w:t xml:space="preserve">Use Case 6: </w:t>
       </w:r>
       <w:r>
@@ -1441,7 +1511,7 @@
         <w:t xml:space="preserve"> </w:t>
       </w:r>
       <w:r>
-        <w:t xml:space="preserve">και εμφανίζει τα διαθέσιμα προνόμια και τις τιμές </w:t>
+        <w:t xml:space="preserve">και τα διαθέσιμα προνόμια και τις τιμές </w:t>
       </w:r>
       <w:r>
         <w:t>τους.</w:t>
@@ -1620,30 +1690,6 @@
     </w:p>
     <w:p>
       <w:pPr>
-        <w:pStyle w:val="a6"/>
-        <w:ind w:left="1080"/>
-      </w:pPr>
-    </w:p>
-    <w:p>
-      <w:pPr>
-        <w:pStyle w:val="a6"/>
-        <w:ind w:left="1080"/>
-      </w:pPr>
-    </w:p>
-    <w:p>
-      <w:pPr>
-        <w:pStyle w:val="a6"/>
-        <w:ind w:left="1080"/>
-      </w:pPr>
-    </w:p>
-    <w:p>
-      <w:pPr>
-        <w:pStyle w:val="a6"/>
-        <w:ind w:left="1080"/>
-      </w:pPr>
-    </w:p>
-    <w:p>
-      <w:pPr>
         <w:rPr>
           <w:b/>
           <w:bCs/>
@@ -1968,161 +2014,57 @@
     </w:p>
     <w:p>
       <w:pPr>
-        <w:rPr>
-          <w:b/>
-          <w:bCs/>
-          <w:u w:val="single"/>
-        </w:rPr>
-      </w:pPr>
-      <w:r>
-        <w:rPr>
-          <w:b/>
-          <w:bCs/>
-          <w:u w:val="single"/>
-        </w:rPr>
-        <w:lastRenderedPageBreak/>
-        <w:t>***</w:t>
-      </w:r>
-      <w:r>
-        <w:rPr>
-          <w:b/>
-          <w:bCs/>
-          <w:u w:val="single"/>
-        </w:rPr>
-        <w:t xml:space="preserve">Εναλλακτική Ροή </w:t>
-      </w:r>
-      <w:r>
-        <w:rPr>
-          <w:b/>
-          <w:bCs/>
-          <w:u w:val="single"/>
-        </w:rPr>
-        <w:t>4</w:t>
-      </w:r>
-      <w:r>
-        <w:rPr>
-          <w:b/>
-          <w:bCs/>
-          <w:u w:val="single"/>
-        </w:rPr>
-        <w:t>:</w:t>
-      </w:r>
-    </w:p>
-    <w:p>
-      <w:pPr>
-        <w:ind w:left="720"/>
-      </w:pPr>
-      <w:r>
-        <w:t>3.α.1</w:t>
-      </w:r>
-      <w:r>
-        <w:t xml:space="preserve"> </w:t>
-      </w:r>
-      <w:r>
-        <w:t xml:space="preserve">Ο χρήστης αντί για αγορά προνομίου, επιλέγει το πλήκτρο </w:t>
-      </w:r>
-      <w:r>
-        <w:t>“</w:t>
-      </w:r>
-      <w:r>
-        <w:rPr>
-          <w:lang w:val="en-US"/>
-        </w:rPr>
-        <w:t>GIFT</w:t>
-      </w:r>
-      <w:r>
-        <w:t>”.</w:t>
-      </w:r>
-    </w:p>
-    <w:p>
-      <w:pPr>
         <w:ind w:firstLine="720"/>
-      </w:pPr>
-      <w:r>
-        <w:t>3.α.2</w:t>
-      </w:r>
-      <w:r>
-        <w:t xml:space="preserve"> </w:t>
-      </w:r>
-      <w:r>
-        <w:t xml:space="preserve">Το σύστημα ζητά από τον χρήστη να καταχωρήσει τον παραλήπτη των πόντων που θα αποστείλει </w:t>
-      </w:r>
-      <w:r>
-        <w:t>(“</w:t>
-      </w:r>
-      <w:r>
-        <w:rPr>
-          <w:lang w:val="en-US"/>
-        </w:rPr>
-        <w:t>TO</w:t>
-      </w:r>
-      <w:r>
-        <w:t xml:space="preserve">”) </w:t>
-      </w:r>
-      <w:r>
-        <w:t>και το ποσό των πόντων (</w:t>
-      </w:r>
-      <w:r>
-        <w:t>“</w:t>
-      </w:r>
-      <w:r>
-        <w:rPr>
-          <w:lang w:val="en-US"/>
-        </w:rPr>
-        <w:t>POINTS</w:t>
-      </w:r>
-      <w:r>
-        <w:t>”).</w:t>
-      </w:r>
+        <w:rPr>
+          <w:b/>
+          <w:bCs/>
+          <w:u w:val="single"/>
+        </w:rPr>
+      </w:pPr>
     </w:p>
     <w:p>
       <w:pPr>
         <w:ind w:firstLine="720"/>
-      </w:pPr>
-      <w:r>
-        <w:t>3.α.3</w:t>
-      </w:r>
-      <w:r>
-        <w:t xml:space="preserve"> Το σύστημα αφαιρεί τους πόντους από τον αποστολέα, τους προσθέτει στον παραλήπτη</w:t>
-      </w:r>
-      <w:r>
-        <w:t>.</w:t>
-      </w:r>
+        <w:rPr>
+          <w:b/>
+          <w:bCs/>
+          <w:u w:val="single"/>
+        </w:rPr>
+      </w:pPr>
     </w:p>
     <w:p>
       <w:pPr>
         <w:ind w:firstLine="720"/>
-      </w:pPr>
-      <w:r>
-        <w:t>3.α.4 Η περίπτωση χρήσης επιστρέφει στο βήμα 2</w:t>
-      </w:r>
-      <w:r>
-        <w:t xml:space="preserve"> της βασικής ροής.</w:t>
-      </w:r>
+        <w:rPr>
+          <w:b/>
+          <w:bCs/>
+          <w:u w:val="single"/>
+        </w:rPr>
+      </w:pPr>
     </w:p>
     <w:p>
       <w:pPr>
         <w:ind w:firstLine="720"/>
+        <w:rPr>
+          <w:b/>
+          <w:bCs/>
+          <w:u w:val="single"/>
+        </w:rPr>
       </w:pPr>
     </w:p>
     <w:p>
       <w:pPr>
         <w:ind w:firstLine="720"/>
-      </w:pPr>
-    </w:p>
-    <w:p>
-      <w:pPr>
-        <w:rPr>
-          <w:lang w:val="en-US"/>
+        <w:rPr>
+          <w:b/>
+          <w:bCs/>
+          <w:u w:val="single"/>
         </w:rPr>
       </w:pPr>
     </w:p>
     <w:p>
       <w:pPr>
         <w:ind w:firstLine="720"/>
-        <w:rPr>
-          <w:lang w:val="en-US"/>
-        </w:rPr>
       </w:pPr>
     </w:p>
     <w:p>
@@ -2143,6 +2085,7 @@
           <w:szCs w:val="30"/>
           <w:lang w:val="en-US"/>
         </w:rPr>
+        <w:lastRenderedPageBreak/>
         <w:t xml:space="preserve">Use Case 11: </w:t>
       </w:r>
       <w:r>
@@ -2236,15 +2179,7 @@
           <w:bCs/>
           <w:u w:val="single"/>
         </w:rPr>
-        <w:t xml:space="preserve"> &lt;&lt;</w:t>
-      </w:r>
-      <w:r>
-        <w:rPr>
-          <w:b/>
-          <w:bCs/>
-          <w:u w:val="single"/>
-        </w:rPr>
-        <w:t>Καταχώρηση Αγγελίας για Εύρεση Συγκατοίκου</w:t>
+        <w:t xml:space="preserve"> &lt;&lt;Καταχώρηση Αγγελίας για Εύρεση Συγκατοίκου</w:t>
       </w:r>
       <w:r>
         <w:rPr>
@@ -2285,6 +2220,14 @@
           <w:u w:val="single"/>
         </w:rPr>
         <w:t>ιτήσεων</w:t>
+      </w:r>
+      <w:r>
+        <w:rPr>
+          <w:b/>
+          <w:bCs/>
+          <w:u w:val="single"/>
+        </w:rPr>
+        <w:t>&gt;</w:t>
       </w:r>
       <w:r>
         <w:rPr>
@@ -2312,10 +2255,7 @@
         </w:numPr>
       </w:pPr>
       <w:r>
-        <w:t xml:space="preserve">Ο χρήστης </w:t>
-      </w:r>
-      <w:r>
-        <w:t xml:space="preserve">επιλέγει την ενότητα </w:t>
+        <w:t xml:space="preserve">Ο χρήστης επιλέγει την ενότητα </w:t>
       </w:r>
       <w:r>
         <w:t>“</w:t>
@@ -2690,10 +2630,7 @@
         </w:numPr>
       </w:pPr>
       <w:r>
-        <w:t xml:space="preserve">Το σύστημα </w:t>
-      </w:r>
-      <w:r>
-        <w:t>διαπιστώνει ότι υπάρχουν κενά πεδία.</w:t>
+        <w:t>Το σύστημα διαπιστώνει ότι υπάρχουν κενά πεδία.</w:t>
       </w:r>
     </w:p>
     <w:p>
@@ -2738,7 +2675,13 @@
         </w:numPr>
       </w:pPr>
       <w:r>
-        <w:t>Η περίπτωση χρήσης συνεχίζεται από το βήμα 5 της βασικής ροής.</w:t>
+        <w:t xml:space="preserve">Η περίπτωση χρήσης συνεχίζεται από το βήμα </w:t>
+      </w:r>
+      <w:r>
+        <w:t>4</w:t>
+      </w:r>
+      <w:r>
+        <w:t xml:space="preserve"> της βασικής ροής.</w:t>
       </w:r>
     </w:p>
     <w:p>
@@ -2801,7 +2744,7 @@
         </w:rPr>
       </w:pPr>
       <w:r>
-        <w:t>Το σύστημα τον επαναφέρει τον χρήστη στη φόρμα συμπλήρωσης στοιχείων.</w:t>
+        <w:t>Το σύστημα επαναφέρει τον χρήστη στη φόρμα συμπλήρωσης στοιχείων.</w:t>
       </w:r>
     </w:p>
     <w:p>
@@ -2818,24 +2761,29 @@
         </w:rPr>
       </w:pPr>
       <w:r>
-        <w:t>Η περίπτωση χρήσης συνεχίζεται από το βήμα 5 της βασικής ροής.</w:t>
-      </w:r>
-    </w:p>
-    <w:p>
-      <w:pPr>
-        <w:rPr>
-          <w:b/>
-          <w:bCs/>
-          <w:u w:val="single"/>
-        </w:rPr>
-      </w:pPr>
-      <w:r>
-        <w:rPr>
-          <w:b/>
-          <w:bCs/>
-          <w:u w:val="single"/>
-        </w:rPr>
-        <w:lastRenderedPageBreak/>
+        <w:t xml:space="preserve">Η περίπτωση χρήσης συνεχίζεται από το βήμα </w:t>
+      </w:r>
+      <w:r>
+        <w:t>4</w:t>
+      </w:r>
+      <w:r>
+        <w:t xml:space="preserve"> της βασικής ροής.</w:t>
+      </w:r>
+    </w:p>
+    <w:p>
+      <w:pPr>
+        <w:rPr>
+          <w:b/>
+          <w:bCs/>
+          <w:u w:val="single"/>
+        </w:rPr>
+      </w:pPr>
+      <w:r>
+        <w:rPr>
+          <w:b/>
+          <w:bCs/>
+          <w:u w:val="single"/>
+        </w:rPr>
         <w:t xml:space="preserve">Εναλλακτική Ροή </w:t>
       </w:r>
       <w:r>
@@ -2942,7 +2890,6 @@
         <w:t>Το σύστημα ακυρώνει την αίτηση και την αφαιρεί από τη λίστα.</w:t>
       </w:r>
     </w:p>
-    <w:p/>
     <w:p>
       <w:pPr>
         <w:rPr>
@@ -2965,84 +2912,15 @@
           <w:bCs/>
           <w:u w:val="single"/>
         </w:rPr>
-        <w:t>3</w:t>
-      </w:r>
-      <w:r>
-        <w:rPr>
-          <w:b/>
-          <w:bCs/>
-          <w:u w:val="single"/>
-        </w:rPr>
-        <w:t>.1</w:t>
-      </w:r>
-      <w:r>
-        <w:rPr>
-          <w:b/>
-          <w:bCs/>
-          <w:u w:val="single"/>
-        </w:rPr>
-        <w:t>:</w:t>
-      </w:r>
-    </w:p>
-    <w:p>
-      <w:pPr>
-        <w:pStyle w:val="a6"/>
-        <w:numPr>
-          <w:ilvl w:val="0"/>
-          <w:numId w:val="16"/>
-        </w:numPr>
-      </w:pPr>
-      <w:r>
-        <w:t xml:space="preserve"> Ο χρήστης δεν επιλέγει "CANCEL APPLICATION".</w:t>
-      </w:r>
-    </w:p>
-    <w:p>
-      <w:pPr>
-        <w:pStyle w:val="a6"/>
-        <w:numPr>
-          <w:ilvl w:val="0"/>
-          <w:numId w:val="16"/>
-        </w:numPr>
-      </w:pPr>
-      <w:r>
-        <w:t xml:space="preserve"> </w:t>
-      </w:r>
-      <w:r>
-        <w:t>Η περίπτωση χρήσης τερματίζεται.</w:t>
-      </w:r>
-    </w:p>
-    <w:p/>
-    <w:p>
-      <w:pPr>
-        <w:rPr>
-          <w:b/>
-          <w:bCs/>
-          <w:u w:val="single"/>
-        </w:rPr>
-      </w:pPr>
-      <w:r>
-        <w:rPr>
-          <w:b/>
-          <w:bCs/>
-          <w:u w:val="single"/>
-        </w:rPr>
-        <w:t xml:space="preserve">Εναλλακτική Ροή </w:t>
-      </w:r>
-      <w:r>
-        <w:rPr>
-          <w:b/>
-          <w:bCs/>
-          <w:u w:val="single"/>
-        </w:rPr>
-        <w:t>3</w:t>
-      </w:r>
-      <w:r>
-        <w:rPr>
-          <w:b/>
-          <w:bCs/>
-          <w:u w:val="single"/>
-        </w:rPr>
-        <w:t>.2</w:t>
+        <w:t>3.</w:t>
+      </w:r>
+      <w:r>
+        <w:rPr>
+          <w:b/>
+          <w:bCs/>
+          <w:u w:val="single"/>
+        </w:rPr>
+        <w:t>1</w:t>
       </w:r>
       <w:r>
         <w:rPr>
@@ -3062,7 +2940,25 @@
         </w:numPr>
       </w:pPr>
       <w:r>
-        <w:t>Το σύστημα διακρίνει ότι είναι "ACCEPTED".</w:t>
+        <w:t>Το σύστημα διακρίνει ότι είναι "ACCEPTED"</w:t>
+      </w:r>
+      <w:r>
+        <w:t xml:space="preserve"> ή </w:t>
+      </w:r>
+      <w:r>
+        <w:t>“</w:t>
+      </w:r>
+      <w:r>
+        <w:rPr>
+          <w:lang w:val="en-US"/>
+        </w:rPr>
+        <w:t>DECLINED</w:t>
+      </w:r>
+      <w:r>
+        <w:t>”</w:t>
+      </w:r>
+      <w:r>
+        <w:t>.</w:t>
       </w:r>
     </w:p>
     <w:p>
@@ -3074,7 +2970,13 @@
         </w:numPr>
       </w:pPr>
       <w:r>
-        <w:t>Ο χρήστης βλέπει το μήνυμα αποδοχής της αίτησης του.</w:t>
+        <w:t xml:space="preserve">Ο χρήστης βλέπει το </w:t>
+      </w:r>
+      <w:r>
+        <w:t>ανάλογο μήνυμα</w:t>
+      </w:r>
+      <w:r>
+        <w:t xml:space="preserve"> της αίτησης του.</w:t>
       </w:r>
     </w:p>
     <w:p>
@@ -3086,85 +2988,13 @@
         </w:numPr>
       </w:pPr>
       <w:r>
-        <w:t>Η περίπτωση χρήσης τερματίζεται.</w:t>
-      </w:r>
-    </w:p>
-    <w:p/>
-    <w:p>
-      <w:pPr>
-        <w:rPr>
-          <w:b/>
-          <w:bCs/>
-          <w:u w:val="single"/>
-        </w:rPr>
-      </w:pPr>
-      <w:r>
-        <w:rPr>
-          <w:b/>
-          <w:bCs/>
-          <w:u w:val="single"/>
-        </w:rPr>
-        <w:t xml:space="preserve">Εναλλακτική Ροή </w:t>
-      </w:r>
-      <w:r>
-        <w:rPr>
-          <w:b/>
-          <w:bCs/>
-          <w:u w:val="single"/>
-        </w:rPr>
-        <w:t>3</w:t>
-      </w:r>
-      <w:r>
-        <w:rPr>
-          <w:b/>
-          <w:bCs/>
-          <w:u w:val="single"/>
-        </w:rPr>
-        <w:t>.3</w:t>
-      </w:r>
-      <w:r>
-        <w:rPr>
-          <w:b/>
-          <w:bCs/>
-          <w:u w:val="single"/>
-        </w:rPr>
-        <w:t>:</w:t>
-      </w:r>
-    </w:p>
-    <w:p>
-      <w:pPr>
-        <w:pStyle w:val="a6"/>
-        <w:numPr>
-          <w:ilvl w:val="0"/>
-          <w:numId w:val="18"/>
-        </w:numPr>
-      </w:pPr>
-      <w:r>
-        <w:t>Το σύστημα διακρίνει ότι είναι "DECLINED".</w:t>
-      </w:r>
-    </w:p>
-    <w:p>
-      <w:pPr>
-        <w:pStyle w:val="a6"/>
-        <w:numPr>
-          <w:ilvl w:val="0"/>
-          <w:numId w:val="18"/>
-        </w:numPr>
-      </w:pPr>
-      <w:r>
-        <w:t>Ο χρήστης βλέπει το μήνυμα απόρριψης της αίτησης του.</w:t>
-      </w:r>
-    </w:p>
-    <w:p>
-      <w:pPr>
-        <w:pStyle w:val="a6"/>
-        <w:numPr>
-          <w:ilvl w:val="0"/>
-          <w:numId w:val="18"/>
-        </w:numPr>
-      </w:pPr>
-      <w:r>
-        <w:t>Η περίπτωση χρήσης τερματίζεται.</w:t>
+        <w:t xml:space="preserve">Η περίπτωση χρήσης </w:t>
+      </w:r>
+      <w:r>
+        <w:t>συνεχίζεται στο βήμα 2 της βασικής ροής</w:t>
+      </w:r>
+      <w:r>
+        <w:t>.</w:t>
       </w:r>
     </w:p>
     <w:p/>
@@ -5511,6 +5341,7 @@
   <w:style w:type="character" w:default="1" w:styleId="a0">
     <w:name w:val="Default Paragraph Font"/>
     <w:uiPriority w:val="1"/>
+    <w:semiHidden/>
     <w:unhideWhenUsed/>
   </w:style>
   <w:style w:type="table" w:default="1" w:styleId="a1">
